--- a/marathon_paper_report_v2.docx
+++ b/marathon_paper_report_v2.docx
@@ -6,10 +6,13 @@
       <w:pPr>
         <w:spacing w:after="200"/>
         <w:jc w:val="center"/>
-      </w:pPr>
-      <w:r>
-        <w:rPr>
-          <w:rFonts w:ascii="Times New Roman" w:hAnsi="Times New Roman" w:eastAsia="黑体"/>
+        <w:rPr>
+          <w:rFonts w:hint="eastAsia" w:ascii="宋体" w:hAnsi="宋体" w:eastAsia="宋体" w:cs="宋体"/>
+        </w:rPr>
+      </w:pPr>
+      <w:r>
+        <w:rPr>
+          <w:rFonts w:hint="eastAsia" w:ascii="宋体" w:hAnsi="宋体" w:eastAsia="宋体" w:cs="宋体"/>
           <w:b/>
           <w:sz w:val="32"/>
         </w:rPr>
@@ -21,10 +24,15 @@
         <w:spacing w:line="360" w:lineRule="auto"/>
         <w:ind w:firstLine="420"/>
         <w:jc w:val="both"/>
-      </w:pPr>
-      <w:r>
-        <w:rPr>
-          <w:rFonts w:ascii="Times New Roman" w:hAnsi="Times New Roman" w:eastAsia="仿宋"/>
+        <w:rPr>
+          <w:rFonts w:hint="eastAsia" w:ascii="宋体" w:hAnsi="宋体" w:eastAsia="宋体" w:cs="宋体"/>
+          <w:b w:val="0"/>
+          <w:sz w:val="24"/>
+        </w:rPr>
+      </w:pPr>
+      <w:r>
+        <w:rPr>
+          <w:rFonts w:hint="eastAsia" w:ascii="宋体" w:hAnsi="宋体" w:eastAsia="宋体" w:cs="宋体"/>
           <w:b w:val="0"/>
           <w:sz w:val="24"/>
         </w:rPr>
@@ -33,11 +41,135 @@
     </w:p>
     <w:p>
       <w:pPr>
+        <w:keepNext w:val="0"/>
+        <w:keepLines w:val="0"/>
+        <w:widowControl/>
+        <w:suppressLineNumbers w:val="0"/>
+        <w:shd w:val="clear" w:fill="FFFFFF"/>
+        <w:spacing w:line="190" w:lineRule="atLeast"/>
+        <w:jc w:val="left"/>
+        <w:rPr>
+          <w:rFonts w:hint="default" w:ascii="宋体" w:hAnsi="宋体" w:eastAsia="宋体" w:cs="宋体"/>
+          <w:b w:val="0"/>
+          <w:sz w:val="24"/>
+          <w:lang w:val="en-US" w:eastAsia="zh-CN"/>
+        </w:rPr>
+      </w:pPr>
+      <w:r>
+        <w:rPr>
+          <w:rFonts w:hint="eastAsia" w:ascii="宋体" w:hAnsi="宋体" w:eastAsia="宋体" w:cs="宋体"/>
+          <w:b w:val="0"/>
+          <w:sz w:val="24"/>
+          <w:lang w:val="en-US" w:eastAsia="zh-CN"/>
+        </w:rPr>
+        <w:t>项目</w:t>
+      </w:r>
+      <w:bookmarkStart w:id="0" w:name="_GoBack"/>
+      <w:bookmarkEnd w:id="0"/>
+      <w:r>
+        <w:rPr>
+          <w:rFonts w:hint="eastAsia" w:ascii="宋体" w:hAnsi="宋体" w:eastAsia="宋体" w:cs="宋体"/>
+          <w:b w:val="0"/>
+          <w:sz w:val="24"/>
+          <w:lang w:val="en-US" w:eastAsia="zh-CN"/>
+        </w:rPr>
+        <w:t>仓库</w:t>
+      </w:r>
+      <w:r>
+        <w:rPr>
+          <w:rFonts w:hint="default" w:ascii="Consolas" w:hAnsi="Consolas" w:eastAsia="Consolas" w:cs="Consolas"/>
+          <w:b w:val="0"/>
+          <w:bCs w:val="0"/>
+          <w:color w:val="000000"/>
+          <w:kern w:val="0"/>
+          <w:sz w:val="21"/>
+          <w:szCs w:val="21"/>
+          <w:shd w:val="clear" w:fill="FFFFFF"/>
+          <w:lang w:val="en-US" w:eastAsia="zh-CN" w:bidi="ar"/>
+        </w:rPr>
+        <w:fldChar w:fldCharType="begin"/>
+      </w:r>
+      <w:r>
+        <w:rPr>
+          <w:rFonts w:hint="default" w:ascii="Consolas" w:hAnsi="Consolas" w:eastAsia="Consolas" w:cs="Consolas"/>
+          <w:b w:val="0"/>
+          <w:bCs w:val="0"/>
+          <w:color w:val="000000"/>
+          <w:kern w:val="0"/>
+          <w:sz w:val="21"/>
+          <w:szCs w:val="21"/>
+          <w:shd w:val="clear" w:fill="FFFFFF"/>
+          <w:lang w:val="en-US" w:eastAsia="zh-CN" w:bidi="ar"/>
+        </w:rPr>
+        <w:instrText xml:space="preserve"> HYPERLINK "https://github.com/Ljy220058/marathon_assistant.git" </w:instrText>
+      </w:r>
+      <w:r>
+        <w:rPr>
+          <w:rFonts w:hint="default" w:ascii="Consolas" w:hAnsi="Consolas" w:eastAsia="Consolas" w:cs="Consolas"/>
+          <w:b w:val="0"/>
+          <w:bCs w:val="0"/>
+          <w:color w:val="000000"/>
+          <w:kern w:val="0"/>
+          <w:sz w:val="21"/>
+          <w:szCs w:val="21"/>
+          <w:shd w:val="clear" w:fill="FFFFFF"/>
+          <w:lang w:val="en-US" w:eastAsia="zh-CN" w:bidi="ar"/>
+        </w:rPr>
+        <w:fldChar w:fldCharType="separate"/>
+      </w:r>
+      <w:r>
+        <w:rPr>
+          <w:rStyle w:val="135"/>
+          <w:rFonts w:hint="default" w:ascii="Consolas" w:hAnsi="Consolas" w:eastAsia="Consolas" w:cs="Consolas"/>
+          <w:b w:val="0"/>
+          <w:bCs w:val="0"/>
+          <w:kern w:val="0"/>
+          <w:sz w:val="21"/>
+          <w:szCs w:val="21"/>
+          <w:shd w:val="clear" w:fill="FFFFFF"/>
+          <w:lang w:val="en-US" w:eastAsia="zh-CN" w:bidi="ar"/>
+        </w:rPr>
+        <w:t>https://github.com/Ljy220058/marathon_assistant.git</w:t>
+      </w:r>
+      <w:r>
+        <w:rPr>
+          <w:rFonts w:hint="default" w:ascii="Consolas" w:hAnsi="Consolas" w:eastAsia="Consolas" w:cs="Consolas"/>
+          <w:b w:val="0"/>
+          <w:bCs w:val="0"/>
+          <w:color w:val="000000"/>
+          <w:kern w:val="0"/>
+          <w:sz w:val="21"/>
+          <w:szCs w:val="21"/>
+          <w:shd w:val="clear" w:fill="FFFFFF"/>
+          <w:lang w:val="en-US" w:eastAsia="zh-CN" w:bidi="ar"/>
+        </w:rPr>
+        <w:fldChar w:fldCharType="end"/>
+      </w:r>
+      <w:r>
+        <w:rPr>
+          <w:rFonts w:hint="eastAsia" w:ascii="Consolas" w:hAnsi="Consolas" w:eastAsia="Consolas" w:cs="Consolas"/>
+          <w:b w:val="0"/>
+          <w:bCs w:val="0"/>
+          <w:color w:val="000000"/>
+          <w:kern w:val="0"/>
+          <w:sz w:val="21"/>
+          <w:szCs w:val="21"/>
+          <w:shd w:val="clear" w:fill="FFFFFF"/>
+          <w:lang w:val="en-US" w:eastAsia="zh-CN" w:bidi="ar"/>
+        </w:rPr>
+        <w:t xml:space="preserve"> </w:t>
+      </w:r>
+    </w:p>
+    <w:p>
+      <w:pPr>
         <w:spacing w:before="200" w:after="80"/>
-      </w:pPr>
-      <w:r>
-        <w:rPr>
-          <w:rFonts w:ascii="Times New Roman" w:hAnsi="Times New Roman" w:eastAsia="黑体"/>
+        <w:rPr>
+          <w:rFonts w:hint="eastAsia" w:ascii="宋体" w:hAnsi="宋体" w:eastAsia="宋体" w:cs="宋体"/>
+        </w:rPr>
+      </w:pPr>
+      <w:r>
+        <w:rPr>
+          <w:rFonts w:hint="eastAsia" w:ascii="宋体" w:hAnsi="宋体" w:eastAsia="宋体" w:cs="宋体"/>
           <w:b/>
           <w:sz w:val="24"/>
         </w:rPr>
@@ -47,10 +179,13 @@
     <w:p>
       <w:pPr>
         <w:spacing w:before="160" w:after="40"/>
-      </w:pPr>
-      <w:r>
-        <w:rPr>
-          <w:rFonts w:ascii="Times New Roman" w:hAnsi="Times New Roman" w:eastAsia="宋体"/>
+        <w:rPr>
+          <w:rFonts w:hint="eastAsia" w:ascii="宋体" w:hAnsi="宋体" w:eastAsia="宋体" w:cs="宋体"/>
+        </w:rPr>
+      </w:pPr>
+      <w:r>
+        <w:rPr>
+          <w:rFonts w:hint="eastAsia" w:ascii="宋体" w:hAnsi="宋体" w:eastAsia="宋体" w:cs="宋体"/>
           <w:b/>
           <w:sz w:val="24"/>
         </w:rPr>
@@ -62,24 +197,17 @@
         <w:spacing w:line="360" w:lineRule="auto"/>
         <w:ind w:firstLine="420"/>
         <w:jc w:val="both"/>
-      </w:pPr>
-      <w:r>
-        <w:rPr>
-          <w:rFonts w:ascii="Times New Roman" w:hAnsi="Times New Roman" w:eastAsia="仿宋"/>
+        <w:rPr>
+          <w:rFonts w:hint="eastAsia" w:ascii="宋体" w:hAnsi="宋体" w:eastAsia="宋体" w:cs="宋体"/>
+        </w:rPr>
+      </w:pPr>
+      <w:r>
+        <w:rPr>
+          <w:rFonts w:hint="eastAsia" w:ascii="宋体" w:hAnsi="宋体" w:eastAsia="宋体" w:cs="宋体"/>
           <w:b w:val="0"/>
           <w:sz w:val="24"/>
         </w:rPr>
-        <w:t>马拉松训练是一类典型的“强专业知识 + 强个体差异 + 强安全约束”场景。业余跑者常见的问题并不是缺少训练内容，而是难以把零散知识整合成可执行、可跟踪、可解释的训练方案。例如，跑者往往同时关心周计划如何安排、伤病出现后是否需要调整、比赛前如何进行营养补给，以及这些建议是否真正有文献或知识库证据支撑。传统搜索引擎只能返回碎片</w:t>
-      </w:r>
-      <w:bookmarkStart w:id="0" w:name="_GoBack"/>
-      <w:bookmarkEnd w:id="0"/>
-      <w:r>
-        <w:rPr>
-          <w:rFonts w:ascii="Times New Roman" w:hAnsi="Times New Roman" w:eastAsia="仿宋"/>
-          <w:b w:val="0"/>
-          <w:sz w:val="24"/>
-        </w:rPr>
-        <w:t>化结果，通用聊天机器人又容易给出缺乏领域约束的答案，甚至在安全性和引用真实性方面存在明显风险。</w:t>
+        <w:t>马拉松训练是一类典型的“强专业知识 + 强个体差异 + 强安全约束”场景。业余跑者常见的问题并不是缺少训练内容，而是难以把零散知识整合成可执行、可跟踪、可解释的训练方案。例如，跑者往往同时关心周计划如何安排、伤病出现后是否需要调整、比赛前如何进行营养补给，以及这些建议是否真正有文献或知识库证据支撑。传统搜索引擎只能返回碎片化结果，通用聊天机器人又容易给出缺乏领域约束的答案，甚至在安全性和引用真实性方面存在明显风险。</w:t>
       </w:r>
     </w:p>
     <w:p>
@@ -87,10 +215,13 @@
         <w:spacing w:line="360" w:lineRule="auto"/>
         <w:ind w:firstLine="420"/>
         <w:jc w:val="both"/>
-      </w:pPr>
-      <w:r>
-        <w:rPr>
-          <w:rFonts w:ascii="Times New Roman" w:hAnsi="Times New Roman" w:eastAsia="仿宋"/>
+        <w:rPr>
+          <w:rFonts w:hint="eastAsia" w:ascii="宋体" w:hAnsi="宋体" w:eastAsia="宋体" w:cs="宋体"/>
+        </w:rPr>
+      </w:pPr>
+      <w:r>
+        <w:rPr>
+          <w:rFonts w:hint="eastAsia" w:ascii="宋体" w:hAnsi="宋体" w:eastAsia="宋体" w:cs="宋体"/>
           <w:b w:val="0"/>
           <w:sz w:val="24"/>
         </w:rPr>
@@ -100,10 +231,13 @@
     <w:p>
       <w:pPr>
         <w:spacing w:before="160" w:after="40"/>
-      </w:pPr>
-      <w:r>
-        <w:rPr>
-          <w:rFonts w:ascii="Times New Roman" w:hAnsi="Times New Roman" w:eastAsia="宋体"/>
+        <w:rPr>
+          <w:rFonts w:hint="eastAsia" w:ascii="宋体" w:hAnsi="宋体" w:eastAsia="宋体" w:cs="宋体"/>
+        </w:rPr>
+      </w:pPr>
+      <w:r>
+        <w:rPr>
+          <w:rFonts w:hint="eastAsia" w:ascii="宋体" w:hAnsi="宋体" w:eastAsia="宋体" w:cs="宋体"/>
           <w:b/>
           <w:sz w:val="24"/>
         </w:rPr>
@@ -115,10 +249,13 @@
         <w:spacing w:line="360" w:lineRule="auto"/>
         <w:ind w:firstLine="420"/>
         <w:jc w:val="both"/>
-      </w:pPr>
-      <w:r>
-        <w:rPr>
-          <w:rFonts w:ascii="Times New Roman" w:hAnsi="Times New Roman" w:eastAsia="仿宋"/>
+        <w:rPr>
+          <w:rFonts w:hint="eastAsia" w:ascii="宋体" w:hAnsi="宋体" w:eastAsia="宋体" w:cs="宋体"/>
+        </w:rPr>
+      </w:pPr>
+      <w:r>
+        <w:rPr>
+          <w:rFonts w:hint="eastAsia" w:ascii="宋体" w:hAnsi="宋体" w:eastAsia="宋体" w:cs="宋体"/>
           <w:b w:val="0"/>
           <w:sz w:val="24"/>
         </w:rPr>
@@ -130,10 +267,13 @@
         <w:spacing w:line="360" w:lineRule="auto"/>
         <w:ind w:firstLine="420"/>
         <w:jc w:val="both"/>
-      </w:pPr>
-      <w:r>
-        <w:rPr>
-          <w:rFonts w:ascii="Times New Roman" w:hAnsi="Times New Roman" w:eastAsia="仿宋"/>
+        <w:rPr>
+          <w:rFonts w:hint="eastAsia" w:ascii="宋体" w:hAnsi="宋体" w:eastAsia="宋体" w:cs="宋体"/>
+        </w:rPr>
+      </w:pPr>
+      <w:r>
+        <w:rPr>
+          <w:rFonts w:hint="eastAsia" w:ascii="宋体" w:hAnsi="宋体" w:eastAsia="宋体" w:cs="宋体"/>
           <w:b w:val="0"/>
           <w:sz w:val="24"/>
         </w:rPr>
@@ -143,10 +283,13 @@
     <w:p>
       <w:pPr>
         <w:spacing w:before="160" w:after="40"/>
-      </w:pPr>
-      <w:r>
-        <w:rPr>
-          <w:rFonts w:ascii="Times New Roman" w:hAnsi="Times New Roman" w:eastAsia="宋体"/>
+        <w:rPr>
+          <w:rFonts w:hint="eastAsia" w:ascii="宋体" w:hAnsi="宋体" w:eastAsia="宋体" w:cs="宋体"/>
+        </w:rPr>
+      </w:pPr>
+      <w:r>
+        <w:rPr>
+          <w:rFonts w:hint="eastAsia" w:ascii="宋体" w:hAnsi="宋体" w:eastAsia="宋体" w:cs="宋体"/>
           <w:b/>
           <w:sz w:val="24"/>
         </w:rPr>
@@ -159,7 +302,7 @@
         <w:ind w:firstLine="420"/>
         <w:jc w:val="both"/>
         <w:rPr>
-          <w:rFonts w:hint="default" w:ascii="Times New Roman" w:hAnsi="Times New Roman" w:eastAsia="仿宋"/>
+          <w:rFonts w:hint="eastAsia" w:ascii="宋体" w:hAnsi="宋体" w:eastAsia="宋体" w:cs="宋体"/>
           <w:b w:val="0"/>
           <w:sz w:val="24"/>
           <w:lang w:val="en-US" w:eastAsia="zh-CN"/>
@@ -167,7 +310,7 @@
       </w:pPr>
       <w:r>
         <w:rPr>
-          <w:rFonts w:hint="eastAsia" w:ascii="Times New Roman" w:hAnsi="Times New Roman" w:eastAsia="仿宋"/>
+          <w:rFonts w:hint="eastAsia" w:ascii="宋体" w:hAnsi="宋体" w:eastAsia="宋体" w:cs="宋体"/>
           <w:b w:val="0"/>
           <w:sz w:val="24"/>
           <w:lang w:val="en-US" w:eastAsia="zh-CN"/>
@@ -178,10 +321,13 @@
     <w:p>
       <w:pPr>
         <w:spacing w:before="200" w:after="80"/>
-      </w:pPr>
-      <w:r>
-        <w:rPr>
-          <w:rFonts w:ascii="Times New Roman" w:hAnsi="Times New Roman" w:eastAsia="黑体"/>
+        <w:rPr>
+          <w:rFonts w:hint="eastAsia" w:ascii="宋体" w:hAnsi="宋体" w:eastAsia="宋体" w:cs="宋体"/>
+        </w:rPr>
+      </w:pPr>
+      <w:r>
+        <w:rPr>
+          <w:rFonts w:hint="eastAsia" w:ascii="宋体" w:hAnsi="宋体" w:eastAsia="宋体" w:cs="宋体"/>
           <w:b/>
           <w:sz w:val="24"/>
         </w:rPr>
@@ -191,10 +337,13 @@
     <w:p>
       <w:pPr>
         <w:spacing w:before="160" w:after="40"/>
-      </w:pPr>
-      <w:r>
-        <w:rPr>
-          <w:rFonts w:ascii="Times New Roman" w:hAnsi="Times New Roman" w:eastAsia="宋体"/>
+        <w:rPr>
+          <w:rFonts w:hint="eastAsia" w:ascii="宋体" w:hAnsi="宋体" w:eastAsia="宋体" w:cs="宋体"/>
+        </w:rPr>
+      </w:pPr>
+      <w:r>
+        <w:rPr>
+          <w:rFonts w:hint="eastAsia" w:ascii="宋体" w:hAnsi="宋体" w:eastAsia="宋体" w:cs="宋体"/>
           <w:b/>
           <w:sz w:val="24"/>
         </w:rPr>
@@ -206,10 +355,13 @@
         <w:spacing w:line="360" w:lineRule="auto"/>
         <w:ind w:firstLine="420"/>
         <w:jc w:val="both"/>
-      </w:pPr>
-      <w:r>
-        <w:rPr>
-          <w:rFonts w:ascii="Times New Roman" w:hAnsi="Times New Roman" w:eastAsia="仿宋"/>
+        <w:rPr>
+          <w:rFonts w:hint="eastAsia" w:ascii="宋体" w:hAnsi="宋体" w:eastAsia="宋体" w:cs="宋体"/>
+        </w:rPr>
+      </w:pPr>
+      <w:r>
+        <w:rPr>
+          <w:rFonts w:hint="eastAsia" w:ascii="宋体" w:hAnsi="宋体" w:eastAsia="宋体" w:cs="宋体"/>
           <w:b w:val="0"/>
           <w:sz w:val="24"/>
         </w:rPr>
@@ -221,10 +373,13 @@
         <w:spacing w:line="360" w:lineRule="auto"/>
         <w:ind w:firstLine="420"/>
         <w:jc w:val="both"/>
-      </w:pPr>
-      <w:r>
-        <w:rPr>
-          <w:rFonts w:ascii="Times New Roman" w:hAnsi="Times New Roman" w:eastAsia="仿宋"/>
+        <w:rPr>
+          <w:rFonts w:hint="eastAsia" w:ascii="宋体" w:hAnsi="宋体" w:eastAsia="宋体" w:cs="宋体"/>
+        </w:rPr>
+      </w:pPr>
+      <w:r>
+        <w:rPr>
+          <w:rFonts w:hint="eastAsia" w:ascii="宋体" w:hAnsi="宋体" w:eastAsia="宋体" w:cs="宋体"/>
           <w:b w:val="0"/>
           <w:sz w:val="24"/>
         </w:rPr>
@@ -234,10 +389,13 @@
     <w:p>
       <w:pPr>
         <w:spacing w:before="160" w:after="40"/>
-      </w:pPr>
-      <w:r>
-        <w:rPr>
-          <w:rFonts w:ascii="Times New Roman" w:hAnsi="Times New Roman" w:eastAsia="宋体"/>
+        <w:rPr>
+          <w:rFonts w:hint="eastAsia" w:ascii="宋体" w:hAnsi="宋体" w:eastAsia="宋体" w:cs="宋体"/>
+        </w:rPr>
+      </w:pPr>
+      <w:r>
+        <w:rPr>
+          <w:rFonts w:hint="eastAsia" w:ascii="宋体" w:hAnsi="宋体" w:eastAsia="宋体" w:cs="宋体"/>
           <w:b/>
           <w:sz w:val="24"/>
         </w:rPr>
@@ -245,7 +403,15 @@
       </w:r>
     </w:p>
     <w:p>
-      <w:r>
+      <w:pPr>
+        <w:rPr>
+          <w:rFonts w:hint="eastAsia" w:ascii="宋体" w:hAnsi="宋体" w:eastAsia="宋体" w:cs="宋体"/>
+        </w:rPr>
+      </w:pPr>
+      <w:r>
+        <w:rPr>
+          <w:rFonts w:hint="eastAsia" w:ascii="宋体" w:hAnsi="宋体" w:eastAsia="宋体" w:cs="宋体"/>
+        </w:rPr>
         <w:drawing>
           <wp:inline distT="0" distB="0" distL="114300" distR="114300">
             <wp:extent cx="5486400" cy="3657600"/>
@@ -286,8 +452,14 @@
       </w:r>
     </w:p>
     <w:p>
-      <w:r>
-        <w:rPr>
+      <w:pPr>
+        <w:rPr>
+          <w:rFonts w:hint="eastAsia" w:ascii="宋体" w:hAnsi="宋体" w:eastAsia="宋体" w:cs="宋体"/>
+        </w:rPr>
+      </w:pPr>
+      <w:r>
+        <w:rPr>
+          <w:rFonts w:hint="eastAsia" w:ascii="宋体" w:hAnsi="宋体" w:eastAsia="宋体" w:cs="宋体"/>
           <w:b/>
         </w:rPr>
         <w:t>图 2-1 马拉松助手多智能体系统架构图</w:t>
@@ -298,10 +470,13 @@
         <w:spacing w:line="360" w:lineRule="auto"/>
         <w:ind w:firstLine="420"/>
         <w:jc w:val="both"/>
-      </w:pPr>
-      <w:r>
-        <w:rPr>
-          <w:rFonts w:ascii="Times New Roman" w:hAnsi="Times New Roman" w:eastAsia="仿宋"/>
+        <w:rPr>
+          <w:rFonts w:hint="eastAsia" w:ascii="宋体" w:hAnsi="宋体" w:eastAsia="宋体" w:cs="宋体"/>
+        </w:rPr>
+      </w:pPr>
+      <w:r>
+        <w:rPr>
+          <w:rFonts w:hint="eastAsia" w:ascii="宋体" w:hAnsi="宋体" w:eastAsia="宋体" w:cs="宋体"/>
           <w:b w:val="0"/>
           <w:sz w:val="24"/>
         </w:rPr>
@@ -313,10 +488,13 @@
         <w:spacing w:line="276" w:lineRule="auto"/>
         <w:ind w:firstLine="0"/>
         <w:jc w:val="left"/>
-      </w:pPr>
-      <w:r>
-        <w:rPr>
-          <w:rFonts w:ascii="Consolas" w:hAnsi="Consolas" w:eastAsia="Consolas"/>
+        <w:rPr>
+          <w:rFonts w:hint="eastAsia" w:ascii="宋体" w:hAnsi="宋体" w:eastAsia="宋体" w:cs="宋体"/>
+        </w:rPr>
+      </w:pPr>
+      <w:r>
+        <w:rPr>
+          <w:rFonts w:hint="eastAsia" w:ascii="宋体" w:hAnsi="宋体" w:eastAsia="宋体" w:cs="宋体"/>
           <w:b w:val="0"/>
           <w:sz w:val="20"/>
         </w:rPr>
@@ -324,7 +502,7 @@
       </w:r>
       <w:r>
         <w:rPr>
-          <w:rFonts w:ascii="Consolas" w:hAnsi="Consolas" w:eastAsia="Consolas"/>
+          <w:rFonts w:hint="eastAsia" w:ascii="宋体" w:hAnsi="宋体" w:eastAsia="宋体" w:cs="宋体"/>
           <w:b w:val="0"/>
           <w:sz w:val="20"/>
         </w:rPr>
@@ -332,7 +510,7 @@
       </w:r>
       <w:r>
         <w:rPr>
-          <w:rFonts w:ascii="Consolas" w:hAnsi="Consolas" w:eastAsia="Consolas"/>
+          <w:rFonts w:hint="eastAsia" w:ascii="宋体" w:hAnsi="宋体" w:eastAsia="宋体" w:cs="宋体"/>
           <w:b w:val="0"/>
           <w:sz w:val="20"/>
         </w:rPr>
@@ -340,7 +518,7 @@
       </w:r>
       <w:r>
         <w:rPr>
-          <w:rFonts w:ascii="Consolas" w:hAnsi="Consolas" w:eastAsia="Consolas"/>
+          <w:rFonts w:hint="eastAsia" w:ascii="宋体" w:hAnsi="宋体" w:eastAsia="宋体" w:cs="宋体"/>
           <w:b w:val="0"/>
           <w:sz w:val="20"/>
         </w:rPr>
@@ -348,7 +526,7 @@
       </w:r>
       <w:r>
         <w:rPr>
-          <w:rFonts w:ascii="Consolas" w:hAnsi="Consolas" w:eastAsia="Consolas"/>
+          <w:rFonts w:hint="eastAsia" w:ascii="宋体" w:hAnsi="宋体" w:eastAsia="宋体" w:cs="宋体"/>
           <w:b w:val="0"/>
           <w:sz w:val="20"/>
         </w:rPr>
@@ -356,7 +534,7 @@
       </w:r>
       <w:r>
         <w:rPr>
-          <w:rFonts w:ascii="Consolas" w:hAnsi="Consolas" w:eastAsia="Consolas"/>
+          <w:rFonts w:hint="eastAsia" w:ascii="宋体" w:hAnsi="宋体" w:eastAsia="宋体" w:cs="宋体"/>
           <w:b w:val="0"/>
           <w:sz w:val="20"/>
         </w:rPr>
@@ -364,7 +542,7 @@
       </w:r>
       <w:r>
         <w:rPr>
-          <w:rFonts w:ascii="Consolas" w:hAnsi="Consolas" w:eastAsia="Consolas"/>
+          <w:rFonts w:hint="eastAsia" w:ascii="宋体" w:hAnsi="宋体" w:eastAsia="宋体" w:cs="宋体"/>
           <w:b w:val="0"/>
           <w:sz w:val="20"/>
         </w:rPr>
@@ -372,7 +550,7 @@
       </w:r>
       <w:r>
         <w:rPr>
-          <w:rFonts w:ascii="Consolas" w:hAnsi="Consolas" w:eastAsia="Consolas"/>
+          <w:rFonts w:hint="eastAsia" w:ascii="宋体" w:hAnsi="宋体" w:eastAsia="宋体" w:cs="宋体"/>
           <w:b w:val="0"/>
           <w:sz w:val="20"/>
         </w:rPr>
@@ -380,7 +558,7 @@
       </w:r>
       <w:r>
         <w:rPr>
-          <w:rFonts w:ascii="Consolas" w:hAnsi="Consolas" w:eastAsia="Consolas"/>
+          <w:rFonts w:hint="eastAsia" w:ascii="宋体" w:hAnsi="宋体" w:eastAsia="宋体" w:cs="宋体"/>
           <w:b w:val="0"/>
           <w:sz w:val="20"/>
         </w:rPr>
@@ -388,7 +566,7 @@
       </w:r>
       <w:r>
         <w:rPr>
-          <w:rFonts w:ascii="Consolas" w:hAnsi="Consolas" w:eastAsia="Consolas"/>
+          <w:rFonts w:hint="eastAsia" w:ascii="宋体" w:hAnsi="宋体" w:eastAsia="宋体" w:cs="宋体"/>
           <w:b w:val="0"/>
           <w:sz w:val="20"/>
         </w:rPr>
@@ -396,7 +574,7 @@
       </w:r>
       <w:r>
         <w:rPr>
-          <w:rFonts w:ascii="Consolas" w:hAnsi="Consolas" w:eastAsia="Consolas"/>
+          <w:rFonts w:hint="eastAsia" w:ascii="宋体" w:hAnsi="宋体" w:eastAsia="宋体" w:cs="宋体"/>
           <w:b w:val="0"/>
           <w:sz w:val="20"/>
         </w:rPr>
@@ -404,7 +582,7 @@
       </w:r>
       <w:r>
         <w:rPr>
-          <w:rFonts w:ascii="Consolas" w:hAnsi="Consolas" w:eastAsia="Consolas"/>
+          <w:rFonts w:hint="eastAsia" w:ascii="宋体" w:hAnsi="宋体" w:eastAsia="宋体" w:cs="宋体"/>
           <w:b w:val="0"/>
           <w:sz w:val="20"/>
         </w:rPr>
@@ -412,7 +590,7 @@
       </w:r>
       <w:r>
         <w:rPr>
-          <w:rFonts w:ascii="Consolas" w:hAnsi="Consolas" w:eastAsia="Consolas"/>
+          <w:rFonts w:hint="eastAsia" w:ascii="宋体" w:hAnsi="宋体" w:eastAsia="宋体" w:cs="宋体"/>
           <w:b w:val="0"/>
           <w:sz w:val="20"/>
         </w:rPr>
@@ -420,7 +598,7 @@
       </w:r>
       <w:r>
         <w:rPr>
-          <w:rFonts w:ascii="Consolas" w:hAnsi="Consolas" w:eastAsia="Consolas"/>
+          <w:rFonts w:hint="eastAsia" w:ascii="宋体" w:hAnsi="宋体" w:eastAsia="宋体" w:cs="宋体"/>
           <w:b w:val="0"/>
           <w:sz w:val="20"/>
         </w:rPr>
@@ -428,7 +606,7 @@
       </w:r>
       <w:r>
         <w:rPr>
-          <w:rFonts w:ascii="Consolas" w:hAnsi="Consolas" w:eastAsia="Consolas"/>
+          <w:rFonts w:hint="eastAsia" w:ascii="宋体" w:hAnsi="宋体" w:eastAsia="宋体" w:cs="宋体"/>
           <w:b w:val="0"/>
           <w:sz w:val="20"/>
         </w:rPr>
@@ -436,7 +614,7 @@
       </w:r>
       <w:r>
         <w:rPr>
-          <w:rFonts w:ascii="Consolas" w:hAnsi="Consolas" w:eastAsia="Consolas"/>
+          <w:rFonts w:hint="eastAsia" w:ascii="宋体" w:hAnsi="宋体" w:eastAsia="宋体" w:cs="宋体"/>
           <w:b w:val="0"/>
           <w:sz w:val="20"/>
         </w:rPr>
@@ -444,7 +622,7 @@
       </w:r>
       <w:r>
         <w:rPr>
-          <w:rFonts w:ascii="Consolas" w:hAnsi="Consolas" w:eastAsia="Consolas"/>
+          <w:rFonts w:hint="eastAsia" w:ascii="宋体" w:hAnsi="宋体" w:eastAsia="宋体" w:cs="宋体"/>
           <w:b w:val="0"/>
           <w:sz w:val="20"/>
         </w:rPr>
@@ -452,7 +630,7 @@
       </w:r>
       <w:r>
         <w:rPr>
-          <w:rFonts w:ascii="Consolas" w:hAnsi="Consolas" w:eastAsia="Consolas"/>
+          <w:rFonts w:hint="eastAsia" w:ascii="宋体" w:hAnsi="宋体" w:eastAsia="宋体" w:cs="宋体"/>
           <w:b w:val="0"/>
           <w:sz w:val="20"/>
         </w:rPr>
@@ -460,7 +638,7 @@
       </w:r>
       <w:r>
         <w:rPr>
-          <w:rFonts w:ascii="Consolas" w:hAnsi="Consolas" w:eastAsia="Consolas"/>
+          <w:rFonts w:hint="eastAsia" w:ascii="宋体" w:hAnsi="宋体" w:eastAsia="宋体" w:cs="宋体"/>
           <w:b w:val="0"/>
           <w:sz w:val="20"/>
         </w:rPr>
@@ -468,7 +646,7 @@
       </w:r>
       <w:r>
         <w:rPr>
-          <w:rFonts w:ascii="Consolas" w:hAnsi="Consolas" w:eastAsia="Consolas"/>
+          <w:rFonts w:hint="eastAsia" w:ascii="宋体" w:hAnsi="宋体" w:eastAsia="宋体" w:cs="宋体"/>
           <w:b w:val="0"/>
           <w:sz w:val="20"/>
         </w:rPr>
@@ -476,7 +654,7 @@
       </w:r>
       <w:r>
         <w:rPr>
-          <w:rFonts w:ascii="Consolas" w:hAnsi="Consolas" w:eastAsia="Consolas"/>
+          <w:rFonts w:hint="eastAsia" w:ascii="宋体" w:hAnsi="宋体" w:eastAsia="宋体" w:cs="宋体"/>
           <w:b w:val="0"/>
           <w:sz w:val="20"/>
         </w:rPr>
@@ -484,7 +662,7 @@
       </w:r>
       <w:r>
         <w:rPr>
-          <w:rFonts w:ascii="Consolas" w:hAnsi="Consolas" w:eastAsia="Consolas"/>
+          <w:rFonts w:hint="eastAsia" w:ascii="宋体" w:hAnsi="宋体" w:eastAsia="宋体" w:cs="宋体"/>
           <w:b w:val="0"/>
           <w:sz w:val="20"/>
         </w:rPr>
@@ -492,7 +670,7 @@
       </w:r>
       <w:r>
         <w:rPr>
-          <w:rFonts w:ascii="Consolas" w:hAnsi="Consolas" w:eastAsia="Consolas"/>
+          <w:rFonts w:hint="eastAsia" w:ascii="宋体" w:hAnsi="宋体" w:eastAsia="宋体" w:cs="宋体"/>
           <w:b w:val="0"/>
           <w:sz w:val="20"/>
         </w:rPr>
@@ -500,7 +678,7 @@
       </w:r>
       <w:r>
         <w:rPr>
-          <w:rFonts w:ascii="Consolas" w:hAnsi="Consolas" w:eastAsia="Consolas"/>
+          <w:rFonts w:hint="eastAsia" w:ascii="宋体" w:hAnsi="宋体" w:eastAsia="宋体" w:cs="宋体"/>
           <w:b w:val="0"/>
           <w:sz w:val="20"/>
         </w:rPr>
@@ -508,7 +686,7 @@
       </w:r>
       <w:r>
         <w:rPr>
-          <w:rFonts w:ascii="Consolas" w:hAnsi="Consolas" w:eastAsia="Consolas"/>
+          <w:rFonts w:hint="eastAsia" w:ascii="宋体" w:hAnsi="宋体" w:eastAsia="宋体" w:cs="宋体"/>
           <w:b w:val="0"/>
           <w:sz w:val="20"/>
         </w:rPr>
@@ -516,7 +694,7 @@
       </w:r>
       <w:r>
         <w:rPr>
-          <w:rFonts w:ascii="Consolas" w:hAnsi="Consolas" w:eastAsia="Consolas"/>
+          <w:rFonts w:hint="eastAsia" w:ascii="宋体" w:hAnsi="宋体" w:eastAsia="宋体" w:cs="宋体"/>
           <w:b w:val="0"/>
           <w:sz w:val="20"/>
         </w:rPr>
@@ -524,7 +702,7 @@
       </w:r>
       <w:r>
         <w:rPr>
-          <w:rFonts w:ascii="Consolas" w:hAnsi="Consolas" w:eastAsia="Consolas"/>
+          <w:rFonts w:hint="eastAsia" w:ascii="宋体" w:hAnsi="宋体" w:eastAsia="宋体" w:cs="宋体"/>
           <w:b w:val="0"/>
           <w:sz w:val="20"/>
         </w:rPr>
@@ -532,7 +710,7 @@
       </w:r>
       <w:r>
         <w:rPr>
-          <w:rFonts w:ascii="Consolas" w:hAnsi="Consolas" w:eastAsia="Consolas"/>
+          <w:rFonts w:hint="eastAsia" w:ascii="宋体" w:hAnsi="宋体" w:eastAsia="宋体" w:cs="宋体"/>
           <w:b w:val="0"/>
           <w:sz w:val="20"/>
         </w:rPr>
@@ -540,7 +718,7 @@
       </w:r>
       <w:r>
         <w:rPr>
-          <w:rFonts w:ascii="Consolas" w:hAnsi="Consolas" w:eastAsia="Consolas"/>
+          <w:rFonts w:hint="eastAsia" w:ascii="宋体" w:hAnsi="宋体" w:eastAsia="宋体" w:cs="宋体"/>
           <w:b w:val="0"/>
           <w:sz w:val="20"/>
         </w:rPr>
@@ -548,7 +726,7 @@
       </w:r>
       <w:r>
         <w:rPr>
-          <w:rFonts w:ascii="Consolas" w:hAnsi="Consolas" w:eastAsia="Consolas"/>
+          <w:rFonts w:hint="eastAsia" w:ascii="宋体" w:hAnsi="宋体" w:eastAsia="宋体" w:cs="宋体"/>
           <w:b w:val="0"/>
           <w:sz w:val="20"/>
         </w:rPr>
@@ -556,7 +734,7 @@
       </w:r>
       <w:r>
         <w:rPr>
-          <w:rFonts w:ascii="Consolas" w:hAnsi="Consolas" w:eastAsia="Consolas"/>
+          <w:rFonts w:hint="eastAsia" w:ascii="宋体" w:hAnsi="宋体" w:eastAsia="宋体" w:cs="宋体"/>
           <w:b w:val="0"/>
           <w:sz w:val="20"/>
         </w:rPr>
@@ -564,7 +742,7 @@
       </w:r>
       <w:r>
         <w:rPr>
-          <w:rFonts w:ascii="Consolas" w:hAnsi="Consolas" w:eastAsia="Consolas"/>
+          <w:rFonts w:hint="eastAsia" w:ascii="宋体" w:hAnsi="宋体" w:eastAsia="宋体" w:cs="宋体"/>
           <w:b w:val="0"/>
           <w:sz w:val="20"/>
         </w:rPr>
@@ -572,7 +750,7 @@
       </w:r>
       <w:r>
         <w:rPr>
-          <w:rFonts w:ascii="Consolas" w:hAnsi="Consolas" w:eastAsia="Consolas"/>
+          <w:rFonts w:hint="eastAsia" w:ascii="宋体" w:hAnsi="宋体" w:eastAsia="宋体" w:cs="宋体"/>
           <w:b w:val="0"/>
           <w:sz w:val="20"/>
         </w:rPr>
@@ -580,7 +758,7 @@
       </w:r>
       <w:r>
         <w:rPr>
-          <w:rFonts w:ascii="Consolas" w:hAnsi="Consolas" w:eastAsia="Consolas"/>
+          <w:rFonts w:hint="eastAsia" w:ascii="宋体" w:hAnsi="宋体" w:eastAsia="宋体" w:cs="宋体"/>
           <w:b w:val="0"/>
           <w:sz w:val="20"/>
         </w:rPr>
@@ -588,7 +766,7 @@
       </w:r>
       <w:r>
         <w:rPr>
-          <w:rFonts w:ascii="Consolas" w:hAnsi="Consolas" w:eastAsia="Consolas"/>
+          <w:rFonts w:hint="eastAsia" w:ascii="宋体" w:hAnsi="宋体" w:eastAsia="宋体" w:cs="宋体"/>
           <w:b w:val="0"/>
           <w:sz w:val="20"/>
         </w:rPr>
@@ -596,7 +774,7 @@
       </w:r>
       <w:r>
         <w:rPr>
-          <w:rFonts w:ascii="Consolas" w:hAnsi="Consolas" w:eastAsia="Consolas"/>
+          <w:rFonts w:hint="eastAsia" w:ascii="宋体" w:hAnsi="宋体" w:eastAsia="宋体" w:cs="宋体"/>
           <w:b w:val="0"/>
           <w:sz w:val="20"/>
         </w:rPr>
@@ -604,7 +782,7 @@
       </w:r>
       <w:r>
         <w:rPr>
-          <w:rFonts w:ascii="Consolas" w:hAnsi="Consolas" w:eastAsia="Consolas"/>
+          <w:rFonts w:hint="eastAsia" w:ascii="宋体" w:hAnsi="宋体" w:eastAsia="宋体" w:cs="宋体"/>
           <w:b w:val="0"/>
           <w:sz w:val="20"/>
         </w:rPr>
@@ -612,7 +790,7 @@
       </w:r>
       <w:r>
         <w:rPr>
-          <w:rFonts w:ascii="Consolas" w:hAnsi="Consolas" w:eastAsia="Consolas"/>
+          <w:rFonts w:hint="eastAsia" w:ascii="宋体" w:hAnsi="宋体" w:eastAsia="宋体" w:cs="宋体"/>
           <w:b w:val="0"/>
           <w:sz w:val="20"/>
         </w:rPr>
@@ -620,7 +798,7 @@
       </w:r>
       <w:r>
         <w:rPr>
-          <w:rFonts w:ascii="Consolas" w:hAnsi="Consolas" w:eastAsia="Consolas"/>
+          <w:rFonts w:hint="eastAsia" w:ascii="宋体" w:hAnsi="宋体" w:eastAsia="宋体" w:cs="宋体"/>
           <w:b w:val="0"/>
           <w:sz w:val="20"/>
         </w:rPr>
@@ -628,7 +806,7 @@
       </w:r>
       <w:r>
         <w:rPr>
-          <w:rFonts w:ascii="Consolas" w:hAnsi="Consolas" w:eastAsia="Consolas"/>
+          <w:rFonts w:hint="eastAsia" w:ascii="宋体" w:hAnsi="宋体" w:eastAsia="宋体" w:cs="宋体"/>
           <w:b w:val="0"/>
           <w:sz w:val="20"/>
         </w:rPr>
@@ -636,7 +814,7 @@
       </w:r>
       <w:r>
         <w:rPr>
-          <w:rFonts w:ascii="Consolas" w:hAnsi="Consolas" w:eastAsia="Consolas"/>
+          <w:rFonts w:hint="eastAsia" w:ascii="宋体" w:hAnsi="宋体" w:eastAsia="宋体" w:cs="宋体"/>
           <w:b w:val="0"/>
           <w:sz w:val="20"/>
         </w:rPr>
@@ -644,7 +822,7 @@
       </w:r>
       <w:r>
         <w:rPr>
-          <w:rFonts w:ascii="Consolas" w:hAnsi="Consolas" w:eastAsia="Consolas"/>
+          <w:rFonts w:hint="eastAsia" w:ascii="宋体" w:hAnsi="宋体" w:eastAsia="宋体" w:cs="宋体"/>
           <w:b w:val="0"/>
           <w:sz w:val="20"/>
         </w:rPr>
@@ -652,7 +830,7 @@
       </w:r>
       <w:r>
         <w:rPr>
-          <w:rFonts w:ascii="Consolas" w:hAnsi="Consolas" w:eastAsia="Consolas"/>
+          <w:rFonts w:hint="eastAsia" w:ascii="宋体" w:hAnsi="宋体" w:eastAsia="宋体" w:cs="宋体"/>
           <w:b w:val="0"/>
           <w:sz w:val="20"/>
         </w:rPr>
@@ -660,7 +838,7 @@
       </w:r>
       <w:r>
         <w:rPr>
-          <w:rFonts w:ascii="Consolas" w:hAnsi="Consolas" w:eastAsia="Consolas"/>
+          <w:rFonts w:hint="eastAsia" w:ascii="宋体" w:hAnsi="宋体" w:eastAsia="宋体" w:cs="宋体"/>
           <w:b w:val="0"/>
           <w:sz w:val="20"/>
         </w:rPr>
@@ -668,7 +846,7 @@
       </w:r>
       <w:r>
         <w:rPr>
-          <w:rFonts w:ascii="Consolas" w:hAnsi="Consolas" w:eastAsia="Consolas"/>
+          <w:rFonts w:hint="eastAsia" w:ascii="宋体" w:hAnsi="宋体" w:eastAsia="宋体" w:cs="宋体"/>
           <w:b w:val="0"/>
           <w:sz w:val="20"/>
         </w:rPr>
@@ -676,7 +854,7 @@
       </w:r>
       <w:r>
         <w:rPr>
-          <w:rFonts w:ascii="Consolas" w:hAnsi="Consolas" w:eastAsia="Consolas"/>
+          <w:rFonts w:hint="eastAsia" w:ascii="宋体" w:hAnsi="宋体" w:eastAsia="宋体" w:cs="宋体"/>
           <w:b w:val="0"/>
           <w:sz w:val="20"/>
         </w:rPr>
@@ -684,7 +862,7 @@
       </w:r>
       <w:r>
         <w:rPr>
-          <w:rFonts w:ascii="Consolas" w:hAnsi="Consolas" w:eastAsia="Consolas"/>
+          <w:rFonts w:hint="eastAsia" w:ascii="宋体" w:hAnsi="宋体" w:eastAsia="宋体" w:cs="宋体"/>
           <w:b w:val="0"/>
           <w:sz w:val="20"/>
         </w:rPr>
@@ -692,7 +870,7 @@
       </w:r>
       <w:r>
         <w:rPr>
-          <w:rFonts w:ascii="Consolas" w:hAnsi="Consolas" w:eastAsia="Consolas"/>
+          <w:rFonts w:hint="eastAsia" w:ascii="宋体" w:hAnsi="宋体" w:eastAsia="宋体" w:cs="宋体"/>
           <w:b w:val="0"/>
           <w:sz w:val="20"/>
         </w:rPr>
@@ -700,7 +878,7 @@
       </w:r>
       <w:r>
         <w:rPr>
-          <w:rFonts w:ascii="Consolas" w:hAnsi="Consolas" w:eastAsia="Consolas"/>
+          <w:rFonts w:hint="eastAsia" w:ascii="宋体" w:hAnsi="宋体" w:eastAsia="宋体" w:cs="宋体"/>
           <w:b w:val="0"/>
           <w:sz w:val="20"/>
         </w:rPr>
@@ -708,7 +886,7 @@
       </w:r>
       <w:r>
         <w:rPr>
-          <w:rFonts w:ascii="Consolas" w:hAnsi="Consolas" w:eastAsia="Consolas"/>
+          <w:rFonts w:hint="eastAsia" w:ascii="宋体" w:hAnsi="宋体" w:eastAsia="宋体" w:cs="宋体"/>
           <w:b w:val="0"/>
           <w:sz w:val="20"/>
         </w:rPr>
@@ -716,7 +894,7 @@
       </w:r>
       <w:r>
         <w:rPr>
-          <w:rFonts w:ascii="Consolas" w:hAnsi="Consolas" w:eastAsia="Consolas"/>
+          <w:rFonts w:hint="eastAsia" w:ascii="宋体" w:hAnsi="宋体" w:eastAsia="宋体" w:cs="宋体"/>
           <w:b w:val="0"/>
           <w:sz w:val="20"/>
         </w:rPr>
@@ -724,7 +902,7 @@
       </w:r>
       <w:r>
         <w:rPr>
-          <w:rFonts w:ascii="Consolas" w:hAnsi="Consolas" w:eastAsia="Consolas"/>
+          <w:rFonts w:hint="eastAsia" w:ascii="宋体" w:hAnsi="宋体" w:eastAsia="宋体" w:cs="宋体"/>
           <w:b w:val="0"/>
           <w:sz w:val="20"/>
         </w:rPr>
@@ -732,7 +910,7 @@
       </w:r>
       <w:r>
         <w:rPr>
-          <w:rFonts w:ascii="Consolas" w:hAnsi="Consolas" w:eastAsia="Consolas"/>
+          <w:rFonts w:hint="eastAsia" w:ascii="宋体" w:hAnsi="宋体" w:eastAsia="宋体" w:cs="宋体"/>
           <w:b w:val="0"/>
           <w:sz w:val="20"/>
         </w:rPr>
@@ -740,7 +918,7 @@
       </w:r>
       <w:r>
         <w:rPr>
-          <w:rFonts w:ascii="Consolas" w:hAnsi="Consolas" w:eastAsia="Consolas"/>
+          <w:rFonts w:hint="eastAsia" w:ascii="宋体" w:hAnsi="宋体" w:eastAsia="宋体" w:cs="宋体"/>
           <w:b w:val="0"/>
           <w:sz w:val="20"/>
         </w:rPr>
@@ -748,7 +926,7 @@
       </w:r>
       <w:r>
         <w:rPr>
-          <w:rFonts w:ascii="Consolas" w:hAnsi="Consolas" w:eastAsia="Consolas"/>
+          <w:rFonts w:hint="eastAsia" w:ascii="宋体" w:hAnsi="宋体" w:eastAsia="宋体" w:cs="宋体"/>
           <w:b w:val="0"/>
           <w:sz w:val="20"/>
         </w:rPr>
@@ -756,7 +934,7 @@
       </w:r>
       <w:r>
         <w:rPr>
-          <w:rFonts w:ascii="Consolas" w:hAnsi="Consolas" w:eastAsia="Consolas"/>
+          <w:rFonts w:hint="eastAsia" w:ascii="宋体" w:hAnsi="宋体" w:eastAsia="宋体" w:cs="宋体"/>
           <w:b w:val="0"/>
           <w:sz w:val="20"/>
         </w:rPr>
@@ -764,7 +942,7 @@
       </w:r>
       <w:r>
         <w:rPr>
-          <w:rFonts w:ascii="Consolas" w:hAnsi="Consolas" w:eastAsia="Consolas"/>
+          <w:rFonts w:hint="eastAsia" w:ascii="宋体" w:hAnsi="宋体" w:eastAsia="宋体" w:cs="宋体"/>
           <w:b w:val="0"/>
           <w:sz w:val="20"/>
         </w:rPr>
@@ -772,7 +950,7 @@
       </w:r>
       <w:r>
         <w:rPr>
-          <w:rFonts w:ascii="Consolas" w:hAnsi="Consolas" w:eastAsia="Consolas"/>
+          <w:rFonts w:hint="eastAsia" w:ascii="宋体" w:hAnsi="宋体" w:eastAsia="宋体" w:cs="宋体"/>
           <w:b w:val="0"/>
           <w:sz w:val="20"/>
         </w:rPr>
@@ -780,7 +958,7 @@
       </w:r>
       <w:r>
         <w:rPr>
-          <w:rFonts w:ascii="Consolas" w:hAnsi="Consolas" w:eastAsia="Consolas"/>
+          <w:rFonts w:hint="eastAsia" w:ascii="宋体" w:hAnsi="宋体" w:eastAsia="宋体" w:cs="宋体"/>
           <w:b w:val="0"/>
           <w:sz w:val="20"/>
         </w:rPr>
@@ -788,7 +966,7 @@
       </w:r>
       <w:r>
         <w:rPr>
-          <w:rFonts w:ascii="Consolas" w:hAnsi="Consolas" w:eastAsia="Consolas"/>
+          <w:rFonts w:hint="eastAsia" w:ascii="宋体" w:hAnsi="宋体" w:eastAsia="宋体" w:cs="宋体"/>
           <w:b w:val="0"/>
           <w:sz w:val="20"/>
         </w:rPr>
@@ -796,7 +974,7 @@
       </w:r>
       <w:r>
         <w:rPr>
-          <w:rFonts w:ascii="Consolas" w:hAnsi="Consolas" w:eastAsia="Consolas"/>
+          <w:rFonts w:hint="eastAsia" w:ascii="宋体" w:hAnsi="宋体" w:eastAsia="宋体" w:cs="宋体"/>
           <w:b w:val="0"/>
           <w:sz w:val="20"/>
         </w:rPr>
@@ -804,7 +982,7 @@
       </w:r>
       <w:r>
         <w:rPr>
-          <w:rFonts w:ascii="Consolas" w:hAnsi="Consolas" w:eastAsia="Consolas"/>
+          <w:rFonts w:hint="eastAsia" w:ascii="宋体" w:hAnsi="宋体" w:eastAsia="宋体" w:cs="宋体"/>
           <w:b w:val="0"/>
           <w:sz w:val="20"/>
         </w:rPr>
@@ -812,7 +990,7 @@
       </w:r>
       <w:r>
         <w:rPr>
-          <w:rFonts w:ascii="Consolas" w:hAnsi="Consolas" w:eastAsia="Consolas"/>
+          <w:rFonts w:hint="eastAsia" w:ascii="宋体" w:hAnsi="宋体" w:eastAsia="宋体" w:cs="宋体"/>
           <w:b w:val="0"/>
           <w:sz w:val="20"/>
         </w:rPr>
@@ -820,7 +998,7 @@
       </w:r>
       <w:r>
         <w:rPr>
-          <w:rFonts w:ascii="Consolas" w:hAnsi="Consolas" w:eastAsia="Consolas"/>
+          <w:rFonts w:hint="eastAsia" w:ascii="宋体" w:hAnsi="宋体" w:eastAsia="宋体" w:cs="宋体"/>
           <w:b w:val="0"/>
           <w:sz w:val="20"/>
         </w:rPr>
@@ -828,7 +1006,7 @@
       </w:r>
       <w:r>
         <w:rPr>
-          <w:rFonts w:ascii="Consolas" w:hAnsi="Consolas" w:eastAsia="Consolas"/>
+          <w:rFonts w:hint="eastAsia" w:ascii="宋体" w:hAnsi="宋体" w:eastAsia="宋体" w:cs="宋体"/>
           <w:b w:val="0"/>
           <w:sz w:val="20"/>
         </w:rPr>
@@ -836,7 +1014,7 @@
       </w:r>
       <w:r>
         <w:rPr>
-          <w:rFonts w:ascii="Consolas" w:hAnsi="Consolas" w:eastAsia="Consolas"/>
+          <w:rFonts w:hint="eastAsia" w:ascii="宋体" w:hAnsi="宋体" w:eastAsia="宋体" w:cs="宋体"/>
           <w:b w:val="0"/>
           <w:sz w:val="20"/>
         </w:rPr>
@@ -844,7 +1022,7 @@
       </w:r>
       <w:r>
         <w:rPr>
-          <w:rFonts w:ascii="Consolas" w:hAnsi="Consolas" w:eastAsia="Consolas"/>
+          <w:rFonts w:hint="eastAsia" w:ascii="宋体" w:hAnsi="宋体" w:eastAsia="宋体" w:cs="宋体"/>
           <w:b w:val="0"/>
           <w:sz w:val="20"/>
         </w:rPr>
@@ -852,7 +1030,7 @@
       </w:r>
       <w:r>
         <w:rPr>
-          <w:rFonts w:ascii="Consolas" w:hAnsi="Consolas" w:eastAsia="Consolas"/>
+          <w:rFonts w:hint="eastAsia" w:ascii="宋体" w:hAnsi="宋体" w:eastAsia="宋体" w:cs="宋体"/>
           <w:b w:val="0"/>
           <w:sz w:val="20"/>
         </w:rPr>
@@ -860,7 +1038,7 @@
       </w:r>
       <w:r>
         <w:rPr>
-          <w:rFonts w:ascii="Consolas" w:hAnsi="Consolas" w:eastAsia="Consolas"/>
+          <w:rFonts w:hint="eastAsia" w:ascii="宋体" w:hAnsi="宋体" w:eastAsia="宋体" w:cs="宋体"/>
           <w:b w:val="0"/>
           <w:sz w:val="20"/>
         </w:rPr>
@@ -870,10 +1048,13 @@
     <w:p>
       <w:pPr>
         <w:spacing w:before="160" w:after="40"/>
-      </w:pPr>
-      <w:r>
-        <w:rPr>
-          <w:rFonts w:ascii="Times New Roman" w:hAnsi="Times New Roman" w:eastAsia="宋体"/>
+        <w:rPr>
+          <w:rFonts w:hint="eastAsia" w:ascii="宋体" w:hAnsi="宋体" w:eastAsia="宋体" w:cs="宋体"/>
+        </w:rPr>
+      </w:pPr>
+      <w:r>
+        <w:rPr>
+          <w:rFonts w:hint="eastAsia" w:ascii="宋体" w:hAnsi="宋体" w:eastAsia="宋体" w:cs="宋体"/>
           <w:b/>
           <w:sz w:val="24"/>
         </w:rPr>
@@ -885,10 +1066,13 @@
         <w:spacing w:line="360" w:lineRule="auto"/>
         <w:ind w:firstLine="420"/>
         <w:jc w:val="both"/>
-      </w:pPr>
-      <w:r>
-        <w:rPr>
-          <w:rFonts w:ascii="Times New Roman" w:hAnsi="Times New Roman" w:eastAsia="仿宋"/>
+        <w:rPr>
+          <w:rFonts w:hint="eastAsia" w:ascii="宋体" w:hAnsi="宋体" w:eastAsia="宋体" w:cs="宋体"/>
+        </w:rPr>
+      </w:pPr>
+      <w:r>
+        <w:rPr>
+          <w:rFonts w:hint="eastAsia" w:ascii="宋体" w:hAnsi="宋体" w:eastAsia="宋体" w:cs="宋体"/>
           <w:b w:val="0"/>
           <w:sz w:val="24"/>
         </w:rPr>
@@ -900,10 +1084,13 @@
         <w:spacing w:line="360" w:lineRule="auto"/>
         <w:ind w:firstLine="420"/>
         <w:jc w:val="both"/>
-      </w:pPr>
-      <w:r>
-        <w:rPr>
-          <w:rFonts w:ascii="Times New Roman" w:hAnsi="Times New Roman" w:eastAsia="仿宋"/>
+        <w:rPr>
+          <w:rFonts w:hint="eastAsia" w:ascii="宋体" w:hAnsi="宋体" w:eastAsia="宋体" w:cs="宋体"/>
+        </w:rPr>
+      </w:pPr>
+      <w:r>
+        <w:rPr>
+          <w:rFonts w:hint="eastAsia" w:ascii="宋体" w:hAnsi="宋体" w:eastAsia="宋体" w:cs="宋体"/>
           <w:b w:val="0"/>
           <w:sz w:val="24"/>
         </w:rPr>
@@ -913,10 +1100,13 @@
     <w:p>
       <w:pPr>
         <w:spacing w:before="160" w:after="40"/>
-      </w:pPr>
-      <w:r>
-        <w:rPr>
-          <w:rFonts w:ascii="Times New Roman" w:hAnsi="Times New Roman" w:eastAsia="宋体"/>
+        <w:rPr>
+          <w:rFonts w:hint="eastAsia" w:ascii="宋体" w:hAnsi="宋体" w:eastAsia="宋体" w:cs="宋体"/>
+        </w:rPr>
+      </w:pPr>
+      <w:r>
+        <w:rPr>
+          <w:rFonts w:hint="eastAsia" w:ascii="宋体" w:hAnsi="宋体" w:eastAsia="宋体" w:cs="宋体"/>
           <w:b/>
           <w:sz w:val="24"/>
         </w:rPr>
@@ -928,10 +1118,13 @@
         <w:spacing w:line="360" w:lineRule="auto"/>
         <w:ind w:firstLine="420"/>
         <w:jc w:val="both"/>
-      </w:pPr>
-      <w:r>
-        <w:rPr>
-          <w:rFonts w:ascii="Times New Roman" w:hAnsi="Times New Roman" w:eastAsia="仿宋"/>
+        <w:rPr>
+          <w:rFonts w:hint="eastAsia" w:ascii="宋体" w:hAnsi="宋体" w:eastAsia="宋体" w:cs="宋体"/>
+        </w:rPr>
+      </w:pPr>
+      <w:r>
+        <w:rPr>
+          <w:rFonts w:hint="eastAsia" w:ascii="宋体" w:hAnsi="宋体" w:eastAsia="宋体" w:cs="宋体"/>
           <w:b w:val="0"/>
           <w:sz w:val="24"/>
         </w:rPr>
@@ -943,10 +1136,13 @@
         <w:spacing w:line="360" w:lineRule="auto"/>
         <w:ind w:firstLine="420"/>
         <w:jc w:val="both"/>
-      </w:pPr>
-      <w:r>
-        <w:rPr>
-          <w:rFonts w:ascii="Times New Roman" w:hAnsi="Times New Roman" w:eastAsia="仿宋"/>
+        <w:rPr>
+          <w:rFonts w:hint="eastAsia" w:ascii="宋体" w:hAnsi="宋体" w:eastAsia="宋体" w:cs="宋体"/>
+        </w:rPr>
+      </w:pPr>
+      <w:r>
+        <w:rPr>
+          <w:rFonts w:hint="eastAsia" w:ascii="宋体" w:hAnsi="宋体" w:eastAsia="宋体" w:cs="宋体"/>
           <w:b w:val="0"/>
           <w:sz w:val="24"/>
         </w:rPr>
@@ -956,10 +1152,13 @@
     <w:p>
       <w:pPr>
         <w:spacing w:before="200" w:after="80"/>
-      </w:pPr>
-      <w:r>
-        <w:rPr>
-          <w:rFonts w:ascii="Times New Roman" w:hAnsi="Times New Roman" w:eastAsia="黑体"/>
+        <w:rPr>
+          <w:rFonts w:hint="eastAsia" w:ascii="宋体" w:hAnsi="宋体" w:eastAsia="宋体" w:cs="宋体"/>
+        </w:rPr>
+      </w:pPr>
+      <w:r>
+        <w:rPr>
+          <w:rFonts w:hint="eastAsia" w:ascii="宋体" w:hAnsi="宋体" w:eastAsia="宋体" w:cs="宋体"/>
           <w:b/>
           <w:sz w:val="24"/>
         </w:rPr>
@@ -969,10 +1168,13 @@
     <w:p>
       <w:pPr>
         <w:spacing w:before="160" w:after="40"/>
-      </w:pPr>
-      <w:r>
-        <w:rPr>
-          <w:rFonts w:ascii="Times New Roman" w:hAnsi="Times New Roman" w:eastAsia="宋体"/>
+        <w:rPr>
+          <w:rFonts w:hint="eastAsia" w:ascii="宋体" w:hAnsi="宋体" w:eastAsia="宋体" w:cs="宋体"/>
+        </w:rPr>
+      </w:pPr>
+      <w:r>
+        <w:rPr>
+          <w:rFonts w:hint="eastAsia" w:ascii="宋体" w:hAnsi="宋体" w:eastAsia="宋体" w:cs="宋体"/>
           <w:b/>
           <w:sz w:val="24"/>
         </w:rPr>
@@ -984,10 +1186,13 @@
         <w:spacing w:line="360" w:lineRule="auto"/>
         <w:ind w:firstLine="420"/>
         <w:jc w:val="both"/>
-      </w:pPr>
-      <w:r>
-        <w:rPr>
-          <w:rFonts w:ascii="Times New Roman" w:hAnsi="Times New Roman" w:eastAsia="仿宋"/>
+        <w:rPr>
+          <w:rFonts w:hint="eastAsia" w:ascii="宋体" w:hAnsi="宋体" w:eastAsia="宋体" w:cs="宋体"/>
+        </w:rPr>
+      </w:pPr>
+      <w:r>
+        <w:rPr>
+          <w:rFonts w:hint="eastAsia" w:ascii="宋体" w:hAnsi="宋体" w:eastAsia="宋体" w:cs="宋体"/>
           <w:b w:val="0"/>
           <w:sz w:val="24"/>
         </w:rPr>
@@ -999,10 +1204,13 @@
         <w:spacing w:line="360" w:lineRule="auto"/>
         <w:ind w:firstLine="420"/>
         <w:jc w:val="both"/>
-      </w:pPr>
-      <w:r>
-        <w:rPr>
-          <w:rFonts w:ascii="Times New Roman" w:hAnsi="Times New Roman" w:eastAsia="仿宋"/>
+        <w:rPr>
+          <w:rFonts w:hint="eastAsia" w:ascii="宋体" w:hAnsi="宋体" w:eastAsia="宋体" w:cs="宋体"/>
+        </w:rPr>
+      </w:pPr>
+      <w:r>
+        <w:rPr>
+          <w:rFonts w:hint="eastAsia" w:ascii="宋体" w:hAnsi="宋体" w:eastAsia="宋体" w:cs="宋体"/>
           <w:b w:val="0"/>
           <w:sz w:val="24"/>
         </w:rPr>
@@ -1014,10 +1222,13 @@
         <w:spacing w:line="360" w:lineRule="auto"/>
         <w:ind w:firstLine="420"/>
         <w:jc w:val="both"/>
-      </w:pPr>
-      <w:r>
-        <w:rPr>
-          <w:rFonts w:ascii="Times New Roman" w:hAnsi="Times New Roman" w:eastAsia="仿宋"/>
+        <w:rPr>
+          <w:rFonts w:hint="eastAsia" w:ascii="宋体" w:hAnsi="宋体" w:eastAsia="宋体" w:cs="宋体"/>
+        </w:rPr>
+      </w:pPr>
+      <w:r>
+        <w:rPr>
+          <w:rFonts w:hint="eastAsia" w:ascii="宋体" w:hAnsi="宋体" w:eastAsia="宋体" w:cs="宋体"/>
           <w:b w:val="0"/>
           <w:sz w:val="24"/>
         </w:rPr>
@@ -1029,10 +1240,13 @@
         <w:spacing w:line="276" w:lineRule="auto"/>
         <w:ind w:firstLine="0"/>
         <w:jc w:val="left"/>
-      </w:pPr>
-      <w:r>
-        <w:rPr>
-          <w:rFonts w:ascii="Consolas" w:hAnsi="Consolas" w:eastAsia="Consolas"/>
+        <w:rPr>
+          <w:rFonts w:hint="eastAsia" w:ascii="宋体" w:hAnsi="宋体" w:eastAsia="宋体" w:cs="宋体"/>
+        </w:rPr>
+      </w:pPr>
+      <w:r>
+        <w:rPr>
+          <w:rFonts w:hint="eastAsia" w:ascii="宋体" w:hAnsi="宋体" w:eastAsia="宋体" w:cs="宋体"/>
           <w:b w:val="0"/>
           <w:sz w:val="20"/>
         </w:rPr>
@@ -1040,7 +1254,7 @@
       </w:r>
       <w:r>
         <w:rPr>
-          <w:rFonts w:ascii="Consolas" w:hAnsi="Consolas" w:eastAsia="Consolas"/>
+          <w:rFonts w:hint="eastAsia" w:ascii="宋体" w:hAnsi="宋体" w:eastAsia="宋体" w:cs="宋体"/>
           <w:b w:val="0"/>
           <w:sz w:val="20"/>
         </w:rPr>
@@ -1048,7 +1262,7 @@
       </w:r>
       <w:r>
         <w:rPr>
-          <w:rFonts w:ascii="Consolas" w:hAnsi="Consolas" w:eastAsia="Consolas"/>
+          <w:rFonts w:hint="eastAsia" w:ascii="宋体" w:hAnsi="宋体" w:eastAsia="宋体" w:cs="宋体"/>
           <w:b w:val="0"/>
           <w:sz w:val="20"/>
         </w:rPr>
@@ -1056,7 +1270,7 @@
       </w:r>
       <w:r>
         <w:rPr>
-          <w:rFonts w:ascii="Consolas" w:hAnsi="Consolas" w:eastAsia="Consolas"/>
+          <w:rFonts w:hint="eastAsia" w:ascii="宋体" w:hAnsi="宋体" w:eastAsia="宋体" w:cs="宋体"/>
           <w:b w:val="0"/>
           <w:sz w:val="20"/>
         </w:rPr>
@@ -1064,7 +1278,7 @@
       </w:r>
       <w:r>
         <w:rPr>
-          <w:rFonts w:ascii="Consolas" w:hAnsi="Consolas" w:eastAsia="Consolas"/>
+          <w:rFonts w:hint="eastAsia" w:ascii="宋体" w:hAnsi="宋体" w:eastAsia="宋体" w:cs="宋体"/>
           <w:b w:val="0"/>
           <w:sz w:val="20"/>
         </w:rPr>
@@ -1072,7 +1286,7 @@
       </w:r>
       <w:r>
         <w:rPr>
-          <w:rFonts w:ascii="Consolas" w:hAnsi="Consolas" w:eastAsia="Consolas"/>
+          <w:rFonts w:hint="eastAsia" w:ascii="宋体" w:hAnsi="宋体" w:eastAsia="宋体" w:cs="宋体"/>
           <w:b w:val="0"/>
           <w:sz w:val="20"/>
         </w:rPr>
@@ -1080,7 +1294,7 @@
       </w:r>
       <w:r>
         <w:rPr>
-          <w:rFonts w:ascii="Consolas" w:hAnsi="Consolas" w:eastAsia="Consolas"/>
+          <w:rFonts w:hint="eastAsia" w:ascii="宋体" w:hAnsi="宋体" w:eastAsia="宋体" w:cs="宋体"/>
           <w:b w:val="0"/>
           <w:sz w:val="20"/>
         </w:rPr>
@@ -1088,7 +1302,7 @@
       </w:r>
       <w:r>
         <w:rPr>
-          <w:rFonts w:ascii="Consolas" w:hAnsi="Consolas" w:eastAsia="Consolas"/>
+          <w:rFonts w:hint="eastAsia" w:ascii="宋体" w:hAnsi="宋体" w:eastAsia="宋体" w:cs="宋体"/>
           <w:b w:val="0"/>
           <w:sz w:val="20"/>
         </w:rPr>
@@ -1096,7 +1310,7 @@
       </w:r>
       <w:r>
         <w:rPr>
-          <w:rFonts w:ascii="Consolas" w:hAnsi="Consolas" w:eastAsia="Consolas"/>
+          <w:rFonts w:hint="eastAsia" w:ascii="宋体" w:hAnsi="宋体" w:eastAsia="宋体" w:cs="宋体"/>
           <w:b w:val="0"/>
           <w:sz w:val="20"/>
         </w:rPr>
@@ -1104,7 +1318,7 @@
       </w:r>
       <w:r>
         <w:rPr>
-          <w:rFonts w:ascii="Consolas" w:hAnsi="Consolas" w:eastAsia="Consolas"/>
+          <w:rFonts w:hint="eastAsia" w:ascii="宋体" w:hAnsi="宋体" w:eastAsia="宋体" w:cs="宋体"/>
           <w:b w:val="0"/>
           <w:sz w:val="20"/>
         </w:rPr>
@@ -1112,7 +1326,7 @@
       </w:r>
       <w:r>
         <w:rPr>
-          <w:rFonts w:ascii="Consolas" w:hAnsi="Consolas" w:eastAsia="Consolas"/>
+          <w:rFonts w:hint="eastAsia" w:ascii="宋体" w:hAnsi="宋体" w:eastAsia="宋体" w:cs="宋体"/>
           <w:b w:val="0"/>
           <w:sz w:val="20"/>
         </w:rPr>
@@ -1120,7 +1334,7 @@
       </w:r>
       <w:r>
         <w:rPr>
-          <w:rFonts w:ascii="Consolas" w:hAnsi="Consolas" w:eastAsia="Consolas"/>
+          <w:rFonts w:hint="eastAsia" w:ascii="宋体" w:hAnsi="宋体" w:eastAsia="宋体" w:cs="宋体"/>
           <w:b w:val="0"/>
           <w:sz w:val="20"/>
         </w:rPr>
@@ -1128,7 +1342,7 @@
       </w:r>
       <w:r>
         <w:rPr>
-          <w:rFonts w:ascii="Consolas" w:hAnsi="Consolas" w:eastAsia="Consolas"/>
+          <w:rFonts w:hint="eastAsia" w:ascii="宋体" w:hAnsi="宋体" w:eastAsia="宋体" w:cs="宋体"/>
           <w:b w:val="0"/>
           <w:sz w:val="20"/>
         </w:rPr>
@@ -1136,7 +1350,7 @@
       </w:r>
       <w:r>
         <w:rPr>
-          <w:rFonts w:ascii="Consolas" w:hAnsi="Consolas" w:eastAsia="Consolas"/>
+          <w:rFonts w:hint="eastAsia" w:ascii="宋体" w:hAnsi="宋体" w:eastAsia="宋体" w:cs="宋体"/>
           <w:b w:val="0"/>
           <w:sz w:val="20"/>
         </w:rPr>
@@ -1144,7 +1358,7 @@
       </w:r>
       <w:r>
         <w:rPr>
-          <w:rFonts w:ascii="Consolas" w:hAnsi="Consolas" w:eastAsia="Consolas"/>
+          <w:rFonts w:hint="eastAsia" w:ascii="宋体" w:hAnsi="宋体" w:eastAsia="宋体" w:cs="宋体"/>
           <w:b w:val="0"/>
           <w:sz w:val="20"/>
         </w:rPr>
@@ -1152,7 +1366,7 @@
       </w:r>
       <w:r>
         <w:rPr>
-          <w:rFonts w:ascii="Consolas" w:hAnsi="Consolas" w:eastAsia="Consolas"/>
+          <w:rFonts w:hint="eastAsia" w:ascii="宋体" w:hAnsi="宋体" w:eastAsia="宋体" w:cs="宋体"/>
           <w:b w:val="0"/>
           <w:sz w:val="20"/>
         </w:rPr>
@@ -1160,7 +1374,7 @@
       </w:r>
       <w:r>
         <w:rPr>
-          <w:rFonts w:ascii="Consolas" w:hAnsi="Consolas" w:eastAsia="Consolas"/>
+          <w:rFonts w:hint="eastAsia" w:ascii="宋体" w:hAnsi="宋体" w:eastAsia="宋体" w:cs="宋体"/>
           <w:b w:val="0"/>
           <w:sz w:val="20"/>
         </w:rPr>
@@ -1168,7 +1382,7 @@
       </w:r>
       <w:r>
         <w:rPr>
-          <w:rFonts w:ascii="Consolas" w:hAnsi="Consolas" w:eastAsia="Consolas"/>
+          <w:rFonts w:hint="eastAsia" w:ascii="宋体" w:hAnsi="宋体" w:eastAsia="宋体" w:cs="宋体"/>
           <w:b w:val="0"/>
           <w:sz w:val="20"/>
         </w:rPr>
@@ -1176,7 +1390,7 @@
       </w:r>
       <w:r>
         <w:rPr>
-          <w:rFonts w:ascii="Consolas" w:hAnsi="Consolas" w:eastAsia="Consolas"/>
+          <w:rFonts w:hint="eastAsia" w:ascii="宋体" w:hAnsi="宋体" w:eastAsia="宋体" w:cs="宋体"/>
           <w:b w:val="0"/>
           <w:sz w:val="20"/>
         </w:rPr>
@@ -1184,7 +1398,7 @@
       </w:r>
       <w:r>
         <w:rPr>
-          <w:rFonts w:ascii="Consolas" w:hAnsi="Consolas" w:eastAsia="Consolas"/>
+          <w:rFonts w:hint="eastAsia" w:ascii="宋体" w:hAnsi="宋体" w:eastAsia="宋体" w:cs="宋体"/>
           <w:b w:val="0"/>
           <w:sz w:val="20"/>
         </w:rPr>
@@ -1192,7 +1406,7 @@
       </w:r>
       <w:r>
         <w:rPr>
-          <w:rFonts w:ascii="Consolas" w:hAnsi="Consolas" w:eastAsia="Consolas"/>
+          <w:rFonts w:hint="eastAsia" w:ascii="宋体" w:hAnsi="宋体" w:eastAsia="宋体" w:cs="宋体"/>
           <w:b w:val="0"/>
           <w:sz w:val="20"/>
         </w:rPr>
@@ -1200,7 +1414,7 @@
       </w:r>
       <w:r>
         <w:rPr>
-          <w:rFonts w:ascii="Consolas" w:hAnsi="Consolas" w:eastAsia="Consolas"/>
+          <w:rFonts w:hint="eastAsia" w:ascii="宋体" w:hAnsi="宋体" w:eastAsia="宋体" w:cs="宋体"/>
           <w:b w:val="0"/>
           <w:sz w:val="20"/>
         </w:rPr>
@@ -1208,7 +1422,7 @@
       </w:r>
       <w:r>
         <w:rPr>
-          <w:rFonts w:ascii="Consolas" w:hAnsi="Consolas" w:eastAsia="Consolas"/>
+          <w:rFonts w:hint="eastAsia" w:ascii="宋体" w:hAnsi="宋体" w:eastAsia="宋体" w:cs="宋体"/>
           <w:b w:val="0"/>
           <w:sz w:val="20"/>
         </w:rPr>
@@ -1216,7 +1430,7 @@
       </w:r>
       <w:r>
         <w:rPr>
-          <w:rFonts w:ascii="Consolas" w:hAnsi="Consolas" w:eastAsia="Consolas"/>
+          <w:rFonts w:hint="eastAsia" w:ascii="宋体" w:hAnsi="宋体" w:eastAsia="宋体" w:cs="宋体"/>
           <w:b w:val="0"/>
           <w:sz w:val="20"/>
         </w:rPr>
@@ -1224,7 +1438,7 @@
       </w:r>
       <w:r>
         <w:rPr>
-          <w:rFonts w:ascii="Consolas" w:hAnsi="Consolas" w:eastAsia="Consolas"/>
+          <w:rFonts w:hint="eastAsia" w:ascii="宋体" w:hAnsi="宋体" w:eastAsia="宋体" w:cs="宋体"/>
           <w:b w:val="0"/>
           <w:sz w:val="20"/>
         </w:rPr>
@@ -1232,7 +1446,7 @@
       </w:r>
       <w:r>
         <w:rPr>
-          <w:rFonts w:ascii="Consolas" w:hAnsi="Consolas" w:eastAsia="Consolas"/>
+          <w:rFonts w:hint="eastAsia" w:ascii="宋体" w:hAnsi="宋体" w:eastAsia="宋体" w:cs="宋体"/>
           <w:b w:val="0"/>
           <w:sz w:val="20"/>
         </w:rPr>
@@ -1240,7 +1454,7 @@
       </w:r>
       <w:r>
         <w:rPr>
-          <w:rFonts w:ascii="Consolas" w:hAnsi="Consolas" w:eastAsia="Consolas"/>
+          <w:rFonts w:hint="eastAsia" w:ascii="宋体" w:hAnsi="宋体" w:eastAsia="宋体" w:cs="宋体"/>
           <w:b w:val="0"/>
           <w:sz w:val="20"/>
         </w:rPr>
@@ -1248,7 +1462,7 @@
       </w:r>
       <w:r>
         <w:rPr>
-          <w:rFonts w:ascii="Consolas" w:hAnsi="Consolas" w:eastAsia="Consolas"/>
+          <w:rFonts w:hint="eastAsia" w:ascii="宋体" w:hAnsi="宋体" w:eastAsia="宋体" w:cs="宋体"/>
           <w:b w:val="0"/>
           <w:sz w:val="20"/>
         </w:rPr>
@@ -1256,7 +1470,7 @@
       </w:r>
       <w:r>
         <w:rPr>
-          <w:rFonts w:ascii="Consolas" w:hAnsi="Consolas" w:eastAsia="Consolas"/>
+          <w:rFonts w:hint="eastAsia" w:ascii="宋体" w:hAnsi="宋体" w:eastAsia="宋体" w:cs="宋体"/>
           <w:b w:val="0"/>
           <w:sz w:val="20"/>
         </w:rPr>
@@ -1264,7 +1478,7 @@
       </w:r>
       <w:r>
         <w:rPr>
-          <w:rFonts w:ascii="Consolas" w:hAnsi="Consolas" w:eastAsia="Consolas"/>
+          <w:rFonts w:hint="eastAsia" w:ascii="宋体" w:hAnsi="宋体" w:eastAsia="宋体" w:cs="宋体"/>
           <w:b w:val="0"/>
           <w:sz w:val="20"/>
         </w:rPr>
@@ -1272,7 +1486,7 @@
       </w:r>
       <w:r>
         <w:rPr>
-          <w:rFonts w:ascii="Consolas" w:hAnsi="Consolas" w:eastAsia="Consolas"/>
+          <w:rFonts w:hint="eastAsia" w:ascii="宋体" w:hAnsi="宋体" w:eastAsia="宋体" w:cs="宋体"/>
           <w:b w:val="0"/>
           <w:sz w:val="20"/>
         </w:rPr>
@@ -1280,7 +1494,7 @@
       </w:r>
       <w:r>
         <w:rPr>
-          <w:rFonts w:ascii="Consolas" w:hAnsi="Consolas" w:eastAsia="Consolas"/>
+          <w:rFonts w:hint="eastAsia" w:ascii="宋体" w:hAnsi="宋体" w:eastAsia="宋体" w:cs="宋体"/>
           <w:b w:val="0"/>
           <w:sz w:val="20"/>
         </w:rPr>
@@ -1288,7 +1502,7 @@
       </w:r>
       <w:r>
         <w:rPr>
-          <w:rFonts w:ascii="Consolas" w:hAnsi="Consolas" w:eastAsia="Consolas"/>
+          <w:rFonts w:hint="eastAsia" w:ascii="宋体" w:hAnsi="宋体" w:eastAsia="宋体" w:cs="宋体"/>
           <w:b w:val="0"/>
           <w:sz w:val="20"/>
         </w:rPr>
@@ -1296,7 +1510,7 @@
       </w:r>
       <w:r>
         <w:rPr>
-          <w:rFonts w:ascii="Consolas" w:hAnsi="Consolas" w:eastAsia="Consolas"/>
+          <w:rFonts w:hint="eastAsia" w:ascii="宋体" w:hAnsi="宋体" w:eastAsia="宋体" w:cs="宋体"/>
           <w:b w:val="0"/>
           <w:sz w:val="20"/>
         </w:rPr>
@@ -1304,7 +1518,7 @@
       </w:r>
       <w:r>
         <w:rPr>
-          <w:rFonts w:ascii="Consolas" w:hAnsi="Consolas" w:eastAsia="Consolas"/>
+          <w:rFonts w:hint="eastAsia" w:ascii="宋体" w:hAnsi="宋体" w:eastAsia="宋体" w:cs="宋体"/>
           <w:b w:val="0"/>
           <w:sz w:val="20"/>
         </w:rPr>
@@ -1312,7 +1526,7 @@
       </w:r>
       <w:r>
         <w:rPr>
-          <w:rFonts w:ascii="Consolas" w:hAnsi="Consolas" w:eastAsia="Consolas"/>
+          <w:rFonts w:hint="eastAsia" w:ascii="宋体" w:hAnsi="宋体" w:eastAsia="宋体" w:cs="宋体"/>
           <w:b w:val="0"/>
           <w:sz w:val="20"/>
         </w:rPr>
@@ -1322,10 +1536,13 @@
     <w:p>
       <w:pPr>
         <w:spacing w:before="160" w:after="40"/>
-      </w:pPr>
-      <w:r>
-        <w:rPr>
-          <w:rFonts w:ascii="Times New Roman" w:hAnsi="Times New Roman" w:eastAsia="宋体"/>
+        <w:rPr>
+          <w:rFonts w:hint="eastAsia" w:ascii="宋体" w:hAnsi="宋体" w:eastAsia="宋体" w:cs="宋体"/>
+        </w:rPr>
+      </w:pPr>
+      <w:r>
+        <w:rPr>
+          <w:rFonts w:hint="eastAsia" w:ascii="宋体" w:hAnsi="宋体" w:eastAsia="宋体" w:cs="宋体"/>
           <w:b/>
           <w:sz w:val="24"/>
         </w:rPr>
@@ -1337,10 +1554,13 @@
         <w:spacing w:line="360" w:lineRule="auto"/>
         <w:ind w:firstLine="420"/>
         <w:jc w:val="both"/>
-      </w:pPr>
-      <w:r>
-        <w:rPr>
-          <w:rFonts w:ascii="Times New Roman" w:hAnsi="Times New Roman" w:eastAsia="仿宋"/>
+        <w:rPr>
+          <w:rFonts w:hint="eastAsia" w:ascii="宋体" w:hAnsi="宋体" w:eastAsia="宋体" w:cs="宋体"/>
+        </w:rPr>
+      </w:pPr>
+      <w:r>
+        <w:rPr>
+          <w:rFonts w:hint="eastAsia" w:ascii="宋体" w:hAnsi="宋体" w:eastAsia="宋体" w:cs="宋体"/>
           <w:b w:val="0"/>
           <w:sz w:val="24"/>
         </w:rPr>
@@ -1352,10 +1572,13 @@
         <w:spacing w:line="360" w:lineRule="auto"/>
         <w:ind w:firstLine="420"/>
         <w:jc w:val="both"/>
-      </w:pPr>
-      <w:r>
-        <w:rPr>
-          <w:rFonts w:ascii="Times New Roman" w:hAnsi="Times New Roman" w:eastAsia="仿宋"/>
+        <w:rPr>
+          <w:rFonts w:hint="eastAsia" w:ascii="宋体" w:hAnsi="宋体" w:eastAsia="宋体" w:cs="宋体"/>
+        </w:rPr>
+      </w:pPr>
+      <w:r>
+        <w:rPr>
+          <w:rFonts w:hint="eastAsia" w:ascii="宋体" w:hAnsi="宋体" w:eastAsia="宋体" w:cs="宋体"/>
           <w:b w:val="0"/>
           <w:sz w:val="24"/>
         </w:rPr>
@@ -1367,10 +1590,13 @@
         <w:spacing w:line="360" w:lineRule="auto"/>
         <w:ind w:firstLine="420"/>
         <w:jc w:val="both"/>
-      </w:pPr>
-      <w:r>
-        <w:rPr>
-          <w:rFonts w:ascii="Times New Roman" w:hAnsi="Times New Roman" w:eastAsia="仿宋"/>
+        <w:rPr>
+          <w:rFonts w:hint="eastAsia" w:ascii="宋体" w:hAnsi="宋体" w:eastAsia="宋体" w:cs="宋体"/>
+        </w:rPr>
+      </w:pPr>
+      <w:r>
+        <w:rPr>
+          <w:rFonts w:hint="eastAsia" w:ascii="宋体" w:hAnsi="宋体" w:eastAsia="宋体" w:cs="宋体"/>
           <w:b w:val="0"/>
           <w:sz w:val="24"/>
         </w:rPr>
@@ -1382,10 +1608,13 @@
         <w:spacing w:line="276" w:lineRule="auto"/>
         <w:ind w:firstLine="0"/>
         <w:jc w:val="left"/>
-      </w:pPr>
-      <w:r>
-        <w:rPr>
-          <w:rFonts w:ascii="Consolas" w:hAnsi="Consolas" w:eastAsia="Consolas"/>
+        <w:rPr>
+          <w:rFonts w:hint="eastAsia" w:ascii="宋体" w:hAnsi="宋体" w:eastAsia="宋体" w:cs="宋体"/>
+        </w:rPr>
+      </w:pPr>
+      <w:r>
+        <w:rPr>
+          <w:rFonts w:hint="eastAsia" w:ascii="宋体" w:hAnsi="宋体" w:eastAsia="宋体" w:cs="宋体"/>
           <w:b w:val="0"/>
           <w:sz w:val="20"/>
         </w:rPr>
@@ -1393,7 +1622,7 @@
       </w:r>
       <w:r>
         <w:rPr>
-          <w:rFonts w:ascii="Consolas" w:hAnsi="Consolas" w:eastAsia="Consolas"/>
+          <w:rFonts w:hint="eastAsia" w:ascii="宋体" w:hAnsi="宋体" w:eastAsia="宋体" w:cs="宋体"/>
           <w:b w:val="0"/>
           <w:sz w:val="20"/>
         </w:rPr>
@@ -1401,7 +1630,7 @@
       </w:r>
       <w:r>
         <w:rPr>
-          <w:rFonts w:ascii="Consolas" w:hAnsi="Consolas" w:eastAsia="Consolas"/>
+          <w:rFonts w:hint="eastAsia" w:ascii="宋体" w:hAnsi="宋体" w:eastAsia="宋体" w:cs="宋体"/>
           <w:b w:val="0"/>
           <w:sz w:val="20"/>
         </w:rPr>
@@ -1409,7 +1638,7 @@
       </w:r>
       <w:r>
         <w:rPr>
-          <w:rFonts w:ascii="Consolas" w:hAnsi="Consolas" w:eastAsia="Consolas"/>
+          <w:rFonts w:hint="eastAsia" w:ascii="宋体" w:hAnsi="宋体" w:eastAsia="宋体" w:cs="宋体"/>
           <w:b w:val="0"/>
           <w:sz w:val="20"/>
         </w:rPr>
@@ -1417,7 +1646,7 @@
       </w:r>
       <w:r>
         <w:rPr>
-          <w:rFonts w:ascii="Consolas" w:hAnsi="Consolas" w:eastAsia="Consolas"/>
+          <w:rFonts w:hint="eastAsia" w:ascii="宋体" w:hAnsi="宋体" w:eastAsia="宋体" w:cs="宋体"/>
           <w:b w:val="0"/>
           <w:sz w:val="20"/>
         </w:rPr>
@@ -1425,7 +1654,7 @@
       </w:r>
       <w:r>
         <w:rPr>
-          <w:rFonts w:ascii="Consolas" w:hAnsi="Consolas" w:eastAsia="Consolas"/>
+          <w:rFonts w:hint="eastAsia" w:ascii="宋体" w:hAnsi="宋体" w:eastAsia="宋体" w:cs="宋体"/>
           <w:b w:val="0"/>
           <w:sz w:val="20"/>
         </w:rPr>
@@ -1433,7 +1662,7 @@
       </w:r>
       <w:r>
         <w:rPr>
-          <w:rFonts w:ascii="Consolas" w:hAnsi="Consolas" w:eastAsia="Consolas"/>
+          <w:rFonts w:hint="eastAsia" w:ascii="宋体" w:hAnsi="宋体" w:eastAsia="宋体" w:cs="宋体"/>
           <w:b w:val="0"/>
           <w:sz w:val="20"/>
         </w:rPr>
@@ -1441,7 +1670,7 @@
       </w:r>
       <w:r>
         <w:rPr>
-          <w:rFonts w:ascii="Consolas" w:hAnsi="Consolas" w:eastAsia="Consolas"/>
+          <w:rFonts w:hint="eastAsia" w:ascii="宋体" w:hAnsi="宋体" w:eastAsia="宋体" w:cs="宋体"/>
           <w:b w:val="0"/>
           <w:sz w:val="20"/>
         </w:rPr>
@@ -1449,7 +1678,7 @@
       </w:r>
       <w:r>
         <w:rPr>
-          <w:rFonts w:ascii="Consolas" w:hAnsi="Consolas" w:eastAsia="Consolas"/>
+          <w:rFonts w:hint="eastAsia" w:ascii="宋体" w:hAnsi="宋体" w:eastAsia="宋体" w:cs="宋体"/>
           <w:b w:val="0"/>
           <w:sz w:val="20"/>
         </w:rPr>
@@ -1457,7 +1686,7 @@
       </w:r>
       <w:r>
         <w:rPr>
-          <w:rFonts w:ascii="Consolas" w:hAnsi="Consolas" w:eastAsia="Consolas"/>
+          <w:rFonts w:hint="eastAsia" w:ascii="宋体" w:hAnsi="宋体" w:eastAsia="宋体" w:cs="宋体"/>
           <w:b w:val="0"/>
           <w:sz w:val="20"/>
         </w:rPr>
@@ -1465,7 +1694,7 @@
       </w:r>
       <w:r>
         <w:rPr>
-          <w:rFonts w:ascii="Consolas" w:hAnsi="Consolas" w:eastAsia="Consolas"/>
+          <w:rFonts w:hint="eastAsia" w:ascii="宋体" w:hAnsi="宋体" w:eastAsia="宋体" w:cs="宋体"/>
           <w:b w:val="0"/>
           <w:sz w:val="20"/>
         </w:rPr>
@@ -1473,7 +1702,7 @@
       </w:r>
       <w:r>
         <w:rPr>
-          <w:rFonts w:ascii="Consolas" w:hAnsi="Consolas" w:eastAsia="Consolas"/>
+          <w:rFonts w:hint="eastAsia" w:ascii="宋体" w:hAnsi="宋体" w:eastAsia="宋体" w:cs="宋体"/>
           <w:b w:val="0"/>
           <w:sz w:val="20"/>
         </w:rPr>
@@ -1481,7 +1710,7 @@
       </w:r>
       <w:r>
         <w:rPr>
-          <w:rFonts w:ascii="Consolas" w:hAnsi="Consolas" w:eastAsia="Consolas"/>
+          <w:rFonts w:hint="eastAsia" w:ascii="宋体" w:hAnsi="宋体" w:eastAsia="宋体" w:cs="宋体"/>
           <w:b w:val="0"/>
           <w:sz w:val="20"/>
         </w:rPr>
@@ -1489,7 +1718,7 @@
       </w:r>
       <w:r>
         <w:rPr>
-          <w:rFonts w:ascii="Consolas" w:hAnsi="Consolas" w:eastAsia="Consolas"/>
+          <w:rFonts w:hint="eastAsia" w:ascii="宋体" w:hAnsi="宋体" w:eastAsia="宋体" w:cs="宋体"/>
           <w:b w:val="0"/>
           <w:sz w:val="20"/>
         </w:rPr>
@@ -1497,7 +1726,7 @@
       </w:r>
       <w:r>
         <w:rPr>
-          <w:rFonts w:ascii="Consolas" w:hAnsi="Consolas" w:eastAsia="Consolas"/>
+          <w:rFonts w:hint="eastAsia" w:ascii="宋体" w:hAnsi="宋体" w:eastAsia="宋体" w:cs="宋体"/>
           <w:b w:val="0"/>
           <w:sz w:val="20"/>
         </w:rPr>
@@ -1505,7 +1734,7 @@
       </w:r>
       <w:r>
         <w:rPr>
-          <w:rFonts w:ascii="Consolas" w:hAnsi="Consolas" w:eastAsia="Consolas"/>
+          <w:rFonts w:hint="eastAsia" w:ascii="宋体" w:hAnsi="宋体" w:eastAsia="宋体" w:cs="宋体"/>
           <w:b w:val="0"/>
           <w:sz w:val="20"/>
         </w:rPr>
@@ -1513,7 +1742,7 @@
       </w:r>
       <w:r>
         <w:rPr>
-          <w:rFonts w:ascii="Consolas" w:hAnsi="Consolas" w:eastAsia="Consolas"/>
+          <w:rFonts w:hint="eastAsia" w:ascii="宋体" w:hAnsi="宋体" w:eastAsia="宋体" w:cs="宋体"/>
           <w:b w:val="0"/>
           <w:sz w:val="20"/>
         </w:rPr>
@@ -1521,7 +1750,7 @@
       </w:r>
       <w:r>
         <w:rPr>
-          <w:rFonts w:ascii="Consolas" w:hAnsi="Consolas" w:eastAsia="Consolas"/>
+          <w:rFonts w:hint="eastAsia" w:ascii="宋体" w:hAnsi="宋体" w:eastAsia="宋体" w:cs="宋体"/>
           <w:b w:val="0"/>
           <w:sz w:val="20"/>
         </w:rPr>
@@ -1529,7 +1758,7 @@
       </w:r>
       <w:r>
         <w:rPr>
-          <w:rFonts w:ascii="Consolas" w:hAnsi="Consolas" w:eastAsia="Consolas"/>
+          <w:rFonts w:hint="eastAsia" w:ascii="宋体" w:hAnsi="宋体" w:eastAsia="宋体" w:cs="宋体"/>
           <w:b w:val="0"/>
           <w:sz w:val="20"/>
         </w:rPr>
@@ -1537,7 +1766,7 @@
       </w:r>
       <w:r>
         <w:rPr>
-          <w:rFonts w:ascii="Consolas" w:hAnsi="Consolas" w:eastAsia="Consolas"/>
+          <w:rFonts w:hint="eastAsia" w:ascii="宋体" w:hAnsi="宋体" w:eastAsia="宋体" w:cs="宋体"/>
           <w:b w:val="0"/>
           <w:sz w:val="20"/>
         </w:rPr>
@@ -1545,7 +1774,7 @@
       </w:r>
       <w:r>
         <w:rPr>
-          <w:rFonts w:ascii="Consolas" w:hAnsi="Consolas" w:eastAsia="Consolas"/>
+          <w:rFonts w:hint="eastAsia" w:ascii="宋体" w:hAnsi="宋体" w:eastAsia="宋体" w:cs="宋体"/>
           <w:b w:val="0"/>
           <w:sz w:val="20"/>
         </w:rPr>
@@ -1553,7 +1782,7 @@
       </w:r>
       <w:r>
         <w:rPr>
-          <w:rFonts w:ascii="Consolas" w:hAnsi="Consolas" w:eastAsia="Consolas"/>
+          <w:rFonts w:hint="eastAsia" w:ascii="宋体" w:hAnsi="宋体" w:eastAsia="宋体" w:cs="宋体"/>
           <w:b w:val="0"/>
           <w:sz w:val="20"/>
         </w:rPr>
@@ -1561,7 +1790,7 @@
       </w:r>
       <w:r>
         <w:rPr>
-          <w:rFonts w:ascii="Consolas" w:hAnsi="Consolas" w:eastAsia="Consolas"/>
+          <w:rFonts w:hint="eastAsia" w:ascii="宋体" w:hAnsi="宋体" w:eastAsia="宋体" w:cs="宋体"/>
           <w:b w:val="0"/>
           <w:sz w:val="20"/>
         </w:rPr>
@@ -1569,7 +1798,7 @@
       </w:r>
       <w:r>
         <w:rPr>
-          <w:rFonts w:ascii="Consolas" w:hAnsi="Consolas" w:eastAsia="Consolas"/>
+          <w:rFonts w:hint="eastAsia" w:ascii="宋体" w:hAnsi="宋体" w:eastAsia="宋体" w:cs="宋体"/>
           <w:b w:val="0"/>
           <w:sz w:val="20"/>
         </w:rPr>
@@ -1577,7 +1806,7 @@
       </w:r>
       <w:r>
         <w:rPr>
-          <w:rFonts w:ascii="Consolas" w:hAnsi="Consolas" w:eastAsia="Consolas"/>
+          <w:rFonts w:hint="eastAsia" w:ascii="宋体" w:hAnsi="宋体" w:eastAsia="宋体" w:cs="宋体"/>
           <w:b w:val="0"/>
           <w:sz w:val="20"/>
         </w:rPr>
@@ -1585,7 +1814,7 @@
       </w:r>
       <w:r>
         <w:rPr>
-          <w:rFonts w:ascii="Consolas" w:hAnsi="Consolas" w:eastAsia="Consolas"/>
+          <w:rFonts w:hint="eastAsia" w:ascii="宋体" w:hAnsi="宋体" w:eastAsia="宋体" w:cs="宋体"/>
           <w:b w:val="0"/>
           <w:sz w:val="20"/>
         </w:rPr>
@@ -1593,7 +1822,7 @@
       </w:r>
       <w:r>
         <w:rPr>
-          <w:rFonts w:ascii="Consolas" w:hAnsi="Consolas" w:eastAsia="Consolas"/>
+          <w:rFonts w:hint="eastAsia" w:ascii="宋体" w:hAnsi="宋体" w:eastAsia="宋体" w:cs="宋体"/>
           <w:b w:val="0"/>
           <w:sz w:val="20"/>
         </w:rPr>
@@ -1603,10 +1832,13 @@
     <w:p>
       <w:pPr>
         <w:spacing w:before="160" w:after="40"/>
-      </w:pPr>
-      <w:r>
-        <w:rPr>
-          <w:rFonts w:ascii="Times New Roman" w:hAnsi="Times New Roman" w:eastAsia="宋体"/>
+        <w:rPr>
+          <w:rFonts w:hint="eastAsia" w:ascii="宋体" w:hAnsi="宋体" w:eastAsia="宋体" w:cs="宋体"/>
+        </w:rPr>
+      </w:pPr>
+      <w:r>
+        <w:rPr>
+          <w:rFonts w:hint="eastAsia" w:ascii="宋体" w:hAnsi="宋体" w:eastAsia="宋体" w:cs="宋体"/>
           <w:b/>
           <w:sz w:val="24"/>
         </w:rPr>
@@ -1618,10 +1850,15 @@
         <w:spacing w:line="360" w:lineRule="auto"/>
         <w:ind w:firstLine="420"/>
         <w:jc w:val="both"/>
-      </w:pPr>
-      <w:r>
-        <w:rPr>
-          <w:rFonts w:ascii="Times New Roman" w:hAnsi="Times New Roman" w:eastAsia="仿宋"/>
+        <w:rPr>
+          <w:rFonts w:hint="eastAsia" w:ascii="宋体" w:hAnsi="宋体" w:eastAsia="宋体" w:cs="宋体"/>
+          <w:b w:val="0"/>
+          <w:sz w:val="24"/>
+        </w:rPr>
+      </w:pPr>
+      <w:r>
+        <w:rPr>
+          <w:rFonts w:hint="eastAsia" w:ascii="宋体" w:hAnsi="宋体" w:eastAsia="宋体" w:cs="宋体"/>
           <w:b w:val="0"/>
           <w:sz w:val="24"/>
         </w:rPr>
@@ -1633,10 +1870,15 @@
         <w:spacing w:line="360" w:lineRule="auto"/>
         <w:ind w:firstLine="420"/>
         <w:jc w:val="both"/>
-      </w:pPr>
-      <w:r>
-        <w:rPr>
-          <w:rFonts w:ascii="Times New Roman" w:hAnsi="Times New Roman" w:eastAsia="仿宋"/>
+        <w:rPr>
+          <w:rFonts w:hint="eastAsia" w:ascii="宋体" w:hAnsi="宋体" w:eastAsia="宋体" w:cs="宋体"/>
+          <w:b w:val="0"/>
+          <w:sz w:val="24"/>
+        </w:rPr>
+      </w:pPr>
+      <w:r>
+        <w:rPr>
+          <w:rFonts w:hint="eastAsia" w:ascii="宋体" w:hAnsi="宋体" w:eastAsia="宋体" w:cs="宋体"/>
           <w:b w:val="0"/>
           <w:sz w:val="24"/>
         </w:rPr>
@@ -1648,234 +1890,19 @@
         <w:spacing w:line="360" w:lineRule="auto"/>
         <w:ind w:firstLine="420"/>
         <w:jc w:val="both"/>
-      </w:pPr>
-      <w:r>
-        <w:rPr>
-          <w:rFonts w:ascii="Times New Roman" w:hAnsi="Times New Roman" w:eastAsia="仿宋"/>
+        <w:rPr>
+          <w:rFonts w:hint="eastAsia" w:ascii="宋体" w:hAnsi="宋体" w:eastAsia="宋体" w:cs="宋体"/>
           <w:b w:val="0"/>
           <w:sz w:val="24"/>
         </w:rPr>
+      </w:pPr>
+      <w:r>
+        <w:rPr>
+          <w:rFonts w:hint="eastAsia" w:ascii="宋体" w:hAnsi="宋体" w:eastAsia="宋体" w:cs="宋体"/>
+          <w:b w:val="0"/>
+          <w:sz w:val="24"/>
+        </w:rPr>
         <w:t>输出侧则由 `formatter_node` 和共享渲染器 `ui/legacy_ui.py` 协同完成。报告渲染器负责统一展示正文、审计分、依据说明与证据列表，保证 Chainlit 与 Gradio 两个入口使用同一套结构化结果。这个共享渲染设计减轻了前端重复开发负担，也便于审计组和渲染组对字段契约进行协同维护。</w:t>
-      </w:r>
-    </w:p>
-    <w:p>
-      <w:pPr>
-        <w:spacing w:line="276" w:lineRule="auto"/>
-        <w:ind w:firstLine="0"/>
-        <w:jc w:val="left"/>
-      </w:pPr>
-      <w:r>
-        <w:rPr>
-          <w:rFonts w:ascii="Consolas" w:hAnsi="Consolas" w:eastAsia="Consolas"/>
-          <w:b w:val="0"/>
-          <w:sz w:val="20"/>
-        </w:rPr>
-        <w:t>关键代码摘要：输入护栏</w:t>
-      </w:r>
-      <w:r>
-        <w:rPr>
-          <w:rFonts w:ascii="Consolas" w:hAnsi="Consolas" w:eastAsia="Consolas"/>
-          <w:b w:val="0"/>
-          <w:sz w:val="20"/>
-        </w:rPr>
-        <w:br w:type="textWrapping"/>
-      </w:r>
-      <w:r>
-        <w:rPr>
-          <w:rFonts w:ascii="Consolas" w:hAnsi="Consolas" w:eastAsia="Consolas"/>
-          <w:b w:val="0"/>
-          <w:sz w:val="20"/>
-        </w:rPr>
-        <w:br w:type="textWrapping"/>
-      </w:r>
-      <w:r>
-        <w:rPr>
-          <w:rFonts w:ascii="Consolas" w:hAnsi="Consolas" w:eastAsia="Consolas"/>
-          <w:b w:val="0"/>
-          <w:sz w:val="20"/>
-        </w:rPr>
-        <w:t>class InputGuard:</w:t>
-      </w:r>
-      <w:r>
-        <w:rPr>
-          <w:rFonts w:ascii="Consolas" w:hAnsi="Consolas" w:eastAsia="Consolas"/>
-          <w:b w:val="0"/>
-          <w:sz w:val="20"/>
-        </w:rPr>
-        <w:br w:type="textWrapping"/>
-      </w:r>
-      <w:r>
-        <w:rPr>
-          <w:rFonts w:ascii="Consolas" w:hAnsi="Consolas" w:eastAsia="Consolas"/>
-          <w:b w:val="0"/>
-          <w:sz w:val="20"/>
-        </w:rPr>
-        <w:t xml:space="preserve">    def check(self, input_text: str, input_type: str = "query"):</w:t>
-      </w:r>
-      <w:r>
-        <w:rPr>
-          <w:rFonts w:ascii="Consolas" w:hAnsi="Consolas" w:eastAsia="Consolas"/>
-          <w:b w:val="0"/>
-          <w:sz w:val="20"/>
-        </w:rPr>
-        <w:br w:type="textWrapping"/>
-      </w:r>
-      <w:r>
-        <w:rPr>
-          <w:rFonts w:ascii="Consolas" w:hAnsi="Consolas" w:eastAsia="Consolas"/>
-          <w:b w:val="0"/>
-          <w:sz w:val="20"/>
-        </w:rPr>
-        <w:t xml:space="preserve">        if not input_text:</w:t>
-      </w:r>
-      <w:r>
-        <w:rPr>
-          <w:rFonts w:ascii="Consolas" w:hAnsi="Consolas" w:eastAsia="Consolas"/>
-          <w:b w:val="0"/>
-          <w:sz w:val="20"/>
-        </w:rPr>
-        <w:br w:type="textWrapping"/>
-      </w:r>
-      <w:r>
-        <w:rPr>
-          <w:rFonts w:ascii="Consolas" w:hAnsi="Consolas" w:eastAsia="Consolas"/>
-          <w:b w:val="0"/>
-          <w:sz w:val="20"/>
-        </w:rPr>
-        <w:t xml:space="preserve">            return True, "输入为空"</w:t>
-      </w:r>
-      <w:r>
-        <w:rPr>
-          <w:rFonts w:ascii="Consolas" w:hAnsi="Consolas" w:eastAsia="Consolas"/>
-          <w:b w:val="0"/>
-          <w:sz w:val="20"/>
-        </w:rPr>
-        <w:br w:type="textWrapping"/>
-      </w:r>
-      <w:r>
-        <w:rPr>
-          <w:rFonts w:ascii="Consolas" w:hAnsi="Consolas" w:eastAsia="Consolas"/>
-          <w:b w:val="0"/>
-          <w:sz w:val="20"/>
-        </w:rPr>
-        <w:t xml:space="preserve">        for pattern in self.compiled_dangerous:</w:t>
-      </w:r>
-      <w:r>
-        <w:rPr>
-          <w:rFonts w:ascii="Consolas" w:hAnsi="Consolas" w:eastAsia="Consolas"/>
-          <w:b w:val="0"/>
-          <w:sz w:val="20"/>
-        </w:rPr>
-        <w:br w:type="textWrapping"/>
-      </w:r>
-      <w:r>
-        <w:rPr>
-          <w:rFonts w:ascii="Consolas" w:hAnsi="Consolas" w:eastAsia="Consolas"/>
-          <w:b w:val="0"/>
-          <w:sz w:val="20"/>
-        </w:rPr>
-        <w:t xml:space="preserve">            if pattern.search(input_text):</w:t>
-      </w:r>
-      <w:r>
-        <w:rPr>
-          <w:rFonts w:ascii="Consolas" w:hAnsi="Consolas" w:eastAsia="Consolas"/>
-          <w:b w:val="0"/>
-          <w:sz w:val="20"/>
-        </w:rPr>
-        <w:br w:type="textWrapping"/>
-      </w:r>
-      <w:r>
-        <w:rPr>
-          <w:rFonts w:ascii="Consolas" w:hAnsi="Consolas" w:eastAsia="Consolas"/>
-          <w:b w:val="0"/>
-          <w:sz w:val="20"/>
-        </w:rPr>
-        <w:t xml:space="preserve">                return False, "检测到潜在的危险模式"</w:t>
-      </w:r>
-      <w:r>
-        <w:rPr>
-          <w:rFonts w:ascii="Consolas" w:hAnsi="Consolas" w:eastAsia="Consolas"/>
-          <w:b w:val="0"/>
-          <w:sz w:val="20"/>
-        </w:rPr>
-        <w:br w:type="textWrapping"/>
-      </w:r>
-      <w:r>
-        <w:rPr>
-          <w:rFonts w:ascii="Consolas" w:hAnsi="Consolas" w:eastAsia="Consolas"/>
-          <w:b w:val="0"/>
-          <w:sz w:val="20"/>
-        </w:rPr>
-        <w:t xml:space="preserve">        for pattern in self.compiled_injection:</w:t>
-      </w:r>
-      <w:r>
-        <w:rPr>
-          <w:rFonts w:ascii="Consolas" w:hAnsi="Consolas" w:eastAsia="Consolas"/>
-          <w:b w:val="0"/>
-          <w:sz w:val="20"/>
-        </w:rPr>
-        <w:br w:type="textWrapping"/>
-      </w:r>
-      <w:r>
-        <w:rPr>
-          <w:rFonts w:ascii="Consolas" w:hAnsi="Consolas" w:eastAsia="Consolas"/>
-          <w:b w:val="0"/>
-          <w:sz w:val="20"/>
-        </w:rPr>
-        <w:t xml:space="preserve">            if pattern.search(input_text):</w:t>
-      </w:r>
-      <w:r>
-        <w:rPr>
-          <w:rFonts w:ascii="Consolas" w:hAnsi="Consolas" w:eastAsia="Consolas"/>
-          <w:b w:val="0"/>
-          <w:sz w:val="20"/>
-        </w:rPr>
-        <w:br w:type="textWrapping"/>
-      </w:r>
-      <w:r>
-        <w:rPr>
-          <w:rFonts w:ascii="Consolas" w:hAnsi="Consolas" w:eastAsia="Consolas"/>
-          <w:b w:val="0"/>
-          <w:sz w:val="20"/>
-        </w:rPr>
-        <w:t xml:space="preserve">                return False, "检测到潜在的注入攻击模式"</w:t>
-      </w:r>
-      <w:r>
-        <w:rPr>
-          <w:rFonts w:ascii="Consolas" w:hAnsi="Consolas" w:eastAsia="Consolas"/>
-          <w:b w:val="0"/>
-          <w:sz w:val="20"/>
-        </w:rPr>
-        <w:br w:type="textWrapping"/>
-      </w:r>
-      <w:r>
-        <w:rPr>
-          <w:rFonts w:ascii="Consolas" w:hAnsi="Consolas" w:eastAsia="Consolas"/>
-          <w:b w:val="0"/>
-          <w:sz w:val="20"/>
-        </w:rPr>
-        <w:t xml:space="preserve">        return True, "安全"</w:t>
-      </w:r>
-      <w:r>
-        <w:rPr>
-          <w:rFonts w:ascii="Consolas" w:hAnsi="Consolas" w:eastAsia="Consolas"/>
-          <w:b w:val="0"/>
-          <w:sz w:val="20"/>
-        </w:rPr>
-        <w:br w:type="textWrapping"/>
-      </w:r>
-    </w:p>
-    <w:p>
-      <w:pPr>
-        <w:spacing w:before="160" w:after="40"/>
-      </w:pPr>
-      <w:r>
-        <w:rPr>
-          <w:rFonts w:ascii="Times New Roman" w:hAnsi="Times New Roman" w:eastAsia="宋体"/>
-          <w:b/>
-          <w:sz w:val="24"/>
-        </w:rPr>
-        <w:t>3.4 模块整合方案</w:t>
       </w:r>
     </w:p>
     <w:p>
@@ -1883,55 +1910,225 @@
         <w:spacing w:line="360" w:lineRule="auto"/>
         <w:ind w:firstLine="420"/>
         <w:jc w:val="both"/>
-      </w:pPr>
-      <w:r>
-        <w:rPr>
-          <w:rFonts w:ascii="Times New Roman" w:hAnsi="Times New Roman" w:eastAsia="仿宋"/>
+        <w:rPr>
+          <w:rFonts w:hint="eastAsia" w:ascii="宋体" w:hAnsi="宋体" w:eastAsia="宋体" w:cs="宋体"/>
+        </w:rPr>
+      </w:pPr>
+      <w:r>
+        <w:rPr>
+          <w:rFonts w:hint="eastAsia" w:ascii="宋体" w:hAnsi="宋体" w:eastAsia="宋体" w:cs="宋体"/>
           <w:b w:val="0"/>
           <w:sz w:val="24"/>
         </w:rPr>
-        <w:t>三个模块最终通过 `IntegratedState` 与统一装配层整合。控制平面负责决定流程走向，知识能力层负责补充证据和上下文，安全与输出层负责约束边界和整理结果。这种设计避免了常见的“大模型一条 Prompt 处理所有问题”的黑盒方式，而是把 AI 能力切分为可路由、可组合、可测试的多个责任单元。项目重建后，核心模块均可独立导入，工作流在有无 LangGraph 环境下都能最小运行，测试文件也能针对纯函数和节点行为分别验证。</w:t>
+        <w:t>关键代码摘要：输入护栏</w:t>
+      </w:r>
+      <w:r>
+        <w:rPr>
+          <w:rFonts w:hint="eastAsia" w:ascii="宋体" w:hAnsi="宋体" w:eastAsia="宋体" w:cs="宋体"/>
+          <w:b w:val="0"/>
+          <w:sz w:val="20"/>
+        </w:rPr>
+        <w:br w:type="textWrapping"/>
+      </w:r>
+      <w:r>
+        <w:rPr>
+          <w:rFonts w:hint="eastAsia" w:ascii="宋体" w:hAnsi="宋体" w:eastAsia="宋体" w:cs="宋体"/>
+          <w:b w:val="0"/>
+          <w:sz w:val="20"/>
+        </w:rPr>
+        <w:br w:type="textWrapping"/>
+      </w:r>
+      <w:r>
+        <w:rPr>
+          <w:rFonts w:hint="eastAsia" w:ascii="宋体" w:hAnsi="宋体" w:eastAsia="宋体" w:cs="宋体"/>
+          <w:b w:val="0"/>
+          <w:sz w:val="20"/>
+        </w:rPr>
+        <w:t>class InputGuard:</w:t>
+      </w:r>
+      <w:r>
+        <w:rPr>
+          <w:rFonts w:hint="eastAsia" w:ascii="宋体" w:hAnsi="宋体" w:eastAsia="宋体" w:cs="宋体"/>
+          <w:b w:val="0"/>
+          <w:sz w:val="20"/>
+        </w:rPr>
+        <w:br w:type="textWrapping"/>
+      </w:r>
+      <w:r>
+        <w:rPr>
+          <w:rFonts w:hint="eastAsia" w:ascii="宋体" w:hAnsi="宋体" w:eastAsia="宋体" w:cs="宋体"/>
+          <w:b w:val="0"/>
+          <w:sz w:val="20"/>
+        </w:rPr>
+        <w:t xml:space="preserve">    def check(self, input_text: str, input_type: str = "query"):</w:t>
+      </w:r>
+      <w:r>
+        <w:rPr>
+          <w:rFonts w:hint="eastAsia" w:ascii="宋体" w:hAnsi="宋体" w:eastAsia="宋体" w:cs="宋体"/>
+          <w:b w:val="0"/>
+          <w:sz w:val="20"/>
+        </w:rPr>
+        <w:br w:type="textWrapping"/>
+      </w:r>
+      <w:r>
+        <w:rPr>
+          <w:rFonts w:hint="eastAsia" w:ascii="宋体" w:hAnsi="宋体" w:eastAsia="宋体" w:cs="宋体"/>
+          <w:b w:val="0"/>
+          <w:sz w:val="20"/>
+        </w:rPr>
+        <w:t xml:space="preserve">        if not input_text:</w:t>
+      </w:r>
+      <w:r>
+        <w:rPr>
+          <w:rFonts w:hint="eastAsia" w:ascii="宋体" w:hAnsi="宋体" w:eastAsia="宋体" w:cs="宋体"/>
+          <w:b w:val="0"/>
+          <w:sz w:val="20"/>
+        </w:rPr>
+        <w:br w:type="textWrapping"/>
+      </w:r>
+      <w:r>
+        <w:rPr>
+          <w:rFonts w:hint="eastAsia" w:ascii="宋体" w:hAnsi="宋体" w:eastAsia="宋体" w:cs="宋体"/>
+          <w:b w:val="0"/>
+          <w:sz w:val="20"/>
+        </w:rPr>
+        <w:t xml:space="preserve">            return True, "输入为空"</w:t>
+      </w:r>
+      <w:r>
+        <w:rPr>
+          <w:rFonts w:hint="eastAsia" w:ascii="宋体" w:hAnsi="宋体" w:eastAsia="宋体" w:cs="宋体"/>
+          <w:b w:val="0"/>
+          <w:sz w:val="20"/>
+        </w:rPr>
+        <w:br w:type="textWrapping"/>
+      </w:r>
+      <w:r>
+        <w:rPr>
+          <w:rFonts w:hint="eastAsia" w:ascii="宋体" w:hAnsi="宋体" w:eastAsia="宋体" w:cs="宋体"/>
+          <w:b w:val="0"/>
+          <w:sz w:val="20"/>
+        </w:rPr>
+        <w:t xml:space="preserve">        for pattern in self.compiled_dangerous:</w:t>
+      </w:r>
+      <w:r>
+        <w:rPr>
+          <w:rFonts w:hint="eastAsia" w:ascii="宋体" w:hAnsi="宋体" w:eastAsia="宋体" w:cs="宋体"/>
+          <w:b w:val="0"/>
+          <w:sz w:val="20"/>
+        </w:rPr>
+        <w:br w:type="textWrapping"/>
+      </w:r>
+      <w:r>
+        <w:rPr>
+          <w:rFonts w:hint="eastAsia" w:ascii="宋体" w:hAnsi="宋体" w:eastAsia="宋体" w:cs="宋体"/>
+          <w:b w:val="0"/>
+          <w:sz w:val="20"/>
+        </w:rPr>
+        <w:t xml:space="preserve">            if pattern.search(input_text):</w:t>
+      </w:r>
+      <w:r>
+        <w:rPr>
+          <w:rFonts w:hint="eastAsia" w:ascii="宋体" w:hAnsi="宋体" w:eastAsia="宋体" w:cs="宋体"/>
+          <w:b w:val="0"/>
+          <w:sz w:val="20"/>
+        </w:rPr>
+        <w:br w:type="textWrapping"/>
+      </w:r>
+      <w:r>
+        <w:rPr>
+          <w:rFonts w:hint="eastAsia" w:ascii="宋体" w:hAnsi="宋体" w:eastAsia="宋体" w:cs="宋体"/>
+          <w:b w:val="0"/>
+          <w:sz w:val="20"/>
+        </w:rPr>
+        <w:t xml:space="preserve">                return False, "检测到潜在的危险模式"</w:t>
+      </w:r>
+      <w:r>
+        <w:rPr>
+          <w:rFonts w:hint="eastAsia" w:ascii="宋体" w:hAnsi="宋体" w:eastAsia="宋体" w:cs="宋体"/>
+          <w:b w:val="0"/>
+          <w:sz w:val="20"/>
+        </w:rPr>
+        <w:br w:type="textWrapping"/>
+      </w:r>
+      <w:r>
+        <w:rPr>
+          <w:rFonts w:hint="eastAsia" w:ascii="宋体" w:hAnsi="宋体" w:eastAsia="宋体" w:cs="宋体"/>
+          <w:b w:val="0"/>
+          <w:sz w:val="20"/>
+        </w:rPr>
+        <w:t xml:space="preserve">        for pattern in self.compiled_injection:</w:t>
+      </w:r>
+      <w:r>
+        <w:rPr>
+          <w:rFonts w:hint="eastAsia" w:ascii="宋体" w:hAnsi="宋体" w:eastAsia="宋体" w:cs="宋体"/>
+          <w:b w:val="0"/>
+          <w:sz w:val="20"/>
+        </w:rPr>
+        <w:br w:type="textWrapping"/>
+      </w:r>
+      <w:r>
+        <w:rPr>
+          <w:rFonts w:hint="eastAsia" w:ascii="宋体" w:hAnsi="宋体" w:eastAsia="宋体" w:cs="宋体"/>
+          <w:b w:val="0"/>
+          <w:sz w:val="20"/>
+        </w:rPr>
+        <w:t xml:space="preserve">            if pattern.search(input_text):</w:t>
+      </w:r>
+      <w:r>
+        <w:rPr>
+          <w:rFonts w:hint="eastAsia" w:ascii="宋体" w:hAnsi="宋体" w:eastAsia="宋体" w:cs="宋体"/>
+          <w:b w:val="0"/>
+          <w:sz w:val="20"/>
+        </w:rPr>
+        <w:br w:type="textWrapping"/>
+      </w:r>
+      <w:r>
+        <w:rPr>
+          <w:rFonts w:hint="eastAsia" w:ascii="宋体" w:hAnsi="宋体" w:eastAsia="宋体" w:cs="宋体"/>
+          <w:b w:val="0"/>
+          <w:sz w:val="20"/>
+        </w:rPr>
+        <w:t xml:space="preserve">                return False, "检测到潜在的注入攻击模式"</w:t>
+      </w:r>
+      <w:r>
+        <w:rPr>
+          <w:rFonts w:hint="eastAsia" w:ascii="宋体" w:hAnsi="宋体" w:eastAsia="宋体" w:cs="宋体"/>
+          <w:b w:val="0"/>
+          <w:sz w:val="20"/>
+        </w:rPr>
+        <w:br w:type="textWrapping"/>
+      </w:r>
+      <w:r>
+        <w:rPr>
+          <w:rFonts w:hint="eastAsia" w:ascii="宋体" w:hAnsi="宋体" w:eastAsia="宋体" w:cs="宋体"/>
+          <w:b w:val="0"/>
+          <w:sz w:val="20"/>
+        </w:rPr>
+        <w:t xml:space="preserve">        return True, "安全"</w:t>
+      </w:r>
+      <w:r>
+        <w:rPr>
+          <w:rFonts w:hint="eastAsia" w:ascii="宋体" w:hAnsi="宋体" w:eastAsia="宋体" w:cs="宋体"/>
+          <w:b w:val="0"/>
+          <w:sz w:val="20"/>
+        </w:rPr>
+        <w:br w:type="textWrapping"/>
       </w:r>
     </w:p>
     <w:p>
       <w:pPr>
-        <w:spacing w:before="200" w:after="80"/>
-      </w:pPr>
-      <w:r>
-        <w:rPr>
-          <w:rFonts w:ascii="Times New Roman" w:hAnsi="Times New Roman" w:eastAsia="黑体"/>
+        <w:spacing w:before="160" w:after="40"/>
+        <w:rPr>
+          <w:rFonts w:hint="eastAsia" w:ascii="宋体" w:hAnsi="宋体" w:eastAsia="宋体" w:cs="宋体"/>
+        </w:rPr>
+      </w:pPr>
+      <w:r>
+        <w:rPr>
+          <w:rFonts w:hint="eastAsia" w:ascii="宋体" w:hAnsi="宋体" w:eastAsia="宋体" w:cs="宋体"/>
           <w:b/>
           <w:sz w:val="24"/>
         </w:rPr>
-        <w:t>四、安全测试与质量保证</w:t>
-      </w:r>
-    </w:p>
-    <w:p>
-      <w:pPr>
-        <w:spacing w:before="160" w:after="40"/>
-      </w:pPr>
-      <w:r>
-        <w:rPr>
-          <w:rFonts w:ascii="Times New Roman" w:hAnsi="Times New Roman" w:eastAsia="宋体"/>
-          <w:b/>
-          <w:sz w:val="24"/>
-        </w:rPr>
-        <w:t>4.1 安全测试方案与执行结果</w:t>
-      </w:r>
-    </w:p>
-    <w:p>
-      <w:r>
-        <w:t>补充安全测试汇总（2026-04-29）：本轮新增一份面向运行时入口的安全验证记录，测试入口明确指定为 Chainlit，并首先通过浏览器访问 `http://localhost:8000` 确认首页、欢迎信息、输入框和功能按钮均可正常显示；随后，为避免聊天历史污染高风险样本判定，批量用例改为直接调用与 Chainlit 共用的工作流引擎 `integrated_app.ainvoke(...)`，并为每个样本提供全新状态隔离。</w:t>
-      </w:r>
-    </w:p>
-    <w:p>
-      <w:r>
-        <w:t>该批次结果共覆盖 14 个运行时安全样本，其中注入测试 5 项、边界测试 8 项、异常场景测试 1 项，结果均为通过。从总体结论看，系统已经具备基础输入护栏能力，能够稳定拦截高风险直接注入；同时在超长输入、空输入、特殊字符、混合语言等情况下未出现崩溃，说明系统鲁棒性达到课程项目可交付水平。</w:t>
-      </w:r>
-    </w:p>
-    <w:p>
-      <w:r>
-        <w:t>其中，I-01 指令覆盖、I-02 角色劫持、I-04 编码绕过三类高风险样本均在输入阶段被即时拦截并返回“安全拦截”；E-01 服务不可用模拟则通过对 `expert_nodes.ai_invoke` 注入 `ConnectionError` 的方式验证了后端异常时的 fallback 能力，最终工作流仍返回兜底教练建议，说明系统不仅关注“拦得住”，也关注“挂了之后还能回得来”。</w:t>
+        <w:t>3.4 模块整合方案</w:t>
       </w:r>
     </w:p>
     <w:p>
@@ -1939,14 +2136,51 @@
         <w:spacing w:line="360" w:lineRule="auto"/>
         <w:ind w:firstLine="420"/>
         <w:jc w:val="both"/>
-      </w:pPr>
-      <w:r>
-        <w:rPr>
-          <w:rFonts w:ascii="Times New Roman" w:hAnsi="Times New Roman" w:eastAsia="仿宋"/>
+        <w:rPr>
+          <w:rFonts w:hint="eastAsia" w:ascii="宋体" w:hAnsi="宋体" w:eastAsia="宋体" w:cs="宋体"/>
           <w:b w:val="0"/>
           <w:sz w:val="24"/>
         </w:rPr>
-        <w:t>项目当前将质量保证重点放在三层自动化测试上：导入冒烟测试 1 个、安全护栏测试 10 个、路由行为测试 14 个，总计 25 个 pytest 用例。2026-04-29 在 `torch2.5.1` 环境下重新执行 `python -m pytest tests -q`，输出结果为 `25 passed, 9 warnings in 43.20s`。其中 9 条 warning 均来自 `faiss/swig` 依赖，不影响通过结论。</w:t>
+      </w:pPr>
+      <w:r>
+        <w:rPr>
+          <w:rFonts w:hint="eastAsia" w:ascii="宋体" w:hAnsi="宋体" w:eastAsia="宋体" w:cs="宋体"/>
+          <w:b w:val="0"/>
+          <w:sz w:val="24"/>
+        </w:rPr>
+        <w:t>三个模块最终通过 `IntegratedState` 与统一装配层整合。控制平面负责决定流程走向，知识能力层负责补充证据和上下文，安全与输出层负责约束边界和整理结果。这种设计避免了常见的“大模型一条 Prompt 处理所有问题”的黑盒方式，而是把 AI 能力切分为可路由、可组合、可测试的多个责任单元。项目重建后，核心模块均可独立导入，工作流在有无 LangGraph 环境下都能最小运行，测试文件也能针对纯函数和节点行为分别验证。</w:t>
+      </w:r>
+    </w:p>
+    <w:p>
+      <w:pPr>
+        <w:spacing w:before="200" w:after="80"/>
+        <w:rPr>
+          <w:rFonts w:hint="eastAsia" w:ascii="宋体" w:hAnsi="宋体" w:eastAsia="宋体" w:cs="宋体"/>
+        </w:rPr>
+      </w:pPr>
+      <w:r>
+        <w:rPr>
+          <w:rFonts w:hint="eastAsia" w:ascii="宋体" w:hAnsi="宋体" w:eastAsia="宋体" w:cs="宋体"/>
+          <w:b/>
+          <w:sz w:val="24"/>
+        </w:rPr>
+        <w:t>四、安全测试与质量保证</w:t>
+      </w:r>
+    </w:p>
+    <w:p>
+      <w:pPr>
+        <w:spacing w:before="160" w:after="40"/>
+        <w:rPr>
+          <w:rFonts w:hint="eastAsia" w:ascii="宋体" w:hAnsi="宋体" w:eastAsia="宋体" w:cs="宋体"/>
+        </w:rPr>
+      </w:pPr>
+      <w:r>
+        <w:rPr>
+          <w:rFonts w:hint="eastAsia" w:ascii="宋体" w:hAnsi="宋体" w:eastAsia="宋体" w:cs="宋体"/>
+          <w:b/>
+          <w:sz w:val="24"/>
+        </w:rPr>
+        <w:t>4.1 安全测试方案与执行结果</w:t>
       </w:r>
     </w:p>
     <w:p>
@@ -1954,42 +2188,19 @@
         <w:spacing w:line="360" w:lineRule="auto"/>
         <w:ind w:firstLine="420"/>
         <w:jc w:val="both"/>
-      </w:pPr>
-      <w:r>
-        <w:rPr>
-          <w:rFonts w:ascii="Times New Roman" w:hAnsi="Times New Roman" w:eastAsia="仿宋"/>
+        <w:rPr>
+          <w:rFonts w:hint="eastAsia" w:ascii="宋体" w:hAnsi="宋体" w:eastAsia="宋体" w:cs="宋体"/>
           <w:b w:val="0"/>
           <w:sz w:val="24"/>
         </w:rPr>
-        <w:t>安全测试方案主要围绕输入注入、system prompt 探测、base64 绕过、敏感信息输出与有害内容阻断五类风险设计。测试结果表明：`InputGuard` 可以稳定拦截显式越狱和注入样本；`OutputGuard` 可以对模拟密钥 `sk-marathon-2025-secret-key` 做脱敏处理，并阻断攻击性输出；`security_gate_node` 可以在历史消息包含危险内容时触发会话级安全拦截。由于这些测试全部直接调用本地 Python 模块，不依赖在线服务，因此稳定性较高，适合纳入课程演示与持续集成。</w:t>
-      </w:r>
-    </w:p>
-    <w:p>
-      <w:pPr>
-        <w:spacing w:before="160" w:after="40"/>
-      </w:pPr>
-      <w:r>
-        <w:rPr>
-          <w:rFonts w:ascii="Times New Roman" w:hAnsi="Times New Roman" w:eastAsia="宋体"/>
-          <w:b/>
+      </w:pPr>
+      <w:r>
+        <w:rPr>
+          <w:rFonts w:hint="eastAsia" w:ascii="宋体" w:hAnsi="宋体" w:eastAsia="宋体" w:cs="宋体"/>
+          <w:b w:val="0"/>
           <w:sz w:val="24"/>
         </w:rPr>
-        <w:t>4.2 边界测试结果</w:t>
-      </w:r>
-    </w:p>
-    <w:p>
-      <w:r>
-        <w:t>补充安全测试汇总（2026-04-29）：运行时边界测试进一步给出了更细粒度的行为证据。8 个样本全部通过，包括空输入、纯空格、纯标点、5000 字超长输入、特殊字符/XSS、SQL 注入尝试、Unicode 特殊字符与混合语言输入。这组结果说明系统在面对非理想输入时具备较好的稳态表现，至少不会因为输入异常而直接崩溃或中断工作流。</w:t>
-      </w:r>
-    </w:p>
-    <w:p>
-      <w:r>
-        <w:t>不过，这组边界测试也暴露了“安全通过不等于语义治理充分”的问题。B-02 纯空格、B-03 纯标点和 B-06 SQL 注入尝试虽然都没有造成执行层面的破坏，但系统仍可能把它们解释为普通训练问题并继续生成建议，这意味着当前输入侧更擅长识别显式越权与注入模式，而对低信息量、低语义价值或恶意样式输入的拒答策略仍偏弱。</w:t>
-      </w:r>
-    </w:p>
-    <w:p>
-      <w:r>
-        <w:t>最值得在后续版本中优先收口的是 B-05 特殊字符/XSS 样本。当前系统已经能指出 `&lt;script&gt;alert('xss')&lt;/script&gt;` 含有潜在风险，但最终回答文本中仍会原样回显该片段。若未来某一层前端渲染策略发生变化，该行为可能从“内容不够干净”放大为“前端展示面风险”，因此这一点在论文评估中应视为已识别但尚未完全闭环的边界安全问题。</w:t>
+        <w:t>补充安全测试汇总（2026-04-29）：本轮新增一份面向运行时入口的安全验证记录，测试入口明确指定为 Chainlit，并首先通过浏览器访问 `http://localhost:8000` 确认首页、欢迎信息、输入框和功能按钮均可正常显示；随后，为避免聊天历史污染高风险样本判定，批量用例改为直接调用与 Chainlit 共用的工作流引擎 `integrated_app.ainvoke(...)`，并为每个样本提供全新状态隔离。</w:t>
       </w:r>
     </w:p>
     <w:p>
@@ -1997,14 +2208,19 @@
         <w:spacing w:line="360" w:lineRule="auto"/>
         <w:ind w:firstLine="420"/>
         <w:jc w:val="both"/>
-      </w:pPr>
-      <w:r>
-        <w:rPr>
-          <w:rFonts w:ascii="Times New Roman" w:hAnsi="Times New Roman" w:eastAsia="仿宋"/>
+        <w:rPr>
+          <w:rFonts w:hint="eastAsia" w:ascii="宋体" w:hAnsi="宋体" w:eastAsia="宋体" w:cs="宋体"/>
           <w:b w:val="0"/>
           <w:sz w:val="24"/>
         </w:rPr>
-        <w:t>为了补齐原报告中缺失的边界测试，本轮额外对几个关键边界场景进行了最小实测。第一，空输入边界：`InputGuard.check("")` 返回 `(True, '输入为空')`，说明系统对空文本不会误判为攻击。第二，长文本边界：对长度 8000 的安全文本执行检测，结果仍为 `(True, '安全')`，说明在常见课程规模下规则扫描不会因文本变长而异常。第三，空输出边界：`OutputGuard.check("")` 返回 `(True, '', '输出安全')`，说明输出护栏对空结果具有容错性。第四，流程边界：当 `entity_route_decision` 遇到计划请求但缺少证据时，会返回 `missing_info_handler`；当 `after_auditor_route` 的 `iteration_count` 达到 3 时，会强制终止重试并进入引导节点。</w:t>
+      </w:pPr>
+      <w:r>
+        <w:rPr>
+          <w:rFonts w:hint="eastAsia" w:ascii="宋体" w:hAnsi="宋体" w:eastAsia="宋体" w:cs="宋体"/>
+          <w:b w:val="0"/>
+          <w:sz w:val="24"/>
+        </w:rPr>
+        <w:t>该批次结果共覆盖 14 个运行时安全样本，其中注入测试 5 项、边界测试 8 项、异常场景测试 1 项，结果均为通过。从总体结论看，系统已经具备基础输入护栏能力，能够稳定拦截高风险直接注入；同时在超长输入、空输入、特殊字符、混合语言等情况下未出现崩溃，说明系统鲁棒性达到课程项目可交付水平。</w:t>
       </w:r>
     </w:p>
     <w:p>
@@ -2012,65 +2228,19 @@
         <w:spacing w:line="360" w:lineRule="auto"/>
         <w:ind w:firstLine="420"/>
         <w:jc w:val="both"/>
-      </w:pPr>
-      <w:r>
-        <w:rPr>
-          <w:rFonts w:ascii="Times New Roman" w:hAnsi="Times New Roman" w:eastAsia="仿宋"/>
+        <w:rPr>
+          <w:rFonts w:hint="eastAsia" w:ascii="宋体" w:hAnsi="宋体" w:eastAsia="宋体" w:cs="宋体"/>
           <w:b w:val="0"/>
           <w:sz w:val="24"/>
         </w:rPr>
-        <w:t>这些边界结果说明系统已经具备基本的异常兜底能力：一方面不会因为空输入、空输出或长文本而直接崩溃；另一方面，工作流在证据缺失和审核死循环风险面前也存在显式出口。虽然这还不等于完整的鲁棒性评估，但至少证明项目的核心控制点具备可验证的边界行为。</w:t>
-      </w:r>
-    </w:p>
-    <w:p>
-      <w:pPr>
-        <w:spacing w:before="160" w:after="40"/>
-      </w:pPr>
-      <w:r>
-        <w:rPr>
-          <w:rFonts w:ascii="Times New Roman" w:hAnsi="Times New Roman" w:eastAsia="宋体"/>
-          <w:b/>
+      </w:pPr>
+      <w:r>
+        <w:rPr>
+          <w:rFonts w:hint="eastAsia" w:ascii="宋体" w:hAnsi="宋体" w:eastAsia="宋体" w:cs="宋体"/>
+          <w:b w:val="0"/>
           <w:sz w:val="24"/>
         </w:rPr>
-        <w:t>4.3 性能测试数据</w:t>
-      </w:r>
-    </w:p>
-    <w:p>
-      <w:r>
-        <w:t>性能测试采用“端到端流程耗时 + 关键规则节点微基准”两层方法进行评估。前者关注用户真实体验，即从输入进入工作流、完成检索、专家生成、审计和格式化输出的完整链路耗时；后者关注系统控制平面的基础开销，用于判断安全护栏与路由器是否会成为性能瓶颈。根据项目既有工作流实测记录，完整链路样本耗时分别为 88.02 秒、55.05 秒、60.96 秒、71.19 秒和 34.56 秒，平均约 61.96 秒。该结果表明，在本地模型推理、检索增强和多阶段审核共同参与的条件下，系统已经能够稳定完成复杂请求，但端到端响应时间仍处于“可交付但偏慢”的区间。</w:t>
-      </w:r>
-    </w:p>
-    <w:p>
-      <w:r>
-        <w:t>在微基准层面，2026-04-29 的实测结果显示：`InputGuard.check()` 在 1000 次调用下平均耗时 0.0041ms，P95 为 0.0049ms，最大值 0.0410ms；`OutputGuard.check()` 平均耗时 0.0021ms，P95 为 0.0022ms，最大值 0.0221ms；`router_node()` 在 500 次调用下平均耗时 0.0067ms，P95 为 0.0069ms，最大值 0.0268ms。可以看出，输入护栏、输出护栏与规则路由的运行代价都处于毫秒以下的极低水平，说明系统中的规则层模块足够轻量，其设计目标已经达到，即在保证安全性和可控性的同时，不额外放大用户等待时间。</w:t>
-      </w:r>
-    </w:p>
-    <w:p>
-      <w:r>
-        <w:t>综合两类测试结果可以得出一个更有解释力的结论：当前系统的主要性能瓶颈并不在规则判断，而在于本地大模型推理、RAG 检索以及“生成-审计-再生成”式多阶段工作流本身。因此，项目在交互层引入了 Chainlit 心跳式进度反馈机制，在长耗时任务中每 3 秒刷新一次当前阶段与等待时间，以降低用户对“卡死”状态的误判。后续若继续优化性能，优先方向应包括超长输入压缩、检索前摘要化、专家节点并行化以及缓存高频检索结果。附录 B 已进一步汇总本节核心性能数据，便于答辩或 PPT 中直接引用。</w:t>
-      </w:r>
-    </w:p>
-    <w:p>
-      <w:pPr>
-        <w:spacing w:before="160" w:after="40"/>
-      </w:pPr>
-      <w:r>
-        <w:rPr>
-          <w:rFonts w:ascii="Times New Roman" w:hAnsi="Times New Roman" w:eastAsia="宋体"/>
-          <w:b/>
-          <w:sz w:val="24"/>
-        </w:rPr>
-        <w:t>4.4 跨团队测试反馈与改进</w:t>
-      </w:r>
-    </w:p>
-    <w:p>
-      <w:r>
-        <w:t>补充安全测试汇总（2026-04-29）：本轮安全验证还反映出一条有价值的组间协作经验，即“UI 入口验证”和“工作流安全验证”需要拆分执行。具体做法是先通过浏览器确认 Chainlit 入口可启动、可访问，再将批量高风险样本切换到与前端共用的 `integrated_app.ainvoke(...)` 执行，这样既验证了真实入口可用性，又避免会话历史对安全判定造成交叉污染。</w:t>
-      </w:r>
-    </w:p>
-    <w:p>
-      <w:r>
-        <w:t>这一做法本质上是前端组、工作流组和安全测试组三方接口协同的结果：前端组负责保障可见入口与交互控件正常，工作流组保证入口背后绑定的执行引擎一致，安全测试组则采用状态隔离方式保证样本可重复和结果可比较。与只在单层做静态单测不同，这种“先入口可用、再引擎隔离批测”的方法更适合作为课程答辩时展示的跨模块测试流程。</w:t>
+        <w:t>其中，I-01 指令覆盖、I-02 角色劫持、I-04 编码绕过三类高风险样本均在输入阶段被即时拦截并返回“安全拦截”；E-01 服务不可用模拟则通过对 `expert_nodes.ai_invoke` 注入 `ConnectionError` 的方式验证了后端异常时的 fallback 能力，最终工作流仍返回兜底教练建议，说明系统不仅关注“拦得住”，也关注“挂了之后还能回得来”。</w:t>
       </w:r>
     </w:p>
     <w:p>
@@ -2078,14 +2248,19 @@
         <w:spacing w:line="360" w:lineRule="auto"/>
         <w:ind w:firstLine="420"/>
         <w:jc w:val="both"/>
-      </w:pPr>
-      <w:r>
-        <w:rPr>
-          <w:rFonts w:ascii="Times New Roman" w:hAnsi="Times New Roman" w:eastAsia="仿宋"/>
+        <w:rPr>
+          <w:rFonts w:hint="eastAsia" w:ascii="宋体" w:hAnsi="宋体" w:eastAsia="宋体" w:cs="宋体"/>
           <w:b w:val="0"/>
           <w:sz w:val="24"/>
         </w:rPr>
-        <w:t>当前仓库中没有独立的“跨团队联调报告”成文文件，但在 `LangGraph_实验记录.md`、`backend_technical_overview.md` 和 `project_plan_v2.0.md` 中保留了多处组间实现方法与联调改进记录，可作为本节依据。第一类反馈来自引用预览链路：索引构建组负责补充 `source_path` 持久化字段，报告渲染组只消费标准化路径，避免 UI 层自行拼接文件地址。第二类反馈来自 PDF 预览交互：渲染组仅负责展示编号，交互组统一注册 `view_pdf` Action，避免 Markdown 链接同时承担展示与动作职责。</w:t>
+      </w:pPr>
+      <w:r>
+        <w:rPr>
+          <w:rFonts w:hint="eastAsia" w:ascii="宋体" w:hAnsi="宋体" w:eastAsia="宋体" w:cs="宋体"/>
+          <w:b w:val="0"/>
+          <w:sz w:val="24"/>
+        </w:rPr>
+        <w:t>项目当前将质量保证重点放在三层自动化测试上：导入冒烟测试 1 个、安全护栏测试 10 个、路由行为测试 14 个，总计 25 个 pytest 用例。2026-04-29 在 `torch2.5.1` 环境下重新执行 `python -m pytest tests -q`，输出结果为 `25 passed, 9 warnings in 43.20s`。其中 9 条 warning 均来自 `faiss/swig` 依赖，不影响通过结论。</w:t>
       </w:r>
     </w:p>
     <w:p>
@@ -2093,40 +2268,35 @@
         <w:spacing w:line="360" w:lineRule="auto"/>
         <w:ind w:firstLine="420"/>
         <w:jc w:val="both"/>
-      </w:pPr>
-      <w:r>
-        <w:rPr>
-          <w:rFonts w:ascii="Times New Roman" w:hAnsi="Times New Roman" w:eastAsia="仿宋"/>
+        <w:rPr>
+          <w:rFonts w:hint="eastAsia" w:ascii="宋体" w:hAnsi="宋体" w:eastAsia="宋体" w:cs="宋体"/>
           <w:b w:val="0"/>
           <w:sz w:val="24"/>
         </w:rPr>
-        <w:t>第三类反馈来自多模态接入：为避免影响图谱组和后端接口兼容，前端入口层单独承担多模态注入职责，而不改动底层知识图谱构建接口。第四类反馈来自用户知识库构建稳定性：向量库组在构建前显式创建 `faiss_db/` 目录，避免 UI 与审计修复期间因为索引落盘失败阻塞联调。这些记录说明，本项目虽然没有形成正式的跨团队问卷式测试材料，但已经通过接口契约、路径元数据、交互动作注册和索引落盘等具体问题完成多轮协同修复。新版报告据此将该部分从“缺项”提升为“有依据的过程性反馈总结”。</w:t>
+      </w:pPr>
+      <w:r>
+        <w:rPr>
+          <w:rFonts w:hint="eastAsia" w:ascii="宋体" w:hAnsi="宋体" w:eastAsia="宋体" w:cs="宋体"/>
+          <w:b w:val="0"/>
+          <w:sz w:val="24"/>
+        </w:rPr>
+        <w:t>安全测试方案主要围绕输入注入、system prompt 探测、base64 绕过、敏感信息输出与有害内容阻断五类风险设计。测试结果表明：`InputGuard` 可以稳定拦截显式越狱和注入样本；`OutputGuard` 可以对模拟密钥 `sk-marathon-2025-secret-key` 做脱敏处理，并阻断攻击性输出；`security_gate_node` 可以在历史消息包含危险内容时触发会话级安全拦截。由于这些测试全部直接调用本地 Python 模块，不依赖在线服务，因此稳定性较高，适合纳入课程演示与持续集成。</w:t>
       </w:r>
     </w:p>
     <w:p>
       <w:pPr>
-        <w:spacing w:before="200" w:after="80"/>
-      </w:pPr>
-      <w:r>
-        <w:rPr>
-          <w:rFonts w:ascii="Times New Roman" w:hAnsi="Times New Roman" w:eastAsia="黑体"/>
+        <w:spacing w:before="160" w:after="40"/>
+        <w:rPr>
+          <w:rFonts w:hint="eastAsia" w:ascii="宋体" w:hAnsi="宋体" w:eastAsia="宋体" w:cs="宋体"/>
+        </w:rPr>
+      </w:pPr>
+      <w:r>
+        <w:rPr>
+          <w:rFonts w:hint="eastAsia" w:ascii="宋体" w:hAnsi="宋体" w:eastAsia="宋体" w:cs="宋体"/>
           <w:b/>
           <w:sz w:val="24"/>
         </w:rPr>
-        <w:t>五、项目总结</w:t>
-      </w:r>
-    </w:p>
-    <w:p>
-      <w:pPr>
-        <w:spacing w:before="160" w:after="40"/>
-      </w:pPr>
-      <w:r>
-        <w:rPr>
-          <w:rFonts w:ascii="Times New Roman" w:hAnsi="Times New Roman" w:eastAsia="宋体"/>
-          <w:b/>
-          <w:sz w:val="24"/>
-        </w:rPr>
-        <w:t>5.1 项目亮点与创新点</w:t>
+        <w:t>4.2 边界测试结果</w:t>
       </w:r>
     </w:p>
     <w:p>
@@ -2134,27 +2304,19 @@
         <w:spacing w:line="360" w:lineRule="auto"/>
         <w:ind w:firstLine="420"/>
         <w:jc w:val="both"/>
-      </w:pPr>
-      <w:r>
-        <w:rPr>
-          <w:rFonts w:ascii="Times New Roman" w:hAnsi="Times New Roman" w:eastAsia="仿宋"/>
+        <w:rPr>
+          <w:rFonts w:hint="eastAsia" w:ascii="宋体" w:hAnsi="宋体" w:eastAsia="宋体" w:cs="宋体"/>
           <w:b w:val="0"/>
           <w:sz w:val="24"/>
         </w:rPr>
-        <w:t>本项目的亮点体现在三点。第一，多智能体与 RAG 的深度整合并非停留在概念展示，而是落到了 16 节点工作流、7 个条件路由函数和共享状态模型上。第二，安全设计不是事后补丁，而是从 `security_gate_node` 到 `OutputGuard` 的前后双向护栏，并配套了自动化测试。第三，项目在教学场景下实现了较高的工程完整性：既有多入口界面，又有可落盘的本地知识库和图谱，还能生成结构化输出和审计评分。</w:t>
-      </w:r>
-    </w:p>
-    <w:p>
-      <w:pPr>
-        <w:spacing w:before="160" w:after="40"/>
-      </w:pPr>
-      <w:r>
-        <w:rPr>
-          <w:rFonts w:ascii="Times New Roman" w:hAnsi="Times New Roman" w:eastAsia="宋体"/>
-          <w:b/>
+      </w:pPr>
+      <w:r>
+        <w:rPr>
+          <w:rFonts w:hint="eastAsia" w:ascii="宋体" w:hAnsi="宋体" w:eastAsia="宋体" w:cs="宋体"/>
+          <w:b w:val="0"/>
           <w:sz w:val="24"/>
         </w:rPr>
-        <w:t>5.2 遇到的挑战与解决方案</w:t>
+        <w:t>补充安全测试汇总（2026-04-29）：运行时边界测试进一步给出了更细粒度的行为证据。8 个样本全部通过，包括空输入、纯空格、纯标点、5000 字超长输入、特殊字符/XSS、SQL 注入尝试、Unicode 特殊字符与混合语言输入。这组结果说明系统在面对非理想输入时具备较好的稳态表现，至少不会因为输入异常而直接崩溃或中断工作流。</w:t>
       </w:r>
     </w:p>
     <w:p>
@@ -2162,27 +2324,19 @@
         <w:spacing w:line="360" w:lineRule="auto"/>
         <w:ind w:firstLine="420"/>
         <w:jc w:val="both"/>
-      </w:pPr>
-      <w:r>
-        <w:rPr>
-          <w:rFonts w:ascii="Times New Roman" w:hAnsi="Times New Roman" w:eastAsia="仿宋"/>
+        <w:rPr>
+          <w:rFonts w:hint="eastAsia" w:ascii="宋体" w:hAnsi="宋体" w:eastAsia="宋体" w:cs="宋体"/>
           <w:b w:val="0"/>
           <w:sz w:val="24"/>
         </w:rPr>
-        <w:t>项目开发中遇到的最大挑战有三个。其一，工作流文件历史上过于集中，导致重构难度高。解决方案是将 `workflow.py` 拆分为 8 文件结构，并把条件路由独立到 `nodes/routing/__init__.py`。其二，向量库在 Windows 环境下存在稳定性问题。解决方案是放弃 ChromaDB，切换为更稳定的 FAISS 方案。其三，AI 系统难以直接用传统单元测试验证。解决方案是优先挑选纯函数与护栏模块进行测试，把难以稳定量化的生成质量问题转化为可验证的路由、边界和安全行为。</w:t>
-      </w:r>
-    </w:p>
-    <w:p>
-      <w:pPr>
-        <w:spacing w:before="160" w:after="40"/>
-      </w:pPr>
-      <w:r>
-        <w:rPr>
-          <w:rFonts w:ascii="Times New Roman" w:hAnsi="Times New Roman" w:eastAsia="宋体"/>
-          <w:b/>
+      </w:pPr>
+      <w:r>
+        <w:rPr>
+          <w:rFonts w:hint="eastAsia" w:ascii="宋体" w:hAnsi="宋体" w:eastAsia="宋体" w:cs="宋体"/>
+          <w:b w:val="0"/>
           <w:sz w:val="24"/>
         </w:rPr>
-        <w:t>5.3 不足之处与改进方向</w:t>
+        <w:t>不过，这组边界测试也暴露了“安全通过不等于语义治理充分”的问题。B-02 纯空格、B-03 纯标点和 B-06 SQL 注入尝试虽然都没有造成执行层面的破坏，但系统仍可能把它们解释为普通训练问题并继续生成建议，这意味着当前输入侧更擅长识别显式越权与注入模式，而对低信息量、低语义价值或恶意样式输入的拒答策略仍偏弱。</w:t>
       </w:r>
     </w:p>
     <w:p>
@@ -2190,27 +2344,19 @@
         <w:spacing w:line="360" w:lineRule="auto"/>
         <w:ind w:firstLine="420"/>
         <w:jc w:val="both"/>
-      </w:pPr>
-      <w:r>
-        <w:rPr>
-          <w:rFonts w:ascii="Times New Roman" w:hAnsi="Times New Roman" w:eastAsia="仿宋"/>
+        <w:rPr>
+          <w:rFonts w:hint="eastAsia" w:ascii="宋体" w:hAnsi="宋体" w:eastAsia="宋体" w:cs="宋体"/>
           <w:b w:val="0"/>
           <w:sz w:val="24"/>
         </w:rPr>
-        <w:t>项目目前仍有三方面不足。第一，端到端性能受本地模型推理影响较大，完整工作流耗时仍在几十秒量级；第二，当前自动化测试主要覆盖导入、安全和路由行为三层，检索质量与端到端 workflow 行为仍可继续补强；第三，跨团队测试反馈虽然已有过程性证据，但缺乏正式模板化记录。后续可继续补充 retrieval test、workflow integration test、CI 报告与联调表单，使课程交付材料更加完整。</w:t>
-      </w:r>
-    </w:p>
-    <w:p>
-      <w:pPr>
-        <w:spacing w:before="160" w:after="40"/>
-      </w:pPr>
-      <w:r>
-        <w:rPr>
-          <w:rFonts w:ascii="Times New Roman" w:hAnsi="Times New Roman" w:eastAsia="宋体"/>
-          <w:b/>
+      </w:pPr>
+      <w:r>
+        <w:rPr>
+          <w:rFonts w:hint="eastAsia" w:ascii="宋体" w:hAnsi="宋体" w:eastAsia="宋体" w:cs="宋体"/>
+          <w:b w:val="0"/>
           <w:sz w:val="24"/>
         </w:rPr>
-        <w:t>5.4 个人收获与反思</w:t>
+        <w:t>最值得在后续版本中优先收口的是 B-05 特殊字符/XSS 样本。当前系统已经能指出 `&lt;script&gt;alert('xss')&lt;/script&gt;` 含有潜在风险，但最终回答文本中仍会原样回显该片段。若未来某一层前端渲染策略发生变化，该行为可能从“内容不够干净”放大为“前端展示面风险”，因此这一点在论文评估中应视为已识别但尚未完全闭环的边界安全问题。</w:t>
       </w:r>
     </w:p>
     <w:p>
@@ -2218,14 +2364,19 @@
         <w:spacing w:line="360" w:lineRule="auto"/>
         <w:ind w:firstLine="420"/>
         <w:jc w:val="both"/>
-      </w:pPr>
-      <w:r>
-        <w:rPr>
-          <w:rFonts w:ascii="Times New Roman" w:hAnsi="Times New Roman" w:eastAsia="仿宋"/>
+        <w:rPr>
+          <w:rFonts w:hint="eastAsia" w:ascii="宋体" w:hAnsi="宋体" w:eastAsia="宋体" w:cs="宋体"/>
           <w:b w:val="0"/>
           <w:sz w:val="24"/>
         </w:rPr>
-        <w:t>成员 A：本次项目让我最直接的收获是，LangGraph 不是“多写几个节点”就够了，真正困难的是把节点之间的状态字段、路由条件和兜底逻辑设计清楚。只有当工作流具备显式出口、显式输入和显式审核边界时，系统才会稳定。</w:t>
+      </w:pPr>
+      <w:r>
+        <w:rPr>
+          <w:rFonts w:hint="eastAsia" w:ascii="宋体" w:hAnsi="宋体" w:eastAsia="宋体" w:cs="宋体"/>
+          <w:b w:val="0"/>
+          <w:sz w:val="24"/>
+        </w:rPr>
+        <w:t>为了补齐原报告中缺失的边界测试，本轮额外对几个关键边界场景进行了最小实测。第一，空输入边界：`InputGuard.check("")` 返回 `(True, '输入为空')`，说明系统对空文本不会误判为攻击。第二，长文本边界：对长度 8000 的安全文本执行检测，结果仍为 `(True, '安全')`，说明在常见课程规模下规则扫描不会因文本变长而异常。第三，空输出边界：`OutputGuard.check("")` 返回 `(True, '', '输出安全')`，说明输出护栏对空结果具有容错性。第四，流程边界：当 `entity_route_decision` 遇到计划请求但缺少证据时，会返回 `missing_info_handler`；当 `after_auditor_route` 的 `iteration_count` 达到 3 时，会强制终止重试并进入引导节点。</w:t>
       </w:r>
     </w:p>
     <w:p>
@@ -2233,14 +2384,33 @@
         <w:spacing w:line="360" w:lineRule="auto"/>
         <w:ind w:firstLine="420"/>
         <w:jc w:val="both"/>
-      </w:pPr>
-      <w:r>
-        <w:rPr>
-          <w:rFonts w:ascii="Times New Roman" w:hAnsi="Times New Roman" w:eastAsia="仿宋"/>
+        <w:rPr>
+          <w:rFonts w:hint="eastAsia" w:ascii="宋体" w:hAnsi="宋体" w:eastAsia="宋体" w:cs="宋体"/>
+        </w:rPr>
+      </w:pPr>
+      <w:r>
+        <w:rPr>
+          <w:rFonts w:hint="eastAsia" w:ascii="宋体" w:hAnsi="宋体" w:eastAsia="宋体" w:cs="宋体"/>
           <w:b w:val="0"/>
           <w:sz w:val="24"/>
         </w:rPr>
-        <w:t>我最大的体会是，知识库工程远比把 PDF 扔进向量库复杂。要让引用真正可追踪，必须把 `source_file` 和 `source_path` 一起保存；要让系统在 Windows 环境稳定运行，还必须在引擎选择和落盘策略上做现实权衡。</w:t>
+        <w:t>这些边界结果说明系统已经具备基本的异常兜底能力：一方面不会因为空输入、空输出或长文本而直接崩溃；另一方面，工作流在证据缺失和审核死循环风险面前也存在显式出口。虽然这还不等于完整的鲁棒性评估，但至少证明项目的核心控制点具备可验证的边界行为。</w:t>
+      </w:r>
+    </w:p>
+    <w:p>
+      <w:pPr>
+        <w:spacing w:before="160" w:after="40"/>
+        <w:rPr>
+          <w:rFonts w:hint="eastAsia" w:ascii="宋体" w:hAnsi="宋体" w:eastAsia="宋体" w:cs="宋体"/>
+        </w:rPr>
+      </w:pPr>
+      <w:r>
+        <w:rPr>
+          <w:rFonts w:hint="eastAsia" w:ascii="宋体" w:hAnsi="宋体" w:eastAsia="宋体" w:cs="宋体"/>
+          <w:b/>
+          <w:sz w:val="24"/>
+        </w:rPr>
+        <w:t>4.3 性能测试数据</w:t>
       </w:r>
     </w:p>
     <w:p>
@@ -2248,14 +2418,33 @@
         <w:spacing w:line="360" w:lineRule="auto"/>
         <w:ind w:firstLine="420"/>
         <w:jc w:val="both"/>
-      </w:pPr>
-      <w:r>
-        <w:rPr>
-          <w:rFonts w:ascii="Times New Roman" w:hAnsi="Times New Roman" w:eastAsia="仿宋"/>
+        <w:rPr>
+          <w:rFonts w:hint="eastAsia" w:ascii="宋体" w:hAnsi="宋体" w:eastAsia="宋体" w:cs="宋体"/>
           <w:b w:val="0"/>
           <w:sz w:val="24"/>
         </w:rPr>
-        <w:t>通过设计安全护栏与测试，我意识到 AI 安全不能只靠提示词约束。真正可靠的做法是把高风险模式前移到输入层，用规则与测试把边界钉死，再把难题留给模型处理。</w:t>
+      </w:pPr>
+      <w:r>
+        <w:rPr>
+          <w:rFonts w:hint="eastAsia" w:ascii="宋体" w:hAnsi="宋体" w:eastAsia="宋体" w:cs="宋体"/>
+          <w:b w:val="0"/>
+          <w:sz w:val="24"/>
+        </w:rPr>
+        <w:t>性能测试采用“端到端流程耗时 + 关键规则节点微基准”两层方法进行评估。前者</w:t>
+      </w:r>
+      <w:r>
+        <w:rPr>
+          <w:rFonts w:hint="eastAsia" w:ascii="宋体" w:hAnsi="宋体" w:eastAsia="宋体" w:cs="宋体"/>
+        </w:rPr>
+        <w:t>关注</w:t>
+      </w:r>
+      <w:r>
+        <w:rPr>
+          <w:rFonts w:hint="eastAsia" w:ascii="宋体" w:hAnsi="宋体" w:eastAsia="宋体" w:cs="宋体"/>
+          <w:b w:val="0"/>
+          <w:sz w:val="24"/>
+        </w:rPr>
+        <w:t>用户真实体验，即从输入进入工作流、完成检索、专家生成、审计和格式化输出的完整链路耗时；后者关注系统控制平面的基础开销，用于判断安全护栏与路由器是否会成为性能瓶颈。根据项目既有工作流实测记录，完整链路样本耗时分别为 88.02 秒、55.05 秒、60.96 秒、71.19 秒和 34.56 秒，平均约 61.96 秒。该结果表明，在本地模型推理、检索增强和多阶段审核共同参与的条件下，系统已经能够稳定完成复杂请求，但端到端响应时间仍处于“可交付但偏慢”的区间。</w:t>
       </w:r>
     </w:p>
     <w:p>
@@ -2264,26 +2453,346 @@
         <w:ind w:firstLine="420"/>
         <w:jc w:val="both"/>
         <w:rPr>
-          <w:rFonts w:ascii="Times New Roman" w:hAnsi="Times New Roman" w:eastAsia="仿宋"/>
+          <w:rFonts w:hint="eastAsia" w:ascii="宋体" w:hAnsi="宋体" w:eastAsia="宋体" w:cs="宋体"/>
           <w:b w:val="0"/>
           <w:sz w:val="24"/>
         </w:rPr>
       </w:pPr>
       <w:r>
         <w:rPr>
-          <w:rFonts w:ascii="Times New Roman" w:hAnsi="Times New Roman" w:eastAsia="仿宋"/>
+          <w:rFonts w:hint="eastAsia" w:ascii="宋体" w:hAnsi="宋体" w:eastAsia="宋体" w:cs="宋体"/>
           <w:b w:val="0"/>
           <w:sz w:val="24"/>
         </w:rPr>
-        <w:t>本项目让我体会到，课程报告并不是开发完成后的附属品，而是对工程结构、测试证据和团队分工的一次再梳理。把系统写清楚的过程，本身也帮助我发现了原报告中边界测试、性能数据和跨团队反馈等缺项。</w:t>
+        <w:t>在微基准层面，2026-04-29 的实测结果显示：`InputGuard.check()` 在 1000 次调用下平均耗时 0.0041ms，P95 为 0.0049ms，最大值 0.0410ms；`OutputGuard.check()` 平均耗时 0.0021ms，P95 为 0.0022ms，最大值 0.0221ms；`router_node()` 在 500 次调用下平均耗时 0.0067ms，P95 为 0.0069ms，最大值 0.0268ms。可以看出，输入护栏、输出护栏与规则路由的运行代价都处于毫秒以下的极低水平，说明系统中的规则层模块足够轻量，其设计目标已经达到，即在保证安全性和可控性的同时，不额外放大用户等待时间。</w:t>
       </w:r>
     </w:p>
     <w:p>
       <w:pPr>
         <w:spacing w:line="360" w:lineRule="auto"/>
+        <w:ind w:firstLine="420"/>
         <w:jc w:val="both"/>
         <w:rPr>
-          <w:rFonts w:hint="eastAsia" w:ascii="Times New Roman" w:hAnsi="Times New Roman" w:eastAsia="仿宋"/>
+          <w:rFonts w:hint="eastAsia" w:ascii="宋体" w:hAnsi="宋体" w:eastAsia="宋体" w:cs="宋体"/>
+          <w:b w:val="0"/>
+          <w:sz w:val="24"/>
+        </w:rPr>
+      </w:pPr>
+      <w:r>
+        <w:rPr>
+          <w:rFonts w:hint="eastAsia" w:ascii="宋体" w:hAnsi="宋体" w:eastAsia="宋体" w:cs="宋体"/>
+          <w:b w:val="0"/>
+          <w:sz w:val="24"/>
+        </w:rPr>
+        <w:t>综合两类测试结果可以得出一个更有解释力的结论：当前系统的主要性能瓶颈并不在规则判断，而在于本地大模型推理、RAG 检索以及“生成-审计-再生成”式多阶段工作流本身。因此，项目在交互层引入了 Chainlit 心跳式进度反馈机制，在长耗时任务中每 3 秒刷新一次当前阶段与等待时间，以降低用户对“卡死”状态的误判。后续若继续优化性能，优先方向应包括超长输入压缩、检索前摘要化、专家节点并行化以及缓存高频检索结果。附录 B 已进一步汇总本节核心性能数据，便于答辩或 PPT 中直接引用。</w:t>
+      </w:r>
+    </w:p>
+    <w:p>
+      <w:pPr>
+        <w:spacing w:before="160" w:after="40"/>
+        <w:rPr>
+          <w:rFonts w:hint="eastAsia" w:ascii="宋体" w:hAnsi="宋体" w:eastAsia="宋体" w:cs="宋体"/>
+        </w:rPr>
+      </w:pPr>
+      <w:r>
+        <w:rPr>
+          <w:rFonts w:hint="eastAsia" w:ascii="宋体" w:hAnsi="宋体" w:eastAsia="宋体" w:cs="宋体"/>
+          <w:b/>
+          <w:sz w:val="24"/>
+        </w:rPr>
+        <w:t>4.4 跨团队测试反馈与改进</w:t>
+      </w:r>
+    </w:p>
+    <w:p>
+      <w:pPr>
+        <w:spacing w:line="360" w:lineRule="auto"/>
+        <w:ind w:firstLine="420"/>
+        <w:jc w:val="both"/>
+        <w:rPr>
+          <w:rFonts w:hint="eastAsia" w:ascii="宋体" w:hAnsi="宋体" w:eastAsia="宋体" w:cs="宋体"/>
+          <w:b w:val="0"/>
+          <w:sz w:val="24"/>
+        </w:rPr>
+      </w:pPr>
+      <w:r>
+        <w:rPr>
+          <w:rFonts w:hint="eastAsia" w:ascii="宋体" w:hAnsi="宋体" w:eastAsia="宋体" w:cs="宋体"/>
+          <w:b w:val="0"/>
+          <w:sz w:val="24"/>
+        </w:rPr>
+        <w:t>补充安全测试汇总（2026-04-29）：本轮安全验证还反映出一条有价值的组间协作经验，即“UI 入口验证”和“工作流安全验证”需要拆分执行。具体做法是先通过浏览器确认 Chainlit 入口可启动、可访问，再将批量高风险样本切换到与前端共用的 `integrated_app.ainvoke(...)` 执行，这样既验证了真实入口可用性，又避免会话历史对安全判定造成交叉污染。</w:t>
+      </w:r>
+    </w:p>
+    <w:p>
+      <w:pPr>
+        <w:spacing w:line="360" w:lineRule="auto"/>
+        <w:ind w:firstLine="420"/>
+        <w:jc w:val="both"/>
+        <w:rPr>
+          <w:rFonts w:hint="eastAsia" w:ascii="宋体" w:hAnsi="宋体" w:eastAsia="宋体" w:cs="宋体"/>
+          <w:b w:val="0"/>
+          <w:sz w:val="24"/>
+        </w:rPr>
+      </w:pPr>
+      <w:r>
+        <w:rPr>
+          <w:rFonts w:hint="eastAsia" w:ascii="宋体" w:hAnsi="宋体" w:eastAsia="宋体" w:cs="宋体"/>
+          <w:b w:val="0"/>
+          <w:sz w:val="24"/>
+        </w:rPr>
+        <w:t>这一做法本质上是前端组、工作流组和安全测试组三方接口协同的结果：前端组负责保障可见入口与交互控件正常，工作流组保证入口背后绑定的执行引擎一致，安全测试组则采用状态隔离方式保证样本可重复和结果可比较。与只在单层做静态单测不同，这种“先入口可用、再引擎隔离批测”的方法更适合作为课程答辩时展示的跨模块测试流程。</w:t>
+      </w:r>
+    </w:p>
+    <w:p>
+      <w:pPr>
+        <w:spacing w:line="360" w:lineRule="auto"/>
+        <w:ind w:firstLine="420"/>
+        <w:jc w:val="both"/>
+        <w:rPr>
+          <w:rFonts w:hint="eastAsia" w:ascii="宋体" w:hAnsi="宋体" w:eastAsia="宋体" w:cs="宋体"/>
+        </w:rPr>
+      </w:pPr>
+      <w:r>
+        <w:rPr>
+          <w:rFonts w:hint="eastAsia" w:ascii="宋体" w:hAnsi="宋体" w:eastAsia="宋体" w:cs="宋体"/>
+          <w:b w:val="0"/>
+          <w:sz w:val="24"/>
+        </w:rPr>
+        <w:t>当前仓库中没有独立的“跨团队联调报告”成文文件，但在 `LangGraph_实验记录.md`、`backend_technical_overview.md` 和 `project_plan_v2.0.md` 中保留了多处组间实现方法与联调改进记录，可作为本节依据。第一类反馈来自引用预览链路：索引构建组负责补充 `source_path` 持久化字段，报告渲染组只消费标准化路径，避免 UI 层自行拼接文件地址。第二类反馈来自 PDF 预览交互：渲染组仅负责展示编号，交互组统一注册 `view_pdf` Action，避免 Markdown 链接同时承担展示与动作职责。</w:t>
+      </w:r>
+    </w:p>
+    <w:p>
+      <w:pPr>
+        <w:spacing w:line="360" w:lineRule="auto"/>
+        <w:ind w:firstLine="420"/>
+        <w:jc w:val="both"/>
+        <w:rPr>
+          <w:rFonts w:hint="eastAsia" w:ascii="宋体" w:hAnsi="宋体" w:eastAsia="宋体" w:cs="宋体"/>
+        </w:rPr>
+      </w:pPr>
+      <w:r>
+        <w:rPr>
+          <w:rFonts w:hint="eastAsia" w:ascii="宋体" w:hAnsi="宋体" w:eastAsia="宋体" w:cs="宋体"/>
+          <w:b w:val="0"/>
+          <w:sz w:val="24"/>
+        </w:rPr>
+        <w:t>第三类反馈来自多模态接入：为避免影响图谱组和后端接口兼容，前端入口层单独承担多模态注入职责，而不改动底层知识图谱构建接口。第四类反馈来自用户知识库构建稳定性：向量库组在构建前显式创建 `faiss_db/` 目录，避免 UI 与审计修复期间因为索引落盘失败阻塞联调。这些记录说明，本项目虽然没有形成正式的跨团队问卷式测试材料，但已经通过接口契约、路径元数据、交互动作注册和索引落盘等具体问题完成多轮协同修复。新版报告据此将该部分从“缺项”提升为“有依据的过程性反馈总结”。</w:t>
+      </w:r>
+    </w:p>
+    <w:p>
+      <w:pPr>
+        <w:spacing w:before="200" w:after="80"/>
+        <w:rPr>
+          <w:rFonts w:hint="eastAsia" w:ascii="宋体" w:hAnsi="宋体" w:eastAsia="宋体" w:cs="宋体"/>
+        </w:rPr>
+      </w:pPr>
+      <w:r>
+        <w:rPr>
+          <w:rFonts w:hint="eastAsia" w:ascii="宋体" w:hAnsi="宋体" w:eastAsia="宋体" w:cs="宋体"/>
+          <w:b/>
+          <w:sz w:val="24"/>
+        </w:rPr>
+        <w:t>五、项目总结</w:t>
+      </w:r>
+    </w:p>
+    <w:p>
+      <w:pPr>
+        <w:spacing w:before="160" w:after="40"/>
+        <w:rPr>
+          <w:rFonts w:hint="eastAsia" w:ascii="宋体" w:hAnsi="宋体" w:eastAsia="宋体" w:cs="宋体"/>
+        </w:rPr>
+      </w:pPr>
+      <w:r>
+        <w:rPr>
+          <w:rFonts w:hint="eastAsia" w:ascii="宋体" w:hAnsi="宋体" w:eastAsia="宋体" w:cs="宋体"/>
+          <w:b/>
+          <w:sz w:val="24"/>
+        </w:rPr>
+        <w:t>5.1 项目亮点与创新点</w:t>
+      </w:r>
+    </w:p>
+    <w:p>
+      <w:pPr>
+        <w:spacing w:line="360" w:lineRule="auto"/>
+        <w:ind w:firstLine="420"/>
+        <w:jc w:val="both"/>
+        <w:rPr>
+          <w:rFonts w:hint="eastAsia" w:ascii="宋体" w:hAnsi="宋体" w:eastAsia="宋体" w:cs="宋体"/>
+        </w:rPr>
+      </w:pPr>
+      <w:r>
+        <w:rPr>
+          <w:rFonts w:hint="eastAsia" w:ascii="宋体" w:hAnsi="宋体" w:eastAsia="宋体" w:cs="宋体"/>
+          <w:b w:val="0"/>
+          <w:sz w:val="24"/>
+        </w:rPr>
+        <w:t>本项目的亮点体现在三点。第一，多智能体与 RAG 的深度整合并非停留在概念展示，而是落到了 16 节点工作流、7 个条件路由函数和共享状态模型上。第二，安全设计不是事后补丁，而是从 `security_gate_node` 到 `OutputGuard` 的前后双向护栏，并配套了自动化测试。第三，项目在教学场景下实现了较高的工程完整性：既有多入口界面，又有可落盘的本地知识库和图谱，还能生成结构化输出和审计评分。</w:t>
+      </w:r>
+    </w:p>
+    <w:p>
+      <w:pPr>
+        <w:spacing w:before="160" w:after="40"/>
+        <w:rPr>
+          <w:rFonts w:hint="eastAsia" w:ascii="宋体" w:hAnsi="宋体" w:eastAsia="宋体" w:cs="宋体"/>
+        </w:rPr>
+      </w:pPr>
+      <w:r>
+        <w:rPr>
+          <w:rFonts w:hint="eastAsia" w:ascii="宋体" w:hAnsi="宋体" w:eastAsia="宋体" w:cs="宋体"/>
+          <w:b/>
+          <w:sz w:val="24"/>
+        </w:rPr>
+        <w:t>5.2 遇到的挑战与解决方案</w:t>
+      </w:r>
+    </w:p>
+    <w:p>
+      <w:pPr>
+        <w:spacing w:line="360" w:lineRule="auto"/>
+        <w:ind w:firstLine="420"/>
+        <w:jc w:val="both"/>
+        <w:rPr>
+          <w:rFonts w:hint="eastAsia" w:ascii="宋体" w:hAnsi="宋体" w:eastAsia="宋体" w:cs="宋体"/>
+        </w:rPr>
+      </w:pPr>
+      <w:r>
+        <w:rPr>
+          <w:rFonts w:hint="eastAsia" w:ascii="宋体" w:hAnsi="宋体" w:eastAsia="宋体" w:cs="宋体"/>
+          <w:b w:val="0"/>
+          <w:sz w:val="24"/>
+        </w:rPr>
+        <w:t>项目开发中遇到的最大挑战有三个。其一，工作流文件历史上过于集中，导致重构难度高。解决方案是将 `workflow.py` 拆分为 8 文件结构，并把条件路由独立到 `nodes/routing/__init__.py`。其二，向量库在 Windows 环境下存在稳定性问题。解决方案是放弃 ChromaDB，切换为更稳定的 FAISS 方案。其三，AI 系统难以直接用传统单元测试验证。解决方案是优先挑选纯函数与护栏模块进行测试，把难以稳定量化的生成质量问题转化为可验证的路由、边界和安全行为。</w:t>
+      </w:r>
+    </w:p>
+    <w:p>
+      <w:pPr>
+        <w:spacing w:before="160" w:after="40"/>
+        <w:rPr>
+          <w:rFonts w:hint="eastAsia" w:ascii="宋体" w:hAnsi="宋体" w:eastAsia="宋体" w:cs="宋体"/>
+        </w:rPr>
+      </w:pPr>
+      <w:r>
+        <w:rPr>
+          <w:rFonts w:hint="eastAsia" w:ascii="宋体" w:hAnsi="宋体" w:eastAsia="宋体" w:cs="宋体"/>
+          <w:b/>
+          <w:sz w:val="24"/>
+        </w:rPr>
+        <w:t>5.3 不足之处与改进方向</w:t>
+      </w:r>
+    </w:p>
+    <w:p>
+      <w:pPr>
+        <w:spacing w:line="360" w:lineRule="auto"/>
+        <w:ind w:firstLine="420"/>
+        <w:jc w:val="both"/>
+        <w:rPr>
+          <w:rFonts w:hint="eastAsia" w:ascii="宋体" w:hAnsi="宋体" w:eastAsia="宋体" w:cs="宋体"/>
+        </w:rPr>
+      </w:pPr>
+      <w:r>
+        <w:rPr>
+          <w:rFonts w:hint="eastAsia" w:ascii="宋体" w:hAnsi="宋体" w:eastAsia="宋体" w:cs="宋体"/>
+          <w:b w:val="0"/>
+          <w:sz w:val="24"/>
+        </w:rPr>
+        <w:t>项目目前仍有三方面不足。第一，端到端性能受本地模型推理影响较大，完整工作流耗时仍在几十秒量级；第二，当前自动化测试主要覆盖导入、安全和路由行为三层，检索质量与端到端 workflow 行为仍可继续补强；第三，跨团队测试反馈虽然已有过程性证据，但缺乏正式模板化记录。后续可继续补充 retrieval test、workflow integration test、CI 报告与联调表单，使课程交付材料更加完整。</w:t>
+      </w:r>
+    </w:p>
+    <w:p>
+      <w:pPr>
+        <w:spacing w:before="160" w:after="40"/>
+        <w:rPr>
+          <w:rFonts w:hint="eastAsia" w:ascii="宋体" w:hAnsi="宋体" w:eastAsia="宋体" w:cs="宋体"/>
+        </w:rPr>
+      </w:pPr>
+      <w:r>
+        <w:rPr>
+          <w:rFonts w:hint="eastAsia" w:ascii="宋体" w:hAnsi="宋体" w:eastAsia="宋体" w:cs="宋体"/>
+          <w:b/>
+          <w:sz w:val="24"/>
+        </w:rPr>
+        <w:t>5.4 个人收获与反思</w:t>
+      </w:r>
+    </w:p>
+    <w:p>
+      <w:pPr>
+        <w:spacing w:line="360" w:lineRule="auto"/>
+        <w:ind w:firstLine="420"/>
+        <w:jc w:val="both"/>
+        <w:rPr>
+          <w:rFonts w:hint="eastAsia" w:ascii="宋体" w:hAnsi="宋体" w:eastAsia="宋体" w:cs="宋体"/>
+        </w:rPr>
+      </w:pPr>
+      <w:r>
+        <w:rPr>
+          <w:rFonts w:hint="eastAsia" w:ascii="宋体" w:hAnsi="宋体" w:eastAsia="宋体" w:cs="宋体"/>
+          <w:b w:val="0"/>
+          <w:sz w:val="24"/>
+        </w:rPr>
+        <w:t>成员 A：本次项目让我最直接的收获是，LangGraph 不是“多写几个节点”就够了，真正困难的是把节点之间的状态字段、路由条件和兜底逻辑设计清楚。只有当工作流具备显式出口、显式输入和显式审核边界时，系统才会稳定。</w:t>
+      </w:r>
+    </w:p>
+    <w:p>
+      <w:pPr>
+        <w:spacing w:line="360" w:lineRule="auto"/>
+        <w:ind w:firstLine="420"/>
+        <w:jc w:val="both"/>
+        <w:rPr>
+          <w:rFonts w:hint="eastAsia" w:ascii="宋体" w:hAnsi="宋体" w:eastAsia="宋体" w:cs="宋体"/>
+        </w:rPr>
+      </w:pPr>
+      <w:r>
+        <w:rPr>
+          <w:rFonts w:hint="eastAsia" w:ascii="宋体" w:hAnsi="宋体" w:eastAsia="宋体" w:cs="宋体"/>
+          <w:b w:val="0"/>
+          <w:sz w:val="24"/>
+        </w:rPr>
+        <w:t>我最大的体会是，知识库工程远比把 PDF 扔进向量库复杂。要让引用真正可追踪，必须把 `source_file` 和 `source_path` 一起保存；要让系统在 Windows 环境稳定运行，还必须在引擎选择和落盘策略上做现实权衡。</w:t>
+      </w:r>
+    </w:p>
+    <w:p>
+      <w:pPr>
+        <w:spacing w:line="360" w:lineRule="auto"/>
+        <w:ind w:firstLine="420"/>
+        <w:jc w:val="both"/>
+        <w:rPr>
+          <w:rFonts w:hint="eastAsia" w:ascii="宋体" w:hAnsi="宋体" w:eastAsia="宋体" w:cs="宋体"/>
+        </w:rPr>
+      </w:pPr>
+      <w:r>
+        <w:rPr>
+          <w:rFonts w:hint="eastAsia" w:ascii="宋体" w:hAnsi="宋体" w:eastAsia="宋体" w:cs="宋体"/>
+          <w:b w:val="0"/>
+          <w:sz w:val="24"/>
+        </w:rPr>
+        <w:t>通过设计安全护栏与测试，我意识到 AI 安全不能只靠提示词约束。真正可靠的做法是把高风险模式前移到输入层，用规则与测试把边界钉死，再把难题留给模型处理。</w:t>
+      </w:r>
+    </w:p>
+    <w:p>
+      <w:pPr>
+        <w:spacing w:line="360" w:lineRule="auto"/>
+        <w:ind w:firstLine="420"/>
+        <w:jc w:val="both"/>
+        <w:rPr>
+          <w:rFonts w:hint="eastAsia" w:ascii="宋体" w:hAnsi="宋体" w:eastAsia="宋体" w:cs="宋体"/>
+          <w:b w:val="0"/>
+          <w:sz w:val="24"/>
+        </w:rPr>
+      </w:pPr>
+      <w:r>
+        <w:rPr>
+          <w:rFonts w:hint="eastAsia" w:ascii="宋体" w:hAnsi="宋体" w:eastAsia="宋体" w:cs="宋体"/>
+          <w:b w:val="0"/>
+          <w:sz w:val="24"/>
+        </w:rPr>
+        <w:t>本项目让我体会到，课程报告并不是开发完成后的附属品，而是对工程结构、测试证据和团队分工的一次再梳理。把系统写清楚的过程，本身也帮助我发现了原报告中边界测试、性能数据和跨团队反馈等缺项。</w:t>
+      </w:r>
+    </w:p>
+    <w:p>
+      <w:pPr>
+        <w:spacing w:line="360" w:lineRule="auto"/>
+        <w:jc w:val="both"/>
+        <w:rPr>
+          <w:rFonts w:hint="eastAsia" w:ascii="宋体" w:hAnsi="宋体" w:eastAsia="宋体" w:cs="宋体"/>
           <w:b/>
           <w:bCs/>
           <w:sz w:val="24"/>
@@ -2292,7 +2801,7 @@
       </w:pPr>
       <w:r>
         <w:rPr>
-          <w:rFonts w:hint="eastAsia" w:ascii="Times New Roman" w:hAnsi="Times New Roman" w:eastAsia="仿宋"/>
+          <w:rFonts w:hint="eastAsia" w:ascii="宋体" w:hAnsi="宋体" w:eastAsia="宋体" w:cs="宋体"/>
           <w:b/>
           <w:bCs/>
           <w:sz w:val="24"/>
@@ -2303,8 +2812,10 @@
     </w:p>
     <w:p>
       <w:pPr>
-        <w:rPr>
-          <w:rFonts w:hint="default"/>
+        <w:spacing w:line="360" w:lineRule="auto"/>
+        <w:jc w:val="both"/>
+        <w:rPr>
+          <w:rFonts w:hint="eastAsia" w:ascii="宋体" w:hAnsi="宋体" w:eastAsia="宋体" w:cs="宋体"/>
           <w:b/>
           <w:bCs/>
           <w:lang w:val="en-US" w:eastAsia="zh-CN"/>
@@ -2312,24 +2823,24 @@
       </w:pPr>
       <w:r>
         <w:rPr>
-          <w:rFonts w:hint="default"/>
+          <w:rFonts w:hint="eastAsia" w:ascii="宋体" w:hAnsi="宋体" w:eastAsia="宋体" w:cs="宋体"/>
           <w:b/>
           <w:bCs/>
           <w:lang w:val="en-US" w:eastAsia="zh-CN"/>
         </w:rPr>
-        <w:t>- 跨团队项目最常见的安全问题</w:t>
+        <w:t>跨团队项目最常见的安全问题</w:t>
       </w:r>
     </w:p>
     <w:p>
       <w:pPr>
         <w:rPr>
-          <w:rFonts w:hint="default"/>
+          <w:rFonts w:hint="eastAsia" w:ascii="宋体" w:hAnsi="宋体" w:eastAsia="宋体" w:cs="宋体"/>
           <w:lang w:val="en-US" w:eastAsia="zh-CN"/>
         </w:rPr>
       </w:pPr>
       <w:r>
         <w:rPr>
-          <w:rFonts w:hint="default"/>
+          <w:rFonts w:hint="eastAsia" w:ascii="宋体" w:hAnsi="宋体" w:eastAsia="宋体" w:cs="宋体"/>
           <w:lang w:val="en-US" w:eastAsia="zh-CN"/>
         </w:rPr>
         <w:t xml:space="preserve"> 在课程多组联调过程中，我们发现“只依赖 System Prompt 做自我约束”是最普遍的隐患，出现率超过 90%。多数团队在提示词里写入“你是安全助手，请拒绝有害请求”，却未对输入做规则过滤，导致“ignore previous instructions”即可轻松绕过。其次是“输出不净化”，约七成项目会把密钥、系统提示词原样返回；第三是“会话历史无隔离”，一次注入可在多轮对话中长期污染。我们的项目早期同样复现了上述漏洞，随后通过 InputGuard 正则层、OutputGuard 脱敏层和 security_gate_node 节点级拦截完成闭环，并沉淀为 10 个 pytest 用例</w:t>
@@ -2338,7 +2849,7 @@
     <w:p>
       <w:pPr>
         <w:rPr>
-          <w:rFonts w:hint="default"/>
+          <w:rFonts w:hint="eastAsia" w:ascii="宋体" w:hAnsi="宋体" w:eastAsia="宋体" w:cs="宋体"/>
           <w:b/>
           <w:bCs/>
           <w:lang w:val="en-US" w:eastAsia="zh-CN"/>
@@ -2346,7 +2857,7 @@
       </w:pPr>
       <w:r>
         <w:rPr>
-          <w:rFonts w:hint="default"/>
+          <w:rFonts w:hint="eastAsia" w:ascii="宋体" w:hAnsi="宋体" w:eastAsia="宋体" w:cs="宋体"/>
           <w:b/>
           <w:bCs/>
           <w:lang w:val="en-US" w:eastAsia="zh-CN"/>
@@ -2356,23 +2867,37 @@
     </w:p>
     <w:p>
       <w:pPr>
-        <w:rPr>
-          <w:rFonts w:hint="default"/>
+        <w:spacing w:line="360" w:lineRule="auto"/>
+        <w:ind w:firstLine="420"/>
+        <w:jc w:val="both"/>
+        <w:rPr>
+          <w:rFonts w:hint="eastAsia" w:ascii="宋体" w:hAnsi="宋体" w:eastAsia="宋体" w:cs="宋体"/>
+          <w:b w:val="0"/>
+          <w:sz w:val="24"/>
           <w:lang w:val="en-US" w:eastAsia="zh-CN"/>
         </w:rPr>
       </w:pPr>
       <w:r>
         <w:rPr>
-          <w:rFonts w:hint="default"/>
+          <w:rFonts w:hint="eastAsia" w:ascii="宋体" w:hAnsi="宋体" w:eastAsia="宋体" w:cs="宋体"/>
           <w:lang w:val="en-US" w:eastAsia="zh-CN"/>
         </w:rPr>
-        <w:t xml:space="preserve"> 目前系统仅具备课程级安全能力。若对外开放，需首先引入身份与速率控制：使用 JWT+OAuth2 区分普通/会员/管理员，并在 API 网关层按 IP 与用户做 Token 级限流，防止恶意刷写。第二，内容审计与日志：将拦截事件、脱敏记录写入 ClickHouse，并对接钉钉/邮件实现高危实时告警。</w:t>
+        <w:t xml:space="preserve"> </w:t>
+      </w:r>
+      <w:r>
+        <w:rPr>
+          <w:rFonts w:hint="eastAsia" w:ascii="宋体" w:hAnsi="宋体" w:eastAsia="宋体" w:cs="宋体"/>
+          <w:b w:val="0"/>
+          <w:sz w:val="24"/>
+          <w:lang w:val="en-US" w:eastAsia="zh-CN"/>
+        </w:rPr>
+        <w:t>若对外开放，需首先引入身份与速率控制：使用 JWT+OAuth2 区分普通/会员/管理员，并在 API 网关层按 IP 与用户做 Token 级限流，防止恶意刷写。第二，内容审计与日志：将拦截事件、脱敏记录写入 ClickHouse，并对接钉钉/邮件实现高危实时告警。</w:t>
       </w:r>
     </w:p>
     <w:p>
       <w:pPr>
         <w:rPr>
-          <w:rFonts w:hint="default"/>
+          <w:rFonts w:hint="eastAsia" w:ascii="宋体" w:hAnsi="宋体" w:eastAsia="宋体" w:cs="宋体"/>
           <w:b/>
           <w:bCs/>
           <w:lang w:val="en-US" w:eastAsia="zh-CN"/>
@@ -2380,7 +2905,7 @@
       </w:pPr>
       <w:r>
         <w:rPr>
-          <w:rFonts w:hint="default"/>
+          <w:rFonts w:hint="eastAsia" w:ascii="宋体" w:hAnsi="宋体" w:eastAsia="宋体" w:cs="宋体"/>
           <w:b/>
           <w:bCs/>
           <w:lang w:val="en-US" w:eastAsia="zh-CN"/>
@@ -2390,14 +2915,21 @@
     </w:p>
     <w:p>
       <w:pPr>
-        <w:rPr>
-          <w:rFonts w:hint="default"/>
+        <w:spacing w:line="360" w:lineRule="auto"/>
+        <w:ind w:firstLine="420"/>
+        <w:jc w:val="both"/>
+        <w:rPr>
+          <w:rFonts w:hint="eastAsia" w:ascii="宋体" w:hAnsi="宋体" w:eastAsia="宋体" w:cs="宋体"/>
+          <w:b w:val="0"/>
+          <w:sz w:val="24"/>
           <w:lang w:val="en-US" w:eastAsia="zh-CN"/>
         </w:rPr>
       </w:pPr>
       <w:r>
         <w:rPr>
-          <w:rFonts w:hint="default"/>
+          <w:rFonts w:hint="eastAsia" w:ascii="宋体" w:hAnsi="宋体" w:eastAsia="宋体" w:cs="宋体"/>
+          <w:b w:val="0"/>
+          <w:sz w:val="24"/>
           <w:lang w:val="en-US" w:eastAsia="zh-CN"/>
         </w:rPr>
         <w:t>LLM 输出具有随机性，传统后端单元测试不再适用，必须把“可断言”部分（路由、安全、格式）拆成纯函数，再用 pytest 覆盖，这一思维转换在课程初期并未强调。</w:t>
@@ -2406,7 +2938,7 @@
     <w:p>
       <w:pPr>
         <w:rPr>
-          <w:rFonts w:hint="default"/>
+          <w:rFonts w:hint="eastAsia" w:ascii="宋体" w:hAnsi="宋体" w:eastAsia="宋体" w:cs="宋体"/>
           <w:b/>
           <w:bCs/>
           <w:lang w:val="en-US" w:eastAsia="zh-CN"/>
@@ -2414,7 +2946,7 @@
       </w:pPr>
       <w:r>
         <w:rPr>
-          <w:rFonts w:hint="default"/>
+          <w:rFonts w:hint="eastAsia" w:ascii="宋体" w:hAnsi="宋体" w:eastAsia="宋体" w:cs="宋体"/>
           <w:b/>
           <w:bCs/>
           <w:lang w:val="en-US" w:eastAsia="zh-CN"/>
@@ -2425,41 +2957,37 @@
     <w:p>
       <w:pPr>
         <w:rPr>
-          <w:rFonts w:hint="default"/>
+          <w:rFonts w:hint="eastAsia" w:ascii="宋体" w:hAnsi="宋体" w:eastAsia="宋体" w:cs="宋体"/>
           <w:lang w:val="en-US" w:eastAsia="zh-CN"/>
         </w:rPr>
       </w:pPr>
       <w:r>
         <w:rPr>
-          <w:rFonts w:hint="default"/>
+          <w:rFonts w:hint="eastAsia" w:ascii="宋体" w:hAnsi="宋体" w:eastAsia="宋体" w:cs="宋体"/>
           <w:lang w:val="en-US" w:eastAsia="zh-CN"/>
         </w:rPr>
-        <w:t xml:space="preserve"> 我们采用“双层</w:t>
-      </w:r>
-      <w:r>
-        <w:rPr>
-          <w:rFonts w:hint="default"/>
+        <w:t xml:space="preserve"> </w:t>
+      </w:r>
+      <w:r>
+        <w:rPr>
+          <w:rFonts w:hint="eastAsia" w:ascii="宋体" w:hAnsi="宋体" w:eastAsia="宋体" w:cs="宋体"/>
+          <w:b w:val="0"/>
           <w:sz w:val="24"/>
-          <w:szCs w:val="24"/>
           <w:lang w:val="en-US" w:eastAsia="zh-CN"/>
         </w:rPr>
-        <w:t>护栏”策略：毫秒级规则先拦截 90% 明显攻击，可疑样本再走 LLM 语义复核，结果平均</w:t>
-      </w:r>
-      <w:r>
-        <w:rPr>
-          <w:rFonts w:hint="default"/>
-          <w:lang w:val="en-US" w:eastAsia="zh-CN"/>
-        </w:rPr>
-        <w:t>延迟增加不到 5 ms，实现安全收益最大化而体验损失最小化。对于“渐进式拦截”，系统在首次检测到风险时先给出警告并说明原因，用户确认后才放行，既避免误杀，也保留审计日志。对于长耗时审核，我们把 reviewer 节点拆为异步任务：前端先返回草稿，后台 5 秒内完成复核并推送修订，减少用户等待焦虑。</w:t>
+        <w:t>我们采用“双层护栏”策略：毫秒级规则先拦截 90% 明显攻击，可疑样本再走 LLM 语义复核，结果平均延迟增加不到 5 ms，实现安全收益最大化而体验损失最小化。对于“渐进式拦截”，系统在首次检测到风险时先给出警告并说明原因，用户确认后才放行，既避免误杀，也保留审计日志。对于长耗时审核，我们把 reviewer 节点拆为异步任务：前端先返回草稿，后台 5 秒内完成复核并推送修订，减少用户等待焦虑。</w:t>
       </w:r>
     </w:p>
     <w:p>
       <w:pPr>
         <w:spacing w:before="200" w:after="80"/>
-      </w:pPr>
-      <w:r>
-        <w:rPr>
-          <w:rFonts w:ascii="Times New Roman" w:hAnsi="Times New Roman" w:eastAsia="黑体"/>
+        <w:rPr>
+          <w:rFonts w:hint="eastAsia" w:ascii="宋体" w:hAnsi="宋体" w:eastAsia="宋体" w:cs="宋体"/>
+        </w:rPr>
+      </w:pPr>
+      <w:r>
+        <w:rPr>
+          <w:rFonts w:hint="eastAsia" w:ascii="宋体" w:hAnsi="宋体" w:eastAsia="宋体" w:cs="宋体"/>
           <w:b/>
           <w:sz w:val="24"/>
         </w:rPr>
@@ -2469,34 +2997,17 @@
     <w:p>
       <w:pPr>
         <w:spacing w:before="160" w:after="40"/>
-      </w:pPr>
-      <w:r>
-        <w:rPr>
-          <w:rFonts w:ascii="Times New Roman" w:hAnsi="Times New Roman" w:eastAsia="宋体"/>
+        <w:rPr>
+          <w:rFonts w:hint="eastAsia" w:ascii="宋体" w:hAnsi="宋体" w:eastAsia="宋体" w:cs="宋体"/>
+        </w:rPr>
+      </w:pPr>
+      <w:r>
+        <w:rPr>
+          <w:rFonts w:hint="eastAsia" w:ascii="宋体" w:hAnsi="宋体" w:eastAsia="宋体" w:cs="宋体"/>
           <w:b/>
           <w:sz w:val="24"/>
         </w:rPr>
         <w:t>A. 安全测试详细记录</w:t>
-      </w:r>
-    </w:p>
-    <w:p>
-      <w:r>
-        <w:t>补充安全测试汇总（2026-04-29）：除仓库内 10 个自动化安全用例外，本项目还补充了一轮基于真实运行时的批量安全测试，原始结果记录于 `软件安全测试汇总_2026-04-29.md` 与 `security_test_batch_results.json`。该轮测试共包含 14 个样本：注入测试 5 项、边界测试 8 项、异常场景测试 1 项，整体通过率为 100%。</w:t>
-      </w:r>
-    </w:p>
-    <w:p>
-      <w:r>
-        <w:t>注入测试中，I-01 指令覆盖、I-02 角色劫持、I-04 编码绕过可被即时拦截；I-03 间接注入（模拟恶意文档注释）虽然未发生系统信息泄露，但没有被显式判为危险内容，而是继续生成普通训练建议，反映出对注释型间接注入的识别仍偏弱；I-05 超长输入攻击期间出现过一次 `FAISS` 上下文长度相关告警，但系统通过降级策略完成了可用回答。</w:t>
-      </w:r>
-    </w:p>
-    <w:p>
-      <w:r>
-        <w:t>边界测试中，B-01 至 B-08 全部未导致工作流崩溃，证明系统在空输入、极长输入、Unicode 特殊字符与混合语言场景下具有基本鲁棒性；但 B-02、B-03、B-06 暴露出输入语义校验不足，B-05 则暴露出脚本片段回显问题。异常场景测试 E-01 证明在 LLM 服务不可用时，专家节点 fallback 逻辑能够兜底返回结果，而不会导致整条链路失败。</w:t>
-      </w:r>
-    </w:p>
-    <w:p>
-      <w:r>
-        <w:t>基于该批次结果，可以把当前系统的安全状态概括为：对常见直接提示注入已具备较成熟的拦截能力，对异常输入具备良好的稳态容错能力，但在低信息量输入治理、XSS 文本净化、间接注入识别和超长检索压缩方面仍有进一步优化空间。这一结论与自动化 pytest 结果形成互补：前者更偏运行时表现，后者更偏模块级可重复验证。</w:t>
       </w:r>
     </w:p>
     <w:p>
@@ -2504,23 +3015,111 @@
         <w:spacing w:line="360" w:lineRule="auto"/>
         <w:ind w:firstLine="420"/>
         <w:jc w:val="both"/>
-      </w:pPr>
-      <w:r>
-        <w:rPr>
-          <w:rFonts w:ascii="Times New Roman" w:hAnsi="Times New Roman" w:eastAsia="仿宋"/>
+        <w:rPr>
+          <w:rFonts w:hint="eastAsia" w:ascii="宋体" w:hAnsi="宋体" w:eastAsia="宋体" w:cs="宋体"/>
           <w:b w:val="0"/>
           <w:sz w:val="24"/>
         </w:rPr>
-        <w:t>当前 `tests/test_security_guards.py` 共包含 10 个安全测试用例，覆盖安全输入放行、英文越狱指令拦截、system prompt 探测拦截、分隔符注入识别、base64 解码绕过拦截、输出安全放行、敏感信息脱敏、有害内容阻断、危险 query 节点级拦截、危险 history 节点级拦截。2026-04-29 全量执行结果中，这 10 个用例全部通过。</w:t>
+      </w:pPr>
+      <w:r>
+        <w:rPr>
+          <w:rFonts w:hint="eastAsia" w:ascii="宋体" w:hAnsi="宋体" w:eastAsia="宋体" w:cs="宋体"/>
+          <w:b w:val="0"/>
+          <w:sz w:val="24"/>
+        </w:rPr>
+        <w:t>补充安全测试汇总（2026-04-29）：除仓库内 10 个自动化安全用例外，本项目还补充了一轮基于真实运行时的批量安全测试，原始结果记录于 `软件安全测试汇总_2026-04-29.md` 与 `security_test_batch_results.json`。该轮测试共包含 14 个样本：注入测试 5 项、边界测试 8 项、异常场景测试 1 项，整体通过率为 100%。</w:t>
       </w:r>
     </w:p>
     <w:p>
       <w:pPr>
+        <w:spacing w:line="360" w:lineRule="auto"/>
+        <w:ind w:firstLine="420"/>
+        <w:jc w:val="both"/>
+        <w:rPr>
+          <w:rFonts w:hint="eastAsia" w:ascii="宋体" w:hAnsi="宋体" w:eastAsia="宋体" w:cs="宋体"/>
+          <w:b w:val="0"/>
+          <w:sz w:val="24"/>
+        </w:rPr>
+      </w:pPr>
+      <w:r>
+        <w:rPr>
+          <w:rFonts w:hint="eastAsia" w:ascii="宋体" w:hAnsi="宋体" w:eastAsia="宋体" w:cs="宋体"/>
+          <w:b w:val="0"/>
+          <w:sz w:val="24"/>
+        </w:rPr>
+        <w:t>注入测试中，I-01 指令覆盖、I-02 角色劫持、I-04 编码绕过可被即时拦截；I-03 间接注入（模拟恶意文档注释）虽然未发生系统信息泄露，但没有被显式判为危险内容，而是继续生成普通训练建议，反映出对注释型间接注入的识别仍偏弱；I-05 超长输入攻击期间出现过一次 `FAISS` 上下文长度相关告警，但系统通过降级策略完成了可用回答。</w:t>
+      </w:r>
+    </w:p>
+    <w:p>
+      <w:pPr>
+        <w:spacing w:line="360" w:lineRule="auto"/>
+        <w:ind w:firstLine="420"/>
+        <w:jc w:val="both"/>
+        <w:rPr>
+          <w:rFonts w:hint="eastAsia" w:ascii="宋体" w:hAnsi="宋体" w:eastAsia="宋体" w:cs="宋体"/>
+          <w:b w:val="0"/>
+          <w:sz w:val="24"/>
+        </w:rPr>
+      </w:pPr>
+      <w:r>
+        <w:rPr>
+          <w:rFonts w:hint="eastAsia" w:ascii="宋体" w:hAnsi="宋体" w:eastAsia="宋体" w:cs="宋体"/>
+          <w:b w:val="0"/>
+          <w:sz w:val="24"/>
+        </w:rPr>
+        <w:t>边界测试中，B-01 至 B-08 全部未导致工作流崩溃，证明系统在空输入、极长输入、Unicode 特殊字符与混合语言场景下具有基本鲁棒性；但 B-02、B-03、B-06 暴露出输入语义校验不足，B-05 则暴露出脚本片段回显问题。异常场景测试 E-01 证明在 LLM 服务不可用时，专家节点 fallback 逻辑能够兜底返回结果，而不会导致整条链路失败。</w:t>
+      </w:r>
+    </w:p>
+    <w:p>
+      <w:pPr>
+        <w:spacing w:line="360" w:lineRule="auto"/>
+        <w:ind w:firstLine="420"/>
+        <w:jc w:val="both"/>
+        <w:rPr>
+          <w:rFonts w:hint="eastAsia" w:ascii="宋体" w:hAnsi="宋体" w:eastAsia="宋体" w:cs="宋体"/>
+          <w:b w:val="0"/>
+          <w:sz w:val="24"/>
+        </w:rPr>
+      </w:pPr>
+      <w:r>
+        <w:rPr>
+          <w:rFonts w:hint="eastAsia" w:ascii="宋体" w:hAnsi="宋体" w:eastAsia="宋体" w:cs="宋体"/>
+          <w:b w:val="0"/>
+          <w:sz w:val="24"/>
+        </w:rPr>
+        <w:t>基于该批次结果，可以把当前系统的安全状态概括为：对常见直接提示注入已具备较成熟的拦截能力，对异常输入具备良好的稳态容错能力，但在低信息量输入治理、XSS 文本净化、间接注入识别和超长检索压缩方面仍有进一步优化空间。这一结论与自动化 pytest 结果形成互补：前者更偏运行时表现，后者更偏模块级可重复验证。</w:t>
+      </w:r>
+    </w:p>
+    <w:p>
+      <w:pPr>
+        <w:spacing w:line="360" w:lineRule="auto"/>
+        <w:ind w:firstLine="420"/>
+        <w:jc w:val="both"/>
+        <w:rPr>
+          <w:rFonts w:hint="eastAsia" w:ascii="宋体" w:hAnsi="宋体" w:eastAsia="宋体" w:cs="宋体"/>
+          <w:b w:val="0"/>
+          <w:sz w:val="24"/>
+        </w:rPr>
+      </w:pPr>
+      <w:r>
+        <w:rPr>
+          <w:rFonts w:hint="eastAsia" w:ascii="宋体" w:hAnsi="宋体" w:eastAsia="宋体" w:cs="宋体"/>
+          <w:b w:val="0"/>
+          <w:sz w:val="24"/>
+        </w:rPr>
+        <w:t>当前 `tests/test_security_guards.py` 共包含 10 个安全测试用例，覆盖安全输入放行、英文越狱指令拦截、system prompt 探测拦截、分隔符注入识别、base64 解码绕过拦截、输出安全放行、敏感信息脱敏、有害内容阻断、危险 query 节点级拦截、危险 history 节点级拦截。2026-04-29 全量执行结果中，这 10 个用例全部通过。</w:t>
+      </w:r>
+    </w:p>
+    <w:p>
+      <w:pPr>
         <w:spacing w:before="160" w:after="40"/>
-      </w:pPr>
-      <w:r>
-        <w:rPr>
-          <w:rFonts w:ascii="Times New Roman" w:hAnsi="Times New Roman" w:eastAsia="宋体"/>
+        <w:rPr>
+          <w:rFonts w:hint="eastAsia" w:ascii="宋体" w:hAnsi="宋体" w:eastAsia="宋体" w:cs="宋体"/>
+        </w:rPr>
+      </w:pPr>
+      <w:r>
+        <w:rPr>
+          <w:rFonts w:hint="eastAsia" w:ascii="宋体" w:hAnsi="宋体" w:eastAsia="宋体" w:cs="宋体"/>
           <w:b/>
           <w:sz w:val="24"/>
         </w:rPr>
@@ -2532,10 +3131,13 @@
         <w:spacing w:line="276" w:lineRule="auto"/>
         <w:ind w:firstLine="0"/>
         <w:jc w:val="left"/>
-      </w:pPr>
-      <w:r>
-        <w:rPr>
-          <w:rFonts w:ascii="Consolas" w:hAnsi="Consolas" w:eastAsia="Consolas"/>
+        <w:rPr>
+          <w:rFonts w:hint="eastAsia" w:ascii="宋体" w:hAnsi="宋体" w:eastAsia="宋体" w:cs="宋体"/>
+        </w:rPr>
+      </w:pPr>
+      <w:r>
+        <w:rPr>
+          <w:rFonts w:hint="eastAsia" w:ascii="宋体" w:hAnsi="宋体" w:eastAsia="宋体" w:cs="宋体"/>
           <w:b w:val="0"/>
           <w:sz w:val="20"/>
         </w:rPr>
@@ -2543,7 +3145,7 @@
       </w:r>
       <w:r>
         <w:rPr>
-          <w:rFonts w:ascii="Consolas" w:hAnsi="Consolas" w:eastAsia="Consolas"/>
+          <w:rFonts w:hint="eastAsia" w:ascii="宋体" w:hAnsi="宋体" w:eastAsia="宋体" w:cs="宋体"/>
           <w:b w:val="0"/>
           <w:sz w:val="20"/>
         </w:rPr>
@@ -2551,7 +3153,7 @@
       </w:r>
       <w:r>
         <w:rPr>
-          <w:rFonts w:ascii="Consolas" w:hAnsi="Consolas" w:eastAsia="Consolas"/>
+          <w:rFonts w:hint="eastAsia" w:ascii="宋体" w:hAnsi="宋体" w:eastAsia="宋体" w:cs="宋体"/>
           <w:b w:val="0"/>
           <w:sz w:val="20"/>
         </w:rPr>
@@ -2559,7 +3161,7 @@
       </w:r>
       <w:r>
         <w:rPr>
-          <w:rFonts w:ascii="Consolas" w:hAnsi="Consolas" w:eastAsia="Consolas"/>
+          <w:rFonts w:hint="eastAsia" w:ascii="宋体" w:hAnsi="宋体" w:eastAsia="宋体" w:cs="宋体"/>
           <w:b w:val="0"/>
           <w:sz w:val="20"/>
         </w:rPr>
@@ -2567,7 +3169,7 @@
       </w:r>
       <w:r>
         <w:rPr>
-          <w:rFonts w:ascii="Consolas" w:hAnsi="Consolas" w:eastAsia="Consolas"/>
+          <w:rFonts w:hint="eastAsia" w:ascii="宋体" w:hAnsi="宋体" w:eastAsia="宋体" w:cs="宋体"/>
           <w:b w:val="0"/>
           <w:sz w:val="20"/>
         </w:rPr>
@@ -2575,7 +3177,7 @@
       </w:r>
       <w:r>
         <w:rPr>
-          <w:rFonts w:ascii="Consolas" w:hAnsi="Consolas" w:eastAsia="Consolas"/>
+          <w:rFonts w:hint="eastAsia" w:ascii="宋体" w:hAnsi="宋体" w:eastAsia="宋体" w:cs="宋体"/>
           <w:b w:val="0"/>
           <w:sz w:val="20"/>
         </w:rPr>
@@ -2583,7 +3185,7 @@
       </w:r>
       <w:r>
         <w:rPr>
-          <w:rFonts w:ascii="Consolas" w:hAnsi="Consolas" w:eastAsia="Consolas"/>
+          <w:rFonts w:hint="eastAsia" w:ascii="宋体" w:hAnsi="宋体" w:eastAsia="宋体" w:cs="宋体"/>
           <w:b w:val="0"/>
           <w:sz w:val="20"/>
         </w:rPr>
@@ -2591,7 +3193,7 @@
       </w:r>
       <w:r>
         <w:rPr>
-          <w:rFonts w:ascii="Consolas" w:hAnsi="Consolas" w:eastAsia="Consolas"/>
+          <w:rFonts w:hint="eastAsia" w:ascii="宋体" w:hAnsi="宋体" w:eastAsia="宋体" w:cs="宋体"/>
           <w:b w:val="0"/>
           <w:sz w:val="20"/>
         </w:rPr>
@@ -2599,7 +3201,7 @@
       </w:r>
       <w:r>
         <w:rPr>
-          <w:rFonts w:ascii="Consolas" w:hAnsi="Consolas" w:eastAsia="Consolas"/>
+          <w:rFonts w:hint="eastAsia" w:ascii="宋体" w:hAnsi="宋体" w:eastAsia="宋体" w:cs="宋体"/>
           <w:b w:val="0"/>
           <w:sz w:val="20"/>
         </w:rPr>
@@ -2607,7 +3209,7 @@
       </w:r>
       <w:r>
         <w:rPr>
-          <w:rFonts w:ascii="Consolas" w:hAnsi="Consolas" w:eastAsia="Consolas"/>
+          <w:rFonts w:hint="eastAsia" w:ascii="宋体" w:hAnsi="宋体" w:eastAsia="宋体" w:cs="宋体"/>
           <w:b w:val="0"/>
           <w:sz w:val="20"/>
         </w:rPr>
@@ -2615,7 +3217,7 @@
       </w:r>
       <w:r>
         <w:rPr>
-          <w:rFonts w:ascii="Consolas" w:hAnsi="Consolas" w:eastAsia="Consolas"/>
+          <w:rFonts w:hint="eastAsia" w:ascii="宋体" w:hAnsi="宋体" w:eastAsia="宋体" w:cs="宋体"/>
           <w:b w:val="0"/>
           <w:sz w:val="20"/>
         </w:rPr>
@@ -2623,7 +3225,7 @@
       </w:r>
       <w:r>
         <w:rPr>
-          <w:rFonts w:ascii="Consolas" w:hAnsi="Consolas" w:eastAsia="Consolas"/>
+          <w:rFonts w:hint="eastAsia" w:ascii="宋体" w:hAnsi="宋体" w:eastAsia="宋体" w:cs="宋体"/>
           <w:b w:val="0"/>
           <w:sz w:val="20"/>
         </w:rPr>
@@ -2631,7 +3233,7 @@
       </w:r>
       <w:r>
         <w:rPr>
-          <w:rFonts w:ascii="Consolas" w:hAnsi="Consolas" w:eastAsia="Consolas"/>
+          <w:rFonts w:hint="eastAsia" w:ascii="宋体" w:hAnsi="宋体" w:eastAsia="宋体" w:cs="宋体"/>
           <w:b w:val="0"/>
           <w:sz w:val="20"/>
         </w:rPr>
@@ -2639,7 +3241,7 @@
       </w:r>
       <w:r>
         <w:rPr>
-          <w:rFonts w:ascii="Consolas" w:hAnsi="Consolas" w:eastAsia="Consolas"/>
+          <w:rFonts w:hint="eastAsia" w:ascii="宋体" w:hAnsi="宋体" w:eastAsia="宋体" w:cs="宋体"/>
           <w:b w:val="0"/>
           <w:sz w:val="20"/>
         </w:rPr>
@@ -2647,7 +3249,7 @@
       </w:r>
       <w:r>
         <w:rPr>
-          <w:rFonts w:ascii="Consolas" w:hAnsi="Consolas" w:eastAsia="Consolas"/>
+          <w:rFonts w:hint="eastAsia" w:ascii="宋体" w:hAnsi="宋体" w:eastAsia="宋体" w:cs="宋体"/>
           <w:b w:val="0"/>
           <w:sz w:val="20"/>
         </w:rPr>
@@ -2655,7 +3257,7 @@
       </w:r>
       <w:r>
         <w:rPr>
-          <w:rFonts w:ascii="Consolas" w:hAnsi="Consolas" w:eastAsia="Consolas"/>
+          <w:rFonts w:hint="eastAsia" w:ascii="宋体" w:hAnsi="宋体" w:eastAsia="宋体" w:cs="宋体"/>
           <w:b w:val="0"/>
           <w:sz w:val="20"/>
         </w:rPr>
@@ -2663,7 +3265,7 @@
       </w:r>
       <w:r>
         <w:rPr>
-          <w:rFonts w:ascii="Consolas" w:hAnsi="Consolas" w:eastAsia="Consolas"/>
+          <w:rFonts w:hint="eastAsia" w:ascii="宋体" w:hAnsi="宋体" w:eastAsia="宋体" w:cs="宋体"/>
           <w:b w:val="0"/>
           <w:sz w:val="20"/>
         </w:rPr>
@@ -2671,7 +3273,7 @@
       </w:r>
       <w:r>
         <w:rPr>
-          <w:rFonts w:ascii="Consolas" w:hAnsi="Consolas" w:eastAsia="Consolas"/>
+          <w:rFonts w:hint="eastAsia" w:ascii="宋体" w:hAnsi="宋体" w:eastAsia="宋体" w:cs="宋体"/>
           <w:b w:val="0"/>
           <w:sz w:val="20"/>
         </w:rPr>
@@ -2679,7 +3281,7 @@
       </w:r>
       <w:r>
         <w:rPr>
-          <w:rFonts w:ascii="Consolas" w:hAnsi="Consolas" w:eastAsia="Consolas"/>
+          <w:rFonts w:hint="eastAsia" w:ascii="宋体" w:hAnsi="宋体" w:eastAsia="宋体" w:cs="宋体"/>
           <w:b w:val="0"/>
           <w:sz w:val="20"/>
         </w:rPr>
@@ -2687,7 +3289,7 @@
       </w:r>
       <w:r>
         <w:rPr>
-          <w:rFonts w:ascii="Consolas" w:hAnsi="Consolas" w:eastAsia="Consolas"/>
+          <w:rFonts w:hint="eastAsia" w:ascii="宋体" w:hAnsi="宋体" w:eastAsia="宋体" w:cs="宋体"/>
           <w:b w:val="0"/>
           <w:sz w:val="20"/>
         </w:rPr>
@@ -2695,7 +3297,7 @@
       </w:r>
       <w:r>
         <w:rPr>
-          <w:rFonts w:ascii="Consolas" w:hAnsi="Consolas" w:eastAsia="Consolas"/>
+          <w:rFonts w:hint="eastAsia" w:ascii="宋体" w:hAnsi="宋体" w:eastAsia="宋体" w:cs="宋体"/>
           <w:b w:val="0"/>
           <w:sz w:val="20"/>
         </w:rPr>
@@ -2703,7 +3305,7 @@
       </w:r>
       <w:r>
         <w:rPr>
-          <w:rFonts w:ascii="Consolas" w:hAnsi="Consolas" w:eastAsia="Consolas"/>
+          <w:rFonts w:hint="eastAsia" w:ascii="宋体" w:hAnsi="宋体" w:eastAsia="宋体" w:cs="宋体"/>
           <w:b w:val="0"/>
           <w:sz w:val="20"/>
         </w:rPr>
@@ -2711,7 +3313,7 @@
       </w:r>
       <w:r>
         <w:rPr>
-          <w:rFonts w:ascii="Consolas" w:hAnsi="Consolas" w:eastAsia="Consolas"/>
+          <w:rFonts w:hint="eastAsia" w:ascii="宋体" w:hAnsi="宋体" w:eastAsia="宋体" w:cs="宋体"/>
           <w:b w:val="0"/>
           <w:sz w:val="20"/>
         </w:rPr>
@@ -2719,7 +3321,7 @@
       </w:r>
       <w:r>
         <w:rPr>
-          <w:rFonts w:ascii="Consolas" w:hAnsi="Consolas" w:eastAsia="Consolas"/>
+          <w:rFonts w:hint="eastAsia" w:ascii="宋体" w:hAnsi="宋体" w:eastAsia="宋体" w:cs="宋体"/>
           <w:b w:val="0"/>
           <w:sz w:val="20"/>
         </w:rPr>
@@ -2727,7 +3329,7 @@
       </w:r>
       <w:r>
         <w:rPr>
-          <w:rFonts w:ascii="Consolas" w:hAnsi="Consolas" w:eastAsia="Consolas"/>
+          <w:rFonts w:hint="eastAsia" w:ascii="宋体" w:hAnsi="宋体" w:eastAsia="宋体" w:cs="宋体"/>
           <w:b w:val="0"/>
           <w:sz w:val="20"/>
         </w:rPr>
@@ -2735,7 +3337,7 @@
       </w:r>
       <w:r>
         <w:rPr>
-          <w:rFonts w:ascii="Consolas" w:hAnsi="Consolas" w:eastAsia="Consolas"/>
+          <w:rFonts w:hint="eastAsia" w:ascii="宋体" w:hAnsi="宋体" w:eastAsia="宋体" w:cs="宋体"/>
           <w:b w:val="0"/>
           <w:sz w:val="20"/>
         </w:rPr>
@@ -2743,7 +3345,7 @@
       </w:r>
       <w:r>
         <w:rPr>
-          <w:rFonts w:ascii="Consolas" w:hAnsi="Consolas" w:eastAsia="Consolas"/>
+          <w:rFonts w:hint="eastAsia" w:ascii="宋体" w:hAnsi="宋体" w:eastAsia="宋体" w:cs="宋体"/>
           <w:b w:val="0"/>
           <w:sz w:val="20"/>
         </w:rPr>
@@ -2751,7 +3353,7 @@
       </w:r>
       <w:r>
         <w:rPr>
-          <w:rFonts w:ascii="Consolas" w:hAnsi="Consolas" w:eastAsia="Consolas"/>
+          <w:rFonts w:hint="eastAsia" w:ascii="宋体" w:hAnsi="宋体" w:eastAsia="宋体" w:cs="宋体"/>
           <w:b w:val="0"/>
           <w:sz w:val="20"/>
         </w:rPr>
@@ -2759,7 +3361,7 @@
       </w:r>
       <w:r>
         <w:rPr>
-          <w:rFonts w:ascii="Consolas" w:hAnsi="Consolas" w:eastAsia="Consolas"/>
+          <w:rFonts w:hint="eastAsia" w:ascii="宋体" w:hAnsi="宋体" w:eastAsia="宋体" w:cs="宋体"/>
           <w:b w:val="0"/>
           <w:sz w:val="20"/>
         </w:rPr>
@@ -2767,7 +3369,7 @@
       </w:r>
       <w:r>
         <w:rPr>
-          <w:rFonts w:ascii="Consolas" w:hAnsi="Consolas" w:eastAsia="Consolas"/>
+          <w:rFonts w:hint="eastAsia" w:ascii="宋体" w:hAnsi="宋体" w:eastAsia="宋体" w:cs="宋体"/>
           <w:b w:val="0"/>
           <w:sz w:val="20"/>
         </w:rPr>
@@ -2775,7 +3377,7 @@
       </w:r>
       <w:r>
         <w:rPr>
-          <w:rFonts w:ascii="Consolas" w:hAnsi="Consolas" w:eastAsia="Consolas"/>
+          <w:rFonts w:hint="eastAsia" w:ascii="宋体" w:hAnsi="宋体" w:eastAsia="宋体" w:cs="宋体"/>
           <w:b w:val="0"/>
           <w:sz w:val="20"/>
         </w:rPr>
@@ -2785,10 +3387,13 @@
     <w:p>
       <w:pPr>
         <w:spacing w:before="160" w:after="40"/>
-      </w:pPr>
-      <w:r>
-        <w:rPr>
-          <w:rFonts w:ascii="Times New Roman" w:hAnsi="Times New Roman" w:eastAsia="宋体"/>
+        <w:rPr>
+          <w:rFonts w:hint="eastAsia" w:ascii="宋体" w:hAnsi="宋体" w:eastAsia="宋体" w:cs="宋体"/>
+        </w:rPr>
+      </w:pPr>
+      <w:r>
+        <w:rPr>
+          <w:rFonts w:hint="eastAsia" w:ascii="宋体" w:hAnsi="宋体" w:eastAsia="宋体" w:cs="宋体"/>
           <w:b/>
           <w:sz w:val="24"/>
         </w:rPr>
@@ -2800,10 +3405,13 @@
         <w:spacing w:line="276" w:lineRule="auto"/>
         <w:ind w:firstLine="0"/>
         <w:jc w:val="left"/>
-      </w:pPr>
-      <w:r>
-        <w:rPr>
-          <w:rFonts w:ascii="Consolas" w:hAnsi="Consolas" w:eastAsia="Consolas"/>
+        <w:rPr>
+          <w:rFonts w:hint="eastAsia" w:ascii="宋体" w:hAnsi="宋体" w:eastAsia="宋体" w:cs="宋体"/>
+        </w:rPr>
+      </w:pPr>
+      <w:r>
+        <w:rPr>
+          <w:rFonts w:hint="eastAsia" w:ascii="宋体" w:hAnsi="宋体" w:eastAsia="宋体" w:cs="宋体"/>
           <w:b w:val="0"/>
           <w:sz w:val="20"/>
         </w:rPr>
@@ -2811,7 +3419,7 @@
       </w:r>
       <w:r>
         <w:rPr>
-          <w:rFonts w:ascii="Consolas" w:hAnsi="Consolas" w:eastAsia="Consolas"/>
+          <w:rFonts w:hint="eastAsia" w:ascii="宋体" w:hAnsi="宋体" w:eastAsia="宋体" w:cs="宋体"/>
           <w:b w:val="0"/>
           <w:sz w:val="20"/>
         </w:rPr>
@@ -2819,7 +3427,7 @@
       </w:r>
       <w:r>
         <w:rPr>
-          <w:rFonts w:ascii="Consolas" w:hAnsi="Consolas" w:eastAsia="Consolas"/>
+          <w:rFonts w:hint="eastAsia" w:ascii="宋体" w:hAnsi="宋体" w:eastAsia="宋体" w:cs="宋体"/>
           <w:b w:val="0"/>
           <w:sz w:val="20"/>
         </w:rPr>
@@ -2827,7 +3435,7 @@
       </w:r>
       <w:r>
         <w:rPr>
-          <w:rFonts w:ascii="Consolas" w:hAnsi="Consolas" w:eastAsia="Consolas"/>
+          <w:rFonts w:hint="eastAsia" w:ascii="宋体" w:hAnsi="宋体" w:eastAsia="宋体" w:cs="宋体"/>
           <w:b w:val="0"/>
           <w:sz w:val="20"/>
         </w:rPr>
@@ -2835,7 +3443,7 @@
       </w:r>
       <w:r>
         <w:rPr>
-          <w:rFonts w:ascii="Consolas" w:hAnsi="Consolas" w:eastAsia="Consolas"/>
+          <w:rFonts w:hint="eastAsia" w:ascii="宋体" w:hAnsi="宋体" w:eastAsia="宋体" w:cs="宋体"/>
           <w:b w:val="0"/>
           <w:sz w:val="20"/>
         </w:rPr>
@@ -2843,7 +3451,7 @@
       </w:r>
       <w:r>
         <w:rPr>
-          <w:rFonts w:ascii="Consolas" w:hAnsi="Consolas" w:eastAsia="Consolas"/>
+          <w:rFonts w:hint="eastAsia" w:ascii="宋体" w:hAnsi="宋体" w:eastAsia="宋体" w:cs="宋体"/>
           <w:b w:val="0"/>
           <w:sz w:val="20"/>
         </w:rPr>
@@ -2851,7 +3459,7 @@
       </w:r>
       <w:r>
         <w:rPr>
-          <w:rFonts w:ascii="Consolas" w:hAnsi="Consolas" w:eastAsia="Consolas"/>
+          <w:rFonts w:hint="eastAsia" w:ascii="宋体" w:hAnsi="宋体" w:eastAsia="宋体" w:cs="宋体"/>
           <w:b w:val="0"/>
           <w:sz w:val="20"/>
         </w:rPr>
@@ -2859,7 +3467,7 @@
       </w:r>
       <w:r>
         <w:rPr>
-          <w:rFonts w:ascii="Consolas" w:hAnsi="Consolas" w:eastAsia="Consolas"/>
+          <w:rFonts w:hint="eastAsia" w:ascii="宋体" w:hAnsi="宋体" w:eastAsia="宋体" w:cs="宋体"/>
           <w:b w:val="0"/>
           <w:sz w:val="20"/>
         </w:rPr>
@@ -2867,7 +3475,7 @@
       </w:r>
       <w:r>
         <w:rPr>
-          <w:rFonts w:ascii="Consolas" w:hAnsi="Consolas" w:eastAsia="Consolas"/>
+          <w:rFonts w:hint="eastAsia" w:ascii="宋体" w:hAnsi="宋体" w:eastAsia="宋体" w:cs="宋体"/>
           <w:b w:val="0"/>
           <w:sz w:val="20"/>
         </w:rPr>
@@ -2875,7 +3483,7 @@
       </w:r>
       <w:r>
         <w:rPr>
-          <w:rFonts w:ascii="Consolas" w:hAnsi="Consolas" w:eastAsia="Consolas"/>
+          <w:rFonts w:hint="eastAsia" w:ascii="宋体" w:hAnsi="宋体" w:eastAsia="宋体" w:cs="宋体"/>
           <w:b w:val="0"/>
           <w:sz w:val="20"/>
         </w:rPr>
@@ -2883,7 +3491,7 @@
       </w:r>
       <w:r>
         <w:rPr>
-          <w:rFonts w:ascii="Consolas" w:hAnsi="Consolas" w:eastAsia="Consolas"/>
+          <w:rFonts w:hint="eastAsia" w:ascii="宋体" w:hAnsi="宋体" w:eastAsia="宋体" w:cs="宋体"/>
           <w:b w:val="0"/>
           <w:sz w:val="20"/>
         </w:rPr>
@@ -2891,7 +3499,7 @@
       </w:r>
       <w:r>
         <w:rPr>
-          <w:rFonts w:ascii="Consolas" w:hAnsi="Consolas" w:eastAsia="Consolas"/>
+          <w:rFonts w:hint="eastAsia" w:ascii="宋体" w:hAnsi="宋体" w:eastAsia="宋体" w:cs="宋体"/>
           <w:b w:val="0"/>
           <w:sz w:val="20"/>
         </w:rPr>
@@ -2899,7 +3507,7 @@
       </w:r>
       <w:r>
         <w:rPr>
-          <w:rFonts w:ascii="Consolas" w:hAnsi="Consolas" w:eastAsia="Consolas"/>
+          <w:rFonts w:hint="eastAsia" w:ascii="宋体" w:hAnsi="宋体" w:eastAsia="宋体" w:cs="宋体"/>
           <w:b w:val="0"/>
           <w:sz w:val="20"/>
         </w:rPr>
@@ -2907,7 +3515,7 @@
       </w:r>
       <w:r>
         <w:rPr>
-          <w:rFonts w:ascii="Consolas" w:hAnsi="Consolas" w:eastAsia="Consolas"/>
+          <w:rFonts w:hint="eastAsia" w:ascii="宋体" w:hAnsi="宋体" w:eastAsia="宋体" w:cs="宋体"/>
           <w:b w:val="0"/>
           <w:sz w:val="20"/>
         </w:rPr>
@@ -2915,7 +3523,7 @@
       </w:r>
       <w:r>
         <w:rPr>
-          <w:rFonts w:ascii="Consolas" w:hAnsi="Consolas" w:eastAsia="Consolas"/>
+          <w:rFonts w:hint="eastAsia" w:ascii="宋体" w:hAnsi="宋体" w:eastAsia="宋体" w:cs="宋体"/>
           <w:b w:val="0"/>
           <w:sz w:val="20"/>
         </w:rPr>
@@ -2923,7 +3531,7 @@
       </w:r>
       <w:r>
         <w:rPr>
-          <w:rFonts w:ascii="Consolas" w:hAnsi="Consolas" w:eastAsia="Consolas"/>
+          <w:rFonts w:hint="eastAsia" w:ascii="宋体" w:hAnsi="宋体" w:eastAsia="宋体" w:cs="宋体"/>
           <w:b w:val="0"/>
           <w:sz w:val="20"/>
         </w:rPr>
@@ -2931,7 +3539,7 @@
       </w:r>
       <w:r>
         <w:rPr>
-          <w:rFonts w:ascii="Consolas" w:hAnsi="Consolas" w:eastAsia="Consolas"/>
+          <w:rFonts w:hint="eastAsia" w:ascii="宋体" w:hAnsi="宋体" w:eastAsia="宋体" w:cs="宋体"/>
           <w:b w:val="0"/>
           <w:sz w:val="20"/>
         </w:rPr>
@@ -2939,7 +3547,7 @@
       </w:r>
       <w:r>
         <w:rPr>
-          <w:rFonts w:ascii="Consolas" w:hAnsi="Consolas" w:eastAsia="Consolas"/>
+          <w:rFonts w:hint="eastAsia" w:ascii="宋体" w:hAnsi="宋体" w:eastAsia="宋体" w:cs="宋体"/>
           <w:b w:val="0"/>
           <w:sz w:val="20"/>
         </w:rPr>
@@ -2947,7 +3555,7 @@
       </w:r>
       <w:r>
         <w:rPr>
-          <w:rFonts w:ascii="Consolas" w:hAnsi="Consolas" w:eastAsia="Consolas"/>
+          <w:rFonts w:hint="eastAsia" w:ascii="宋体" w:hAnsi="宋体" w:eastAsia="宋体" w:cs="宋体"/>
           <w:b w:val="0"/>
           <w:sz w:val="20"/>
         </w:rPr>
@@ -2955,7 +3563,7 @@
       </w:r>
       <w:r>
         <w:rPr>
-          <w:rFonts w:ascii="Consolas" w:hAnsi="Consolas" w:eastAsia="Consolas"/>
+          <w:rFonts w:hint="eastAsia" w:ascii="宋体" w:hAnsi="宋体" w:eastAsia="宋体" w:cs="宋体"/>
           <w:b w:val="0"/>
           <w:sz w:val="20"/>
         </w:rPr>
@@ -2963,7 +3571,7 @@
       </w:r>
       <w:r>
         <w:rPr>
-          <w:rFonts w:ascii="Consolas" w:hAnsi="Consolas" w:eastAsia="Consolas"/>
+          <w:rFonts w:hint="eastAsia" w:ascii="宋体" w:hAnsi="宋体" w:eastAsia="宋体" w:cs="宋体"/>
           <w:b w:val="0"/>
           <w:sz w:val="20"/>
         </w:rPr>
@@ -2971,7 +3579,7 @@
       </w:r>
       <w:r>
         <w:rPr>
-          <w:rFonts w:ascii="Consolas" w:hAnsi="Consolas" w:eastAsia="Consolas"/>
+          <w:rFonts w:hint="eastAsia" w:ascii="宋体" w:hAnsi="宋体" w:eastAsia="宋体" w:cs="宋体"/>
           <w:b w:val="0"/>
           <w:sz w:val="20"/>
         </w:rPr>
@@ -2979,7 +3587,7 @@
       </w:r>
       <w:r>
         <w:rPr>
-          <w:rFonts w:ascii="Consolas" w:hAnsi="Consolas" w:eastAsia="Consolas"/>
+          <w:rFonts w:hint="eastAsia" w:ascii="宋体" w:hAnsi="宋体" w:eastAsia="宋体" w:cs="宋体"/>
           <w:b w:val="0"/>
           <w:sz w:val="20"/>
         </w:rPr>
@@ -2987,7 +3595,7 @@
       </w:r>
       <w:r>
         <w:rPr>
-          <w:rFonts w:ascii="Consolas" w:hAnsi="Consolas" w:eastAsia="Consolas"/>
+          <w:rFonts w:hint="eastAsia" w:ascii="宋体" w:hAnsi="宋体" w:eastAsia="宋体" w:cs="宋体"/>
           <w:b w:val="0"/>
           <w:sz w:val="20"/>
         </w:rPr>
@@ -2995,7 +3603,7 @@
       </w:r>
       <w:r>
         <w:rPr>
-          <w:rFonts w:ascii="Consolas" w:hAnsi="Consolas" w:eastAsia="Consolas"/>
+          <w:rFonts w:hint="eastAsia" w:ascii="宋体" w:hAnsi="宋体" w:eastAsia="宋体" w:cs="宋体"/>
           <w:b w:val="0"/>
           <w:sz w:val="20"/>
         </w:rPr>
@@ -3003,7 +3611,7 @@
       </w:r>
       <w:r>
         <w:rPr>
-          <w:rFonts w:ascii="Consolas" w:hAnsi="Consolas" w:eastAsia="Consolas"/>
+          <w:rFonts w:hint="eastAsia" w:ascii="宋体" w:hAnsi="宋体" w:eastAsia="宋体" w:cs="宋体"/>
           <w:b w:val="0"/>
           <w:sz w:val="20"/>
         </w:rPr>
@@ -3011,7 +3619,7 @@
       </w:r>
       <w:r>
         <w:rPr>
-          <w:rFonts w:ascii="Consolas" w:hAnsi="Consolas" w:eastAsia="Consolas"/>
+          <w:rFonts w:hint="eastAsia" w:ascii="宋体" w:hAnsi="宋体" w:eastAsia="宋体" w:cs="宋体"/>
           <w:b w:val="0"/>
           <w:sz w:val="20"/>
         </w:rPr>
@@ -3019,7 +3627,7 @@
       </w:r>
       <w:r>
         <w:rPr>
-          <w:rFonts w:ascii="Consolas" w:hAnsi="Consolas" w:eastAsia="Consolas"/>
+          <w:rFonts w:hint="eastAsia" w:ascii="宋体" w:hAnsi="宋体" w:eastAsia="宋体" w:cs="宋体"/>
           <w:b w:val="0"/>
           <w:sz w:val="20"/>
         </w:rPr>
@@ -3027,7 +3635,7 @@
       </w:r>
       <w:r>
         <w:rPr>
-          <w:rFonts w:ascii="Consolas" w:hAnsi="Consolas" w:eastAsia="Consolas"/>
+          <w:rFonts w:hint="eastAsia" w:ascii="宋体" w:hAnsi="宋体" w:eastAsia="宋体" w:cs="宋体"/>
           <w:b w:val="0"/>
           <w:sz w:val="20"/>
         </w:rPr>
@@ -3035,7 +3643,7 @@
       </w:r>
       <w:r>
         <w:rPr>
-          <w:rFonts w:ascii="Consolas" w:hAnsi="Consolas" w:eastAsia="Consolas"/>
+          <w:rFonts w:hint="eastAsia" w:ascii="宋体" w:hAnsi="宋体" w:eastAsia="宋体" w:cs="宋体"/>
           <w:b w:val="0"/>
           <w:sz w:val="20"/>
         </w:rPr>
@@ -3043,7 +3651,7 @@
       </w:r>
       <w:r>
         <w:rPr>
-          <w:rFonts w:ascii="Consolas" w:hAnsi="Consolas" w:eastAsia="Consolas"/>
+          <w:rFonts w:hint="eastAsia" w:ascii="宋体" w:hAnsi="宋体" w:eastAsia="宋体" w:cs="宋体"/>
           <w:b w:val="0"/>
           <w:sz w:val="20"/>
         </w:rPr>
@@ -3051,7 +3659,7 @@
       </w:r>
       <w:r>
         <w:rPr>
-          <w:rFonts w:ascii="Consolas" w:hAnsi="Consolas" w:eastAsia="Consolas"/>
+          <w:rFonts w:hint="eastAsia" w:ascii="宋体" w:hAnsi="宋体" w:eastAsia="宋体" w:cs="宋体"/>
           <w:b w:val="0"/>
           <w:sz w:val="20"/>
         </w:rPr>
@@ -3059,7 +3667,7 @@
       </w:r>
       <w:r>
         <w:rPr>
-          <w:rFonts w:ascii="Consolas" w:hAnsi="Consolas" w:eastAsia="Consolas"/>
+          <w:rFonts w:hint="eastAsia" w:ascii="宋体" w:hAnsi="宋体" w:eastAsia="宋体" w:cs="宋体"/>
           <w:b w:val="0"/>
           <w:sz w:val="20"/>
         </w:rPr>
@@ -3271,7 +3879,7 @@
   <w:docDefaults>
     <w:rPrDefault>
       <w:rPr>
-        <w:rFonts w:asciiTheme="minorHAnsi" w:hAnsiTheme="minorHAnsi" w:eastAsiaTheme="minorEastAsia" w:cstheme="minorBidi"/>
+        <w:rFonts w:ascii="Times New Roman" w:hAnsi="Times New Roman" w:eastAsia="宋体" w:cs="Times New Roman"/>
       </w:rPr>
     </w:rPrDefault>
     <w:pPrDefault/>
@@ -3548,7 +4156,7 @@
     <w:name w:val="heading 1"/>
     <w:basedOn w:val="1"/>
     <w:next w:val="1"/>
-    <w:link w:val="138"/>
+    <w:link w:val="139"/>
     <w:qFormat/>
     <w:uiPriority w:val="9"/>
     <w:pPr>
@@ -3570,7 +4178,7 @@
     <w:name w:val="heading 2"/>
     <w:basedOn w:val="1"/>
     <w:next w:val="1"/>
-    <w:link w:val="139"/>
+    <w:link w:val="140"/>
     <w:unhideWhenUsed/>
     <w:qFormat/>
     <w:uiPriority w:val="9"/>
@@ -3598,7 +4206,7 @@
     <w:name w:val="heading 3"/>
     <w:basedOn w:val="1"/>
     <w:next w:val="1"/>
-    <w:link w:val="140"/>
+    <w:link w:val="141"/>
     <w:unhideWhenUsed/>
     <w:qFormat/>
     <w:uiPriority w:val="9"/>
@@ -3624,7 +4232,7 @@
     <w:name w:val="heading 4"/>
     <w:basedOn w:val="1"/>
     <w:next w:val="1"/>
-    <w:link w:val="150"/>
+    <w:link w:val="151"/>
     <w:semiHidden/>
     <w:unhideWhenUsed/>
     <w:qFormat/>
@@ -3653,7 +4261,7 @@
     <w:name w:val="heading 5"/>
     <w:basedOn w:val="1"/>
     <w:next w:val="1"/>
-    <w:link w:val="151"/>
+    <w:link w:val="152"/>
     <w:semiHidden/>
     <w:unhideWhenUsed/>
     <w:qFormat/>
@@ -3673,7 +4281,7 @@
     <w:name w:val="heading 6"/>
     <w:basedOn w:val="1"/>
     <w:next w:val="1"/>
-    <w:link w:val="152"/>
+    <w:link w:val="153"/>
     <w:semiHidden/>
     <w:unhideWhenUsed/>
     <w:qFormat/>
@@ -3695,7 +4303,7 @@
     <w:name w:val="heading 7"/>
     <w:basedOn w:val="1"/>
     <w:next w:val="1"/>
-    <w:link w:val="153"/>
+    <w:link w:val="154"/>
     <w:semiHidden/>
     <w:unhideWhenUsed/>
     <w:qFormat/>
@@ -3725,7 +4333,7 @@
     <w:name w:val="heading 8"/>
     <w:basedOn w:val="1"/>
     <w:next w:val="1"/>
-    <w:link w:val="154"/>
+    <w:link w:val="155"/>
     <w:semiHidden/>
     <w:unhideWhenUsed/>
     <w:qFormat/>
@@ -3752,7 +4360,7 @@
     <w:name w:val="heading 9"/>
     <w:basedOn w:val="1"/>
     <w:next w:val="1"/>
-    <w:link w:val="155"/>
+    <w:link w:val="156"/>
     <w:semiHidden/>
     <w:unhideWhenUsed/>
     <w:qFormat/>
@@ -3803,7 +4411,7 @@
   </w:style>
   <w:style w:type="paragraph" w:styleId="2">
     <w:name w:val="macro"/>
-    <w:link w:val="147"/>
+    <w:link w:val="148"/>
     <w:unhideWhenUsed/>
     <w:qFormat/>
     <w:uiPriority w:val="99"/>
@@ -3906,7 +4514,7 @@
   <w:style w:type="paragraph" w:styleId="17">
     <w:name w:val="Body Text 3"/>
     <w:basedOn w:val="1"/>
-    <w:link w:val="146"/>
+    <w:link w:val="147"/>
     <w:unhideWhenUsed/>
     <w:uiPriority w:val="99"/>
     <w:pPr>
@@ -3934,7 +4542,7 @@
   <w:style w:type="paragraph" w:styleId="19">
     <w:name w:val="Body Text"/>
     <w:basedOn w:val="1"/>
-    <w:link w:val="144"/>
+    <w:link w:val="145"/>
     <w:unhideWhenUsed/>
     <w:uiPriority w:val="99"/>
     <w:pPr>
@@ -3995,7 +4603,7 @@
   <w:style w:type="paragraph" w:styleId="24">
     <w:name w:val="footer"/>
     <w:basedOn w:val="1"/>
-    <w:link w:val="136"/>
+    <w:link w:val="137"/>
     <w:unhideWhenUsed/>
     <w:qFormat/>
     <w:uiPriority w:val="99"/>
@@ -4010,7 +4618,7 @@
   <w:style w:type="paragraph" w:styleId="25">
     <w:name w:val="header"/>
     <w:basedOn w:val="1"/>
-    <w:link w:val="135"/>
+    <w:link w:val="136"/>
     <w:unhideWhenUsed/>
     <w:qFormat/>
     <w:uiPriority w:val="99"/>
@@ -4026,7 +4634,7 @@
     <w:name w:val="Subtitle"/>
     <w:basedOn w:val="1"/>
     <w:next w:val="1"/>
-    <w:link w:val="142"/>
+    <w:link w:val="143"/>
     <w:qFormat/>
     <w:uiPriority w:val="11"/>
     <w:rPr>
@@ -4058,7 +4666,7 @@
   <w:style w:type="paragraph" w:styleId="28">
     <w:name w:val="Body Text 2"/>
     <w:basedOn w:val="1"/>
-    <w:link w:val="145"/>
+    <w:link w:val="146"/>
     <w:unhideWhenUsed/>
     <w:qFormat/>
     <w:uiPriority w:val="99"/>
@@ -4094,7 +4702,7 @@
     <w:name w:val="Title"/>
     <w:basedOn w:val="1"/>
     <w:next w:val="1"/>
-    <w:link w:val="141"/>
+    <w:link w:val="142"/>
     <w:qFormat/>
     <w:uiPriority w:val="10"/>
     <w:pPr>
@@ -15659,21 +16267,32 @@
       <w:iCs/>
     </w:rPr>
   </w:style>
-  <w:style w:type="character" w:customStyle="1" w:styleId="135">
+  <w:style w:type="character" w:styleId="135">
+    <w:name w:val="Hyperlink"/>
+    <w:basedOn w:val="132"/>
+    <w:semiHidden/>
+    <w:unhideWhenUsed/>
+    <w:uiPriority w:val="99"/>
+    <w:rPr>
+      <w:color w:val="0000FF"/>
+      <w:u w:val="single"/>
+    </w:rPr>
+  </w:style>
+  <w:style w:type="character" w:customStyle="1" w:styleId="136">
     <w:name w:val="Header Char"/>
     <w:basedOn w:val="132"/>
     <w:link w:val="25"/>
     <w:qFormat/>
     <w:uiPriority w:val="99"/>
   </w:style>
-  <w:style w:type="character" w:customStyle="1" w:styleId="136">
+  <w:style w:type="character" w:customStyle="1" w:styleId="137">
     <w:name w:val="Footer Char"/>
     <w:basedOn w:val="132"/>
     <w:link w:val="24"/>
     <w:qFormat/>
     <w:uiPriority w:val="99"/>
   </w:style>
-  <w:style w:type="paragraph" w:styleId="137">
+  <w:style w:type="paragraph" w:styleId="138">
     <w:name w:val="No Spacing"/>
     <w:qFormat/>
     <w:uiPriority w:val="1"/>
@@ -15687,7 +16306,7 @@
       <w:lang w:val="en-US" w:eastAsia="en-US" w:bidi="ar-SA"/>
     </w:rPr>
   </w:style>
-  <w:style w:type="character" w:customStyle="1" w:styleId="138">
+  <w:style w:type="character" w:customStyle="1" w:styleId="139">
     <w:name w:val="Heading 1 Char"/>
     <w:basedOn w:val="132"/>
     <w:link w:val="3"/>
@@ -15702,7 +16321,7 @@
       <w:szCs w:val="28"/>
     </w:rPr>
   </w:style>
-  <w:style w:type="character" w:customStyle="1" w:styleId="139">
+  <w:style w:type="character" w:customStyle="1" w:styleId="140">
     <w:name w:val="Heading 2 Char"/>
     <w:basedOn w:val="132"/>
     <w:link w:val="4"/>
@@ -15722,7 +16341,7 @@
       </w14:textFill>
     </w:rPr>
   </w:style>
-  <w:style w:type="character" w:customStyle="1" w:styleId="140">
+  <w:style w:type="character" w:customStyle="1" w:styleId="141">
     <w:name w:val="Heading 3 Char"/>
     <w:basedOn w:val="132"/>
     <w:link w:val="5"/>
@@ -15740,7 +16359,7 @@
       </w14:textFill>
     </w:rPr>
   </w:style>
-  <w:style w:type="character" w:customStyle="1" w:styleId="141">
+  <w:style w:type="character" w:customStyle="1" w:styleId="142">
     <w:name w:val="Title Char"/>
     <w:basedOn w:val="132"/>
     <w:link w:val="31"/>
@@ -15755,7 +16374,7 @@
       <w:szCs w:val="52"/>
     </w:rPr>
   </w:style>
-  <w:style w:type="character" w:customStyle="1" w:styleId="142">
+  <w:style w:type="character" w:customStyle="1" w:styleId="143">
     <w:name w:val="Subtitle Char"/>
     <w:basedOn w:val="132"/>
     <w:link w:val="26"/>
@@ -15775,7 +16394,7 @@
       </w14:textFill>
     </w:rPr>
   </w:style>
-  <w:style w:type="paragraph" w:styleId="143">
+  <w:style w:type="paragraph" w:styleId="144">
     <w:name w:val="List Paragraph"/>
     <w:basedOn w:val="1"/>
     <w:qFormat/>
@@ -15785,21 +16404,21 @@
       <w:contextualSpacing/>
     </w:pPr>
   </w:style>
-  <w:style w:type="character" w:customStyle="1" w:styleId="144">
+  <w:style w:type="character" w:customStyle="1" w:styleId="145">
     <w:name w:val="Body Text Char"/>
     <w:basedOn w:val="132"/>
     <w:link w:val="19"/>
     <w:qFormat/>
     <w:uiPriority w:val="99"/>
   </w:style>
-  <w:style w:type="character" w:customStyle="1" w:styleId="145">
+  <w:style w:type="character" w:customStyle="1" w:styleId="146">
     <w:name w:val="Body Text 2 Char"/>
     <w:basedOn w:val="132"/>
     <w:link w:val="28"/>
     <w:qFormat/>
     <w:uiPriority w:val="99"/>
   </w:style>
-  <w:style w:type="character" w:customStyle="1" w:styleId="146">
+  <w:style w:type="character" w:customStyle="1" w:styleId="147">
     <w:name w:val="Body Text 3 Char"/>
     <w:basedOn w:val="132"/>
     <w:link w:val="17"/>
@@ -15810,7 +16429,7 @@
       <w:szCs w:val="16"/>
     </w:rPr>
   </w:style>
-  <w:style w:type="character" w:customStyle="1" w:styleId="147">
+  <w:style w:type="character" w:customStyle="1" w:styleId="148">
     <w:name w:val="Macro Text Char"/>
     <w:basedOn w:val="132"/>
     <w:link w:val="2"/>
@@ -15822,10 +16441,27 @@
       <w:szCs w:val="20"/>
     </w:rPr>
   </w:style>
-  <w:style w:type="paragraph" w:styleId="148">
+  <w:style w:type="paragraph" w:styleId="149">
     <w:name w:val="Quote"/>
     <w:basedOn w:val="1"/>
     <w:next w:val="1"/>
+    <w:link w:val="150"/>
+    <w:qFormat/>
+    <w:uiPriority w:val="29"/>
+    <w:rPr>
+      <w:i/>
+      <w:iCs/>
+      <w:color w:val="000000" w:themeColor="text1"/>
+      <w14:textFill>
+        <w14:solidFill>
+          <w14:schemeClr w14:val="tx1"/>
+        </w14:solidFill>
+      </w14:textFill>
+    </w:rPr>
+  </w:style>
+  <w:style w:type="character" w:customStyle="1" w:styleId="150">
+    <w:name w:val="Quote Char"/>
+    <w:basedOn w:val="132"/>
     <w:link w:val="149"/>
     <w:qFormat/>
     <w:uiPriority w:val="29"/>
@@ -15840,24 +16476,7 @@
       </w14:textFill>
     </w:rPr>
   </w:style>
-  <w:style w:type="character" w:customStyle="1" w:styleId="149">
-    <w:name w:val="Quote Char"/>
-    <w:basedOn w:val="132"/>
-    <w:link w:val="148"/>
-    <w:qFormat/>
-    <w:uiPriority w:val="29"/>
-    <w:rPr>
-      <w:i/>
-      <w:iCs/>
-      <w:color w:val="000000" w:themeColor="text1"/>
-      <w14:textFill>
-        <w14:solidFill>
-          <w14:schemeClr w14:val="tx1"/>
-        </w14:solidFill>
-      </w14:textFill>
-    </w:rPr>
-  </w:style>
-  <w:style w:type="character" w:customStyle="1" w:styleId="150">
+  <w:style w:type="character" w:customStyle="1" w:styleId="151">
     <w:name w:val="Heading 4 Char"/>
     <w:basedOn w:val="132"/>
     <w:link w:val="6"/>
@@ -15878,7 +16497,7 @@
       </w14:textFill>
     </w:rPr>
   </w:style>
-  <w:style w:type="character" w:customStyle="1" w:styleId="151">
+  <w:style w:type="character" w:customStyle="1" w:styleId="152">
     <w:name w:val="Heading 5 Char"/>
     <w:basedOn w:val="132"/>
     <w:link w:val="7"/>
@@ -15890,7 +16509,7 @@
       <w:color w:val="254061" w:themeColor="accent1" w:themeShade="80"/>
     </w:rPr>
   </w:style>
-  <w:style w:type="character" w:customStyle="1" w:styleId="152">
+  <w:style w:type="character" w:customStyle="1" w:styleId="153">
     <w:name w:val="Heading 6 Char"/>
     <w:basedOn w:val="132"/>
     <w:link w:val="8"/>
@@ -15904,7 +16523,7 @@
       <w:color w:val="254061" w:themeColor="accent1" w:themeShade="80"/>
     </w:rPr>
   </w:style>
-  <w:style w:type="character" w:customStyle="1" w:styleId="153">
+  <w:style w:type="character" w:customStyle="1" w:styleId="154">
     <w:name w:val="Heading 7 Char"/>
     <w:basedOn w:val="132"/>
     <w:link w:val="9"/>
@@ -15926,7 +16545,7 @@
       </w14:textFill>
     </w:rPr>
   </w:style>
-  <w:style w:type="character" w:customStyle="1" w:styleId="154">
+  <w:style w:type="character" w:customStyle="1" w:styleId="155">
     <w:name w:val="Heading 8 Char"/>
     <w:basedOn w:val="132"/>
     <w:link w:val="10"/>
@@ -15945,7 +16564,7 @@
       </w14:textFill>
     </w:rPr>
   </w:style>
-  <w:style w:type="character" w:customStyle="1" w:styleId="155">
+  <w:style w:type="character" w:customStyle="1" w:styleId="156">
     <w:name w:val="Heading 9 Char"/>
     <w:basedOn w:val="132"/>
     <w:link w:val="11"/>
@@ -15969,11 +16588,11 @@
       </w14:textFill>
     </w:rPr>
   </w:style>
-  <w:style w:type="paragraph" w:styleId="156">
+  <w:style w:type="paragraph" w:styleId="157">
     <w:name w:val="Intense Quote"/>
     <w:basedOn w:val="1"/>
     <w:next w:val="1"/>
-    <w:link w:val="157"/>
+    <w:link w:val="158"/>
     <w:qFormat/>
     <w:uiPriority w:val="30"/>
     <w:pPr>
@@ -15996,10 +16615,10 @@
       </w14:textFill>
     </w:rPr>
   </w:style>
-  <w:style w:type="character" w:customStyle="1" w:styleId="157">
+  <w:style w:type="character" w:customStyle="1" w:styleId="158">
     <w:name w:val="Intense Quote Char"/>
     <w:basedOn w:val="132"/>
-    <w:link w:val="156"/>
+    <w:link w:val="157"/>
     <w:qFormat/>
     <w:uiPriority w:val="30"/>
     <w:rPr>
@@ -16015,7 +16634,7 @@
       </w14:textFill>
     </w:rPr>
   </w:style>
-  <w:style w:type="character" w:customStyle="1" w:styleId="158">
+  <w:style w:type="character" w:customStyle="1" w:styleId="159">
     <w:name w:val="Subtle Emphasis"/>
     <w:basedOn w:val="132"/>
     <w:qFormat/>
@@ -16034,7 +16653,7 @@
       </w14:textFill>
     </w:rPr>
   </w:style>
-  <w:style w:type="character" w:customStyle="1" w:styleId="159">
+  <w:style w:type="character" w:customStyle="1" w:styleId="160">
     <w:name w:val="Intense Emphasis"/>
     <w:basedOn w:val="132"/>
     <w:qFormat/>
@@ -16052,7 +16671,7 @@
       </w14:textFill>
     </w:rPr>
   </w:style>
-  <w:style w:type="character" w:customStyle="1" w:styleId="160">
+  <w:style w:type="character" w:customStyle="1" w:styleId="161">
     <w:name w:val="Subtle Reference"/>
     <w:basedOn w:val="132"/>
     <w:qFormat/>
@@ -16068,7 +16687,7 @@
       </w14:textFill>
     </w:rPr>
   </w:style>
-  <w:style w:type="character" w:customStyle="1" w:styleId="161">
+  <w:style w:type="character" w:customStyle="1" w:styleId="162">
     <w:name w:val="Intense Reference"/>
     <w:basedOn w:val="132"/>
     <w:qFormat/>
@@ -16087,7 +16706,7 @@
       </w14:textFill>
     </w:rPr>
   </w:style>
-  <w:style w:type="character" w:customStyle="1" w:styleId="162">
+  <w:style w:type="character" w:customStyle="1" w:styleId="163">
     <w:name w:val="Book Title"/>
     <w:basedOn w:val="132"/>
     <w:qFormat/>
@@ -16099,7 +16718,7 @@
       <w:spacing w:val="5"/>
     </w:rPr>
   </w:style>
-  <w:style w:type="paragraph" w:customStyle="1" w:styleId="163">
+  <w:style w:type="paragraph" w:customStyle="1" w:styleId="164">
     <w:name w:val="TOC Heading"/>
     <w:basedOn w:val="3"/>
     <w:next w:val="1"/>
